--- a/equation_v2.docx
+++ b/equation_v2.docx
@@ -2439,14 +2439,7 @@
                       <w:rFonts w:ascii="Cambria Math" w:eastAsia="Calibri" w:hAnsi="Cambria Math" w:cs="Times New Roman"/>
                       <w:color w:val="0070C0"/>
                     </w:rPr>
-                    <m:t>I</m:t>
-                  </m:r>
-                  <m:r>
-                    <w:rPr>
-                      <w:rFonts w:ascii="Cambria Math" w:eastAsia="Calibri" w:hAnsi="Cambria Math" w:cs="Times New Roman"/>
-                      <w:color w:val="0070C0"/>
-                    </w:rPr>
-                    <m:t>tot</m:t>
+                    <m:t>Itot</m:t>
                   </m:r>
                 </m:sub>
               </m:sSub>
@@ -3328,13 +3321,7 @@
                               <w:rPr>
                                 <w:rFonts w:ascii="Cambria Math" w:eastAsiaTheme="minorEastAsia" w:hAnsi="Cambria Math"/>
                               </w:rPr>
-                              <m:t>.</m:t>
-                            </m:r>
-                            <m:r>
-                              <w:rPr>
-                                <w:rFonts w:ascii="Cambria Math" w:eastAsiaTheme="minorEastAsia" w:hAnsi="Cambria Math"/>
-                              </w:rPr>
-                              <m:t>(</m:t>
+                              <m:t>.(</m:t>
                             </m:r>
                             <m:sSub>
                               <m:sSubPr>
@@ -6255,19 +6242,7 @@
                               <w:rPr>
                                 <w:rFonts w:ascii="Cambria Math" w:eastAsiaTheme="minorEastAsia" w:hAnsi="Cambria Math"/>
                               </w:rPr>
-                              <m:t xml:space="preserve"> </m:t>
-                            </m:r>
-                            <m:r>
-                              <w:rPr>
-                                <w:rFonts w:ascii="Cambria Math" w:eastAsiaTheme="minorEastAsia" w:hAnsi="Cambria Math"/>
-                              </w:rPr>
-                              <m:t>-</m:t>
-                            </m:r>
-                            <m:r>
-                              <w:rPr>
-                                <w:rFonts w:ascii="Cambria Math" w:eastAsiaTheme="minorEastAsia" w:hAnsi="Cambria Math"/>
-                              </w:rPr>
-                              <m:t xml:space="preserve"> </m:t>
+                              <m:t xml:space="preserve"> - </m:t>
                             </m:r>
                             <m:r>
                               <w:rPr>
@@ -6451,17 +6426,11 @@
             </w:r>
             <w:proofErr w:type="spellStart"/>
             <w:r>
-              <w:t>m,o,t</w:t>
-            </w:r>
-            <w:r>
-              <w:t>,s</w:t>
+              <w:t>m,o,t,s</w:t>
             </w:r>
             <w:proofErr w:type="spellEnd"/>
             <w:r>
-              <w:t>) : Qté de déchets de m d’origine o envoyé vers t</w:t>
-            </w:r>
-            <w:r>
-              <w:t xml:space="preserve"> installé dans s</w:t>
+              <w:t>) : Qté de déchets de m d’origine o envoyé vers t installé dans s</w:t>
             </w:r>
           </w:p>
           <w:p>
@@ -6482,10 +6451,7 @@
             </w:r>
             <w:proofErr w:type="spellStart"/>
             <w:r>
-              <w:t>t</w:t>
-            </w:r>
-            <w:r>
-              <w:t>,s</w:t>
+              <w:t>t,s</w:t>
             </w:r>
             <w:proofErr w:type="spellEnd"/>
             <w:r>
@@ -7766,21 +7732,7 @@
               <w:rPr>
                 <w:rFonts w:ascii="Calibri" w:eastAsia="Calibri" w:hAnsi="Calibri" w:cs="Times New Roman"/>
               </w:rPr>
-              <w:t>: impact de l’utilisation du produit c</w:t>
-            </w:r>
-            <w:proofErr w:type="spellStart"/>
-            <w:r>
-              <w:rPr>
-                <w:rFonts w:ascii="Calibri" w:eastAsia="Calibri" w:hAnsi="Calibri" w:cs="Times New Roman"/>
-              </w:rPr>
-              <w:t>onventionnel</w:t>
-            </w:r>
-            <w:proofErr w:type="spellEnd"/>
-            <w:r>
-              <w:rPr>
-                <w:rFonts w:ascii="Calibri" w:eastAsia="Calibri" w:hAnsi="Calibri" w:cs="Times New Roman"/>
-              </w:rPr>
-              <w:t xml:space="preserve"> (ex : kgCO2eq/kg, kgCO2es/kWh)</w:t>
+              <w:t>: impact de l’utilisation du produit conventionnel (ex : kgCO2eq/kg, kgCO2es/kWh)</w:t>
             </w:r>
           </w:p>
           <w:p>
@@ -8950,14 +8902,7 @@
                             <w:rFonts w:ascii="Cambria Math" w:eastAsia="Calibri" w:hAnsi="Cambria Math" w:cs="Times New Roman"/>
                             <w:color w:val="0070C0"/>
                           </w:rPr>
-                          <m:t>M,T</m:t>
-                        </m:r>
-                        <m:r>
-                          <w:rPr>
-                            <w:rFonts w:ascii="Cambria Math" w:eastAsia="Calibri" w:hAnsi="Cambria Math" w:cs="Times New Roman"/>
-                            <w:color w:val="0070C0"/>
-                          </w:rPr>
-                          <m:t>,s</m:t>
+                          <m:t>M,T,s</m:t>
                         </m:r>
                       </m:e>
                     </m:d>
@@ -10187,6 +10132,12 @@
                                   </w:rPr>
                                   <m:t>m,o,t</m:t>
                                 </m:r>
+                                <m:r>
+                                  <w:rPr>
+                                    <w:rFonts w:ascii="Cambria Math" w:eastAsiaTheme="minorEastAsia" w:hAnsi="Cambria Math"/>
+                                  </w:rPr>
+                                  <m:t>,s</m:t>
+                                </m:r>
                               </m:e>
                             </m:d>
                             <m:r>
@@ -10225,19 +10176,7 @@
                               <w:rPr>
                                 <w:rFonts w:ascii="Cambria Math" w:eastAsiaTheme="minorEastAsia" w:hAnsi="Cambria Math"/>
                               </w:rPr>
-                              <m:t xml:space="preserve"> </m:t>
-                            </m:r>
-                            <m:r>
-                              <w:rPr>
-                                <w:rFonts w:ascii="Cambria Math" w:eastAsiaTheme="minorEastAsia" w:hAnsi="Cambria Math"/>
-                              </w:rPr>
-                              <m:t>-</m:t>
-                            </m:r>
-                            <m:r>
-                              <w:rPr>
-                                <w:rFonts w:ascii="Cambria Math" w:eastAsiaTheme="minorEastAsia" w:hAnsi="Cambria Math"/>
-                              </w:rPr>
-                              <m:t xml:space="preserve"> </m:t>
+                              <m:t xml:space="preserve"> - </m:t>
                             </m:r>
                             <m:r>
                               <w:rPr>
@@ -11831,21 +11770,7 @@
               <w:rPr>
                 <w:rFonts w:ascii="Calibri" w:eastAsia="Calibri" w:hAnsi="Calibri" w:cs="Times New Roman"/>
               </w:rPr>
-              <w:t>: impact de l’utilisation du produit c</w:t>
-            </w:r>
-            <w:proofErr w:type="spellStart"/>
-            <w:r>
-              <w:rPr>
-                <w:rFonts w:ascii="Calibri" w:eastAsia="Calibri" w:hAnsi="Calibri" w:cs="Times New Roman"/>
-              </w:rPr>
-              <w:t>onventionnel</w:t>
-            </w:r>
-            <w:proofErr w:type="spellEnd"/>
-            <w:r>
-              <w:rPr>
-                <w:rFonts w:ascii="Calibri" w:eastAsia="Calibri" w:hAnsi="Calibri" w:cs="Times New Roman"/>
-              </w:rPr>
-              <w:t xml:space="preserve"> (ex : kgCO2eq/kg, kgCO2es/kWh)</w:t>
+              <w:t>: impact de l’utilisation du produit conventionnel (ex : kgCO2eq/kg, kgCO2es/kWh)</w:t>
             </w:r>
           </w:p>
           <w:p>
@@ -14494,6 +14419,12 @@
                                     <w:rFonts w:ascii="Cambria Math" w:eastAsiaTheme="minorEastAsia" w:hAnsi="Cambria Math"/>
                                   </w:rPr>
                                   <m:t>m,o,t</m:t>
+                                </m:r>
+                                <m:r>
+                                  <w:rPr>
+                                    <w:rFonts w:ascii="Cambria Math" w:eastAsiaTheme="minorEastAsia" w:hAnsi="Cambria Math"/>
+                                  </w:rPr>
+                                  <m:t>,s</m:t>
                                 </m:r>
                               </m:e>
                             </m:d>
@@ -15008,6 +14939,7 @@
                 <w:numId w:val="3"/>
               </w:numPr>
             </w:pPr>
+            <w:bookmarkStart w:id="0" w:name="_Hlk215490216"/>
             <w:proofErr w:type="gramStart"/>
             <w:r>
               <w:t>x</w:t>
@@ -16381,21 +16313,7 @@
               <w:rPr>
                 <w:rFonts w:ascii="Calibri" w:eastAsia="Calibri" w:hAnsi="Calibri" w:cs="Times New Roman"/>
               </w:rPr>
-              <w:t>: impact de l’utilisation du produit c</w:t>
-            </w:r>
-            <w:proofErr w:type="spellStart"/>
-            <w:r>
-              <w:rPr>
-                <w:rFonts w:ascii="Calibri" w:eastAsia="Calibri" w:hAnsi="Calibri" w:cs="Times New Roman"/>
-              </w:rPr>
-              <w:t>onventionnel</w:t>
-            </w:r>
-            <w:proofErr w:type="spellEnd"/>
-            <w:r>
-              <w:rPr>
-                <w:rFonts w:ascii="Calibri" w:eastAsia="Calibri" w:hAnsi="Calibri" w:cs="Times New Roman"/>
-              </w:rPr>
-              <w:t xml:space="preserve"> (ex : kgCO2eq/kg, kgCO2es/kWh)</w:t>
+              <w:t>: impact de l’utilisation du produit conventionnel (ex : kgCO2eq/kg, kgCO2es/kWh)</w:t>
             </w:r>
           </w:p>
           <w:p>
@@ -17282,7 +17200,32 @@
                 <w:rFonts w:ascii="Calibri" w:eastAsia="Calibri" w:hAnsi="Calibri" w:cs="Times New Roman"/>
                 <w:iCs/>
               </w:rPr>
-              <w:t>Pour t, m, si t : centralisé</w:t>
+              <w:t xml:space="preserve">Pour t, </w:t>
+            </w:r>
+            <w:proofErr w:type="spellStart"/>
+            <w:proofErr w:type="gramStart"/>
+            <w:r>
+              <w:rPr>
+                <w:rFonts w:ascii="Calibri" w:eastAsia="Calibri" w:hAnsi="Calibri" w:cs="Times New Roman"/>
+                <w:iCs/>
+              </w:rPr>
+              <w:t>m,</w:t>
+            </w:r>
+            <w:r>
+              <w:rPr>
+                <w:rFonts w:ascii="Calibri" w:eastAsia="Calibri" w:hAnsi="Calibri" w:cs="Times New Roman"/>
+                <w:iCs/>
+              </w:rPr>
+              <w:t>s</w:t>
+            </w:r>
+            <w:proofErr w:type="spellEnd"/>
+            <w:proofErr w:type="gramEnd"/>
+            <w:r>
+              <w:rPr>
+                <w:rFonts w:ascii="Calibri" w:eastAsia="Calibri" w:hAnsi="Calibri" w:cs="Times New Roman"/>
+                <w:iCs/>
+              </w:rPr>
+              <w:t xml:space="preserve"> si t : centralisé</w:t>
             </w:r>
           </w:p>
           <w:p>
@@ -19690,14 +19633,5681 @@
               </w:rPr>
             </w:pPr>
           </w:p>
-          <w:p>
-            <w:bookmarkStart w:id="0" w:name="_GoBack"/>
-            <w:bookmarkEnd w:id="0"/>
+          <w:p/>
+        </w:tc>
+      </w:tr>
+      <w:bookmarkEnd w:id="0"/>
+      <w:tr>
+        <w:tc>
+          <w:tcPr>
+            <w:tcW w:w="14879" w:type="dxa"/>
+            <w:gridSpan w:val="4"/>
+          </w:tcPr>
+          <w:p>
+            <w:r>
+              <w:t>V8 : ajout de la distance de collecte</w:t>
+            </w:r>
+          </w:p>
+        </w:tc>
+      </w:tr>
+      <w:tr>
+        <w:tc>
+          <w:tcPr>
+            <w:tcW w:w="1952" w:type="dxa"/>
+          </w:tcPr>
+          <w:p>
+            <w:pPr>
+              <w:pStyle w:val="Paragraphedeliste"/>
+              <w:numPr>
+                <w:ilvl w:val="0"/>
+                <w:numId w:val="3"/>
+              </w:numPr>
+            </w:pPr>
+            <w:proofErr w:type="gramStart"/>
+            <w:r>
+              <w:t>x</w:t>
+            </w:r>
+            <w:proofErr w:type="gramEnd"/>
+            <w:r>
+              <w:t>(</w:t>
+            </w:r>
+            <w:proofErr w:type="spellStart"/>
+            <w:r>
+              <w:t>m,o,t,s</w:t>
+            </w:r>
+            <w:proofErr w:type="spellEnd"/>
+            <w:r>
+              <w:t>) : Qté de déchets de m d’origine o envoyé vers t installé dans s</w:t>
+            </w:r>
+          </w:p>
+          <w:p>
+            <w:pPr>
+              <w:pStyle w:val="Paragraphedeliste"/>
+              <w:numPr>
+                <w:ilvl w:val="0"/>
+                <w:numId w:val="3"/>
+              </w:numPr>
+            </w:pPr>
+            <w:proofErr w:type="gramStart"/>
+            <w:r>
+              <w:t>y</w:t>
+            </w:r>
+            <w:proofErr w:type="gramEnd"/>
+            <w:r>
+              <w:t>(</w:t>
+            </w:r>
+            <w:proofErr w:type="spellStart"/>
+            <w:r>
+              <w:t>t,s</w:t>
+            </w:r>
+            <w:proofErr w:type="spellEnd"/>
+            <w:r>
+              <w:t xml:space="preserve">) : activation ou non de la technologie </w:t>
+            </w:r>
+            <w:proofErr w:type="spellStart"/>
+            <w:r>
+              <w:t>t</w:t>
+            </w:r>
+            <w:proofErr w:type="spellEnd"/>
+          </w:p>
+          <w:p>
+            <w:pPr>
+              <w:pStyle w:val="Paragraphedeliste"/>
+              <w:numPr>
+                <w:ilvl w:val="0"/>
+                <w:numId w:val="3"/>
+              </w:numPr>
+            </w:pPr>
+            <w:proofErr w:type="gramStart"/>
+            <w:r>
+              <w:t>z</w:t>
+            </w:r>
+            <w:proofErr w:type="gramEnd"/>
+            <w:r>
+              <w:t>(</w:t>
+            </w:r>
+            <w:proofErr w:type="spellStart"/>
+            <w:r>
+              <w:t>t,cp,S,mark</w:t>
+            </w:r>
+            <w:proofErr w:type="spellEnd"/>
+            <w:r>
+              <w:t xml:space="preserve">) : Qté de </w:t>
+            </w:r>
+            <w:proofErr w:type="spellStart"/>
+            <w:r>
+              <w:t>cp</w:t>
+            </w:r>
+            <w:proofErr w:type="spellEnd"/>
+            <w:r>
+              <w:t xml:space="preserve"> issu de t installé dans S envoyé vers mark</w:t>
+            </w:r>
+          </w:p>
+        </w:tc>
+        <w:tc>
+          <w:tcPr>
+            <w:tcW w:w="3855" w:type="dxa"/>
+          </w:tcPr>
+          <w:p>
+            <w:pPr>
+              <w:pStyle w:val="Paragraphedeliste"/>
+              <w:numPr>
+                <w:ilvl w:val="0"/>
+                <w:numId w:val="2"/>
+              </w:numPr>
+              <w:rPr>
+                <w:rFonts w:eastAsiaTheme="minorEastAsia"/>
+              </w:rPr>
+            </w:pPr>
+            <m:oMath>
+              <m:r>
+                <w:rPr>
+                  <w:rFonts w:ascii="Cambria Math" w:hAnsi="Cambria Math"/>
+                </w:rPr>
+                <m:t>m∈mun=</m:t>
+              </m:r>
+            </m:oMath>
+            <w:r>
+              <w:rPr>
+                <w:rFonts w:eastAsiaTheme="minorEastAsia"/>
+              </w:rPr>
+              <w:t>{</w:t>
+            </w:r>
+            <w:proofErr w:type="gramStart"/>
+            <w:r>
+              <w:rPr>
+                <w:rFonts w:eastAsiaTheme="minorEastAsia"/>
+              </w:rPr>
+              <w:t>municipalités</w:t>
+            </w:r>
+            <w:proofErr w:type="gramEnd"/>
+            <w:r>
+              <w:rPr>
+                <w:rFonts w:eastAsiaTheme="minorEastAsia"/>
+              </w:rPr>
+              <w:t xml:space="preserve"> du territoire}</w:t>
+            </w:r>
+          </w:p>
+          <w:p>
+            <w:pPr>
+              <w:pStyle w:val="Paragraphedeliste"/>
+              <w:numPr>
+                <w:ilvl w:val="0"/>
+                <w:numId w:val="2"/>
+              </w:numPr>
+              <w:rPr>
+                <w:rFonts w:eastAsiaTheme="minorEastAsia"/>
+              </w:rPr>
+            </w:pPr>
+            <m:oMath>
+              <m:r>
+                <w:rPr>
+                  <w:rFonts w:ascii="Cambria Math" w:hAnsi="Cambria Math"/>
+                </w:rPr>
+                <m:t xml:space="preserve">t∈tech={ technologies </m:t>
+              </m:r>
+              <m:r>
+                <w:rPr>
+                  <w:rFonts w:ascii="Cambria Math" w:eastAsiaTheme="minorEastAsia" w:hAnsi="Cambria Math"/>
+                </w:rPr>
+                <m:t>}</m:t>
+              </m:r>
+            </m:oMath>
+          </w:p>
+          <w:p>
+            <w:pPr>
+              <w:pStyle w:val="Paragraphedeliste"/>
+              <w:numPr>
+                <w:ilvl w:val="0"/>
+                <w:numId w:val="2"/>
+              </w:numPr>
+              <w:rPr>
+                <w:rFonts w:eastAsiaTheme="minorEastAsia"/>
+                <w:lang w:val="en-GB"/>
+              </w:rPr>
+            </w:pPr>
+            <m:oMath>
+              <m:r>
+                <w:rPr>
+                  <w:rFonts w:ascii="Cambria Math" w:hAnsi="Cambria Math"/>
+                </w:rPr>
+                <m:t>o</m:t>
+              </m:r>
+              <m:r>
+                <w:rPr>
+                  <w:rFonts w:ascii="Cambria Math" w:hAnsi="Cambria Math"/>
+                  <w:lang w:val="en-GB"/>
+                </w:rPr>
+                <m:t>∈</m:t>
+              </m:r>
+              <m:r>
+                <w:rPr>
+                  <w:rFonts w:ascii="Cambria Math" w:hAnsi="Cambria Math"/>
+                </w:rPr>
+                <m:t>origin</m:t>
+              </m:r>
+              <m:r>
+                <w:rPr>
+                  <w:rFonts w:ascii="Cambria Math" w:hAnsi="Cambria Math"/>
+                  <w:lang w:val="en-GB"/>
+                </w:rPr>
+                <m:t>=</m:t>
+              </m:r>
+              <m:r>
+                <w:rPr>
+                  <w:rFonts w:ascii="Cambria Math" w:eastAsiaTheme="minorEastAsia" w:hAnsi="Cambria Math"/>
+                  <w:lang w:val="en-GB"/>
+                </w:rPr>
+                <m:t>{home, build}</m:t>
+              </m:r>
+            </m:oMath>
+            <w:r>
+              <w:rPr>
+                <w:rFonts w:eastAsiaTheme="minorEastAsia"/>
+                <w:lang w:val="en-GB"/>
+              </w:rPr>
+              <w:t xml:space="preserve"> </w:t>
+            </w:r>
+          </w:p>
+          <w:p>
+            <w:pPr>
+              <w:pStyle w:val="Paragraphedeliste"/>
+              <w:numPr>
+                <w:ilvl w:val="0"/>
+                <w:numId w:val="2"/>
+              </w:numPr>
+              <w:rPr>
+                <w:rFonts w:eastAsiaTheme="minorEastAsia"/>
+              </w:rPr>
+            </w:pPr>
+            <m:oMath>
+              <m:sSub>
+                <m:sSubPr>
+                  <m:ctrlPr>
+                    <w:rPr>
+                      <w:rFonts w:ascii="Cambria Math" w:eastAsiaTheme="minorEastAsia" w:hAnsi="Cambria Math"/>
+                      <w:i/>
+                    </w:rPr>
+                  </m:ctrlPr>
+                </m:sSubPr>
+                <m:e>
+                  <m:r>
+                    <w:rPr>
+                      <w:rFonts w:ascii="Cambria Math" w:eastAsiaTheme="minorEastAsia" w:hAnsi="Cambria Math"/>
+                    </w:rPr>
+                    <m:t>M</m:t>
+                  </m:r>
+                </m:e>
+                <m:sub>
+                  <m:r>
+                    <w:rPr>
+                      <w:rFonts w:ascii="Cambria Math" w:eastAsiaTheme="minorEastAsia" w:hAnsi="Cambria Math"/>
+                    </w:rPr>
+                    <m:t>o,m</m:t>
+                  </m:r>
+                </m:sub>
+              </m:sSub>
+              <m:r>
+                <w:rPr>
+                  <w:rFonts w:ascii="Cambria Math" w:eastAsiaTheme="minorEastAsia" w:hAnsi="Cambria Math"/>
+                </w:rPr>
+                <m:t>:</m:t>
+              </m:r>
+            </m:oMath>
+            <w:r>
+              <w:rPr>
+                <w:rFonts w:eastAsiaTheme="minorEastAsia"/>
+              </w:rPr>
+              <w:t xml:space="preserve"> </w:t>
+            </w:r>
+            <w:proofErr w:type="gramStart"/>
+            <w:r>
+              <w:rPr>
+                <w:rFonts w:eastAsiaTheme="minorEastAsia"/>
+              </w:rPr>
+              <w:t>masse</w:t>
+            </w:r>
+            <w:proofErr w:type="gramEnd"/>
+            <w:r>
+              <w:rPr>
+                <w:rFonts w:eastAsiaTheme="minorEastAsia"/>
+              </w:rPr>
+              <w:t xml:space="preserve"> de déchets de m d’origine o (kg) </w:t>
+            </w:r>
+          </w:p>
+          <w:p>
+            <w:pPr>
+              <w:pStyle w:val="Paragraphedeliste"/>
+              <w:numPr>
+                <w:ilvl w:val="0"/>
+                <w:numId w:val="2"/>
+              </w:numPr>
+              <w:rPr>
+                <w:rFonts w:eastAsiaTheme="minorEastAsia"/>
+                <w:lang w:val="en-GB"/>
+              </w:rPr>
+            </w:pPr>
+            <m:oMath>
+              <m:sSub>
+                <m:sSubPr>
+                  <m:ctrlPr>
+                    <w:rPr>
+                      <w:rFonts w:ascii="Cambria Math" w:eastAsiaTheme="minorEastAsia" w:hAnsi="Cambria Math"/>
+                      <w:i/>
+                    </w:rPr>
+                  </m:ctrlPr>
+                </m:sSubPr>
+                <m:e>
+                  <m:r>
+                    <w:rPr>
+                      <w:rFonts w:ascii="Cambria Math" w:eastAsiaTheme="minorEastAsia" w:hAnsi="Cambria Math"/>
+                      <w:lang w:val="en-GB"/>
+                    </w:rPr>
+                    <m:t>I</m:t>
+                  </m:r>
+                </m:e>
+                <m:sub>
+                  <m:r>
+                    <w:rPr>
+                      <w:rFonts w:ascii="Cambria Math" w:eastAsiaTheme="minorEastAsia" w:hAnsi="Cambria Math"/>
+                    </w:rPr>
+                    <m:t>t</m:t>
+                  </m:r>
+                </m:sub>
+              </m:sSub>
+              <m:r>
+                <w:rPr>
+                  <w:rFonts w:ascii="Cambria Math" w:eastAsiaTheme="minorEastAsia" w:hAnsi="Cambria Math"/>
+                  <w:lang w:val="en-GB"/>
+                </w:rPr>
+                <m:t>:</m:t>
+              </m:r>
+              <m:r>
+                <w:rPr>
+                  <w:rFonts w:ascii="Cambria Math" w:eastAsiaTheme="minorEastAsia" w:hAnsi="Cambria Math"/>
+                </w:rPr>
+                <m:t>impact</m:t>
+              </m:r>
+              <m:r>
+                <w:rPr>
+                  <w:rFonts w:ascii="Cambria Math" w:eastAsiaTheme="minorEastAsia" w:hAnsi="Cambria Math"/>
+                  <w:lang w:val="en-GB"/>
+                </w:rPr>
+                <m:t xml:space="preserve"> </m:t>
+              </m:r>
+              <m:r>
+                <w:rPr>
+                  <w:rFonts w:ascii="Cambria Math" w:eastAsiaTheme="minorEastAsia" w:hAnsi="Cambria Math"/>
+                </w:rPr>
+                <m:t>de</m:t>
+              </m:r>
+              <m:r>
+                <w:rPr>
+                  <w:rFonts w:ascii="Cambria Math" w:eastAsiaTheme="minorEastAsia" w:hAnsi="Cambria Math"/>
+                  <w:lang w:val="en-GB"/>
+                </w:rPr>
+                <m:t xml:space="preserve"> </m:t>
+              </m:r>
+              <m:r>
+                <w:rPr>
+                  <w:rFonts w:ascii="Cambria Math" w:eastAsiaTheme="minorEastAsia" w:hAnsi="Cambria Math"/>
+                </w:rPr>
+                <m:t>t</m:t>
+              </m:r>
+              <m:r>
+                <w:rPr>
+                  <w:rFonts w:ascii="Cambria Math" w:eastAsiaTheme="minorEastAsia" w:hAnsi="Cambria Math"/>
+                  <w:lang w:val="en-GB"/>
+                </w:rPr>
+                <m:t xml:space="preserve"> </m:t>
+              </m:r>
+            </m:oMath>
+            <w:r>
+              <w:rPr>
+                <w:rFonts w:eastAsiaTheme="minorEastAsia"/>
+                <w:lang w:val="en-GB"/>
+              </w:rPr>
+              <w:t xml:space="preserve"> (kgCO2eq/kg)</w:t>
+            </w:r>
+          </w:p>
+          <w:p>
+            <w:pPr>
+              <w:pStyle w:val="Paragraphedeliste"/>
+              <w:numPr>
+                <w:ilvl w:val="0"/>
+                <w:numId w:val="2"/>
+              </w:numPr>
+              <w:rPr>
+                <w:rFonts w:ascii="Calibri" w:eastAsia="Calibri" w:hAnsi="Calibri" w:cs="Times New Roman"/>
+                <w:iCs/>
+              </w:rPr>
+            </w:pPr>
+            <w:proofErr w:type="spellStart"/>
+            <w:proofErr w:type="gramStart"/>
+            <w:r>
+              <w:rPr>
+                <w:rFonts w:ascii="Calibri" w:eastAsia="Calibri" w:hAnsi="Calibri" w:cs="Times New Roman"/>
+                <w:iCs/>
+              </w:rPr>
+              <w:t>ub</w:t>
+            </w:r>
+            <w:proofErr w:type="spellEnd"/>
+            <w:proofErr w:type="gramEnd"/>
+            <w:r>
+              <w:rPr>
+                <w:rFonts w:ascii="Calibri" w:eastAsia="Calibri" w:hAnsi="Calibri" w:cs="Times New Roman"/>
+                <w:iCs/>
+              </w:rPr>
+              <w:t>(t) = capacité maximale de t (kg)</w:t>
+            </w:r>
+          </w:p>
+          <w:p>
+            <w:pPr>
+              <w:pStyle w:val="Paragraphedeliste"/>
+              <w:numPr>
+                <w:ilvl w:val="0"/>
+                <w:numId w:val="2"/>
+              </w:numPr>
+              <w:rPr>
+                <w:rFonts w:ascii="Calibri" w:eastAsia="Calibri" w:hAnsi="Calibri" w:cs="Times New Roman"/>
+                <w:iCs/>
+              </w:rPr>
+            </w:pPr>
+            <w:proofErr w:type="gramStart"/>
+            <w:r>
+              <w:rPr>
+                <w:rFonts w:ascii="Calibri" w:eastAsia="Calibri" w:hAnsi="Calibri" w:cs="Times New Roman"/>
+                <w:iCs/>
+              </w:rPr>
+              <w:t>lb</w:t>
+            </w:r>
+            <w:proofErr w:type="gramEnd"/>
+            <w:r>
+              <w:rPr>
+                <w:rFonts w:ascii="Calibri" w:eastAsia="Calibri" w:hAnsi="Calibri" w:cs="Times New Roman"/>
+                <w:iCs/>
+              </w:rPr>
+              <w:t>(t) = capacité minimale de t (kg)</w:t>
+            </w:r>
+          </w:p>
+          <w:p>
+            <w:pPr>
+              <w:pStyle w:val="Paragraphedeliste"/>
+              <w:numPr>
+                <w:ilvl w:val="0"/>
+                <w:numId w:val="2"/>
+              </w:numPr>
+              <w:rPr>
+                <w:rFonts w:eastAsiaTheme="minorEastAsia"/>
+              </w:rPr>
+            </w:pPr>
+            <m:oMath>
+              <m:r>
+                <w:rPr>
+                  <w:rFonts w:ascii="Cambria Math" w:hAnsi="Cambria Math"/>
+                </w:rPr>
+                <m:t>cp∈CP=</m:t>
+              </m:r>
+            </m:oMath>
+            <w:r>
+              <w:rPr>
+                <w:rFonts w:eastAsiaTheme="minorEastAsia"/>
+              </w:rPr>
+              <w:t>{</w:t>
+            </w:r>
+            <w:proofErr w:type="gramStart"/>
+            <w:r>
+              <w:rPr>
+                <w:rFonts w:eastAsiaTheme="minorEastAsia"/>
+              </w:rPr>
+              <w:t>coproduits</w:t>
+            </w:r>
+            <w:proofErr w:type="gramEnd"/>
+            <w:r>
+              <w:rPr>
+                <w:rFonts w:eastAsiaTheme="minorEastAsia"/>
+              </w:rPr>
+              <w:t>}</w:t>
+            </w:r>
+          </w:p>
+          <w:p>
+            <w:pPr>
+              <w:pStyle w:val="Paragraphedeliste"/>
+              <w:numPr>
+                <w:ilvl w:val="0"/>
+                <w:numId w:val="2"/>
+              </w:numPr>
+              <w:rPr>
+                <w:rFonts w:eastAsiaTheme="minorEastAsia"/>
+              </w:rPr>
+            </w:pPr>
+            <m:oMath>
+              <m:r>
+                <w:rPr>
+                  <w:rFonts w:ascii="Cambria Math" w:hAnsi="Cambria Math"/>
+                </w:rPr>
+                <m:t>conv_p∈CONV_P=</m:t>
+              </m:r>
+            </m:oMath>
+            <w:r>
+              <w:rPr>
+                <w:rFonts w:eastAsiaTheme="minorEastAsia"/>
+              </w:rPr>
+              <w:t>{</w:t>
+            </w:r>
+            <w:proofErr w:type="gramStart"/>
+            <w:r>
+              <w:rPr>
+                <w:rFonts w:eastAsiaTheme="minorEastAsia"/>
+              </w:rPr>
+              <w:t>produits</w:t>
+            </w:r>
+            <w:proofErr w:type="gramEnd"/>
+            <w:r>
+              <w:rPr>
+                <w:rFonts w:eastAsiaTheme="minorEastAsia"/>
+              </w:rPr>
+              <w:t xml:space="preserve"> conventionnels}</w:t>
+            </w:r>
+          </w:p>
+          <w:p>
+            <w:pPr>
+              <w:pStyle w:val="Paragraphedeliste"/>
+              <w:numPr>
+                <w:ilvl w:val="0"/>
+                <w:numId w:val="5"/>
+              </w:numPr>
+              <w:rPr>
+                <w:rFonts w:ascii="Calibri" w:eastAsia="Calibri" w:hAnsi="Calibri" w:cs="Times New Roman"/>
+                <w:iCs/>
+              </w:rPr>
+            </w:pPr>
+            <m:oMath>
+              <m:sSub>
+                <m:sSubPr>
+                  <m:ctrlPr>
+                    <w:rPr>
+                      <w:rFonts w:ascii="Cambria Math" w:eastAsia="Calibri" w:hAnsi="Cambria Math" w:cs="Times New Roman"/>
+                      <w:i/>
+                      <w:iCs/>
+                    </w:rPr>
+                  </m:ctrlPr>
+                </m:sSubPr>
+                <m:e>
+                  <m:r>
+                    <w:rPr>
+                      <w:rFonts w:ascii="Cambria Math" w:eastAsia="Calibri" w:hAnsi="Cambria Math" w:cs="Times New Roman"/>
+                    </w:rPr>
+                    <m:t>y</m:t>
+                  </m:r>
+                </m:e>
+                <m:sub>
+                  <m:r>
+                    <w:rPr>
+                      <w:rFonts w:ascii="Cambria Math" w:eastAsia="Calibri" w:hAnsi="Cambria Math" w:cs="Times New Roman"/>
+                    </w:rPr>
+                    <m:t>cp,t</m:t>
+                  </m:r>
+                </m:sub>
+              </m:sSub>
+              <m:r>
+                <w:rPr>
+                  <w:rFonts w:ascii="Cambria Math" w:eastAsia="Calibri" w:hAnsi="Cambria Math" w:cs="Times New Roman"/>
+                </w:rPr>
+                <m:t> </m:t>
+              </m:r>
+            </m:oMath>
+            <w:r>
+              <w:rPr>
+                <w:rFonts w:ascii="Calibri" w:eastAsia="Calibri" w:hAnsi="Calibri" w:cs="Times New Roman"/>
+                <w:iCs/>
+              </w:rPr>
+              <w:t>: rendement en cp de t (kg de compost/t, kg de digestat/t, kWh/t)</w:t>
+            </w:r>
+          </w:p>
+          <w:p>
+            <w:pPr>
+              <w:pStyle w:val="Paragraphedeliste"/>
+              <w:numPr>
+                <w:ilvl w:val="0"/>
+                <w:numId w:val="5"/>
+              </w:numPr>
+              <w:rPr>
+                <w:rFonts w:ascii="Calibri" w:eastAsia="Calibri" w:hAnsi="Calibri" w:cs="Times New Roman"/>
+                <w:iCs/>
+              </w:rPr>
+            </w:pPr>
+            <m:oMath>
+              <m:sSub>
+                <m:sSubPr>
+                  <m:ctrlPr>
+                    <w:rPr>
+                      <w:rFonts w:ascii="Cambria Math" w:eastAsia="Calibri" w:hAnsi="Cambria Math" w:cs="Times New Roman"/>
+                      <w:i/>
+                      <w:iCs/>
+                    </w:rPr>
+                  </m:ctrlPr>
+                </m:sSubPr>
+                <m:e>
+                  <m:r>
+                    <w:rPr>
+                      <w:rFonts w:ascii="Cambria Math" w:eastAsia="Calibri" w:hAnsi="Cambria Math" w:cs="Times New Roman"/>
+                    </w:rPr>
+                    <m:t>γ</m:t>
+                  </m:r>
+                </m:e>
+                <m:sub>
+                  <m:r>
+                    <w:rPr>
+                      <w:rFonts w:ascii="Cambria Math" w:eastAsia="Calibri" w:hAnsi="Cambria Math" w:cs="Times New Roman"/>
+                    </w:rPr>
+                    <m:t>cp,conv_p</m:t>
+                  </m:r>
+                </m:sub>
+              </m:sSub>
+              <m:r>
+                <w:rPr>
+                  <w:rFonts w:ascii="Cambria Math" w:eastAsia="Calibri" w:hAnsi="Cambria Math" w:cs="Times New Roman"/>
+                </w:rPr>
+                <m:t> </m:t>
+              </m:r>
+            </m:oMath>
+            <w:r>
+              <w:rPr>
+                <w:rFonts w:ascii="Calibri" w:eastAsia="Calibri" w:hAnsi="Calibri" w:cs="Times New Roman"/>
+                <w:iCs/>
+              </w:rPr>
+              <w:t>: taux de substitution de conv_p par cp</w:t>
+            </w:r>
+          </w:p>
+          <w:p>
+            <w:pPr>
+              <w:pStyle w:val="Paragraphedeliste"/>
+              <w:numPr>
+                <w:ilvl w:val="0"/>
+                <w:numId w:val="5"/>
+              </w:numPr>
+              <w:rPr>
+                <w:rFonts w:ascii="Calibri" w:eastAsia="Calibri" w:hAnsi="Calibri" w:cs="Times New Roman"/>
+                <w:iCs/>
+              </w:rPr>
+            </w:pPr>
+            <m:oMath>
+              <m:sSub>
+                <m:sSubPr>
+                  <m:ctrlPr>
+                    <w:rPr>
+                      <w:rFonts w:ascii="Cambria Math" w:eastAsia="Calibri" w:hAnsi="Cambria Math" w:cs="Times New Roman"/>
+                      <w:i/>
+                      <w:iCs/>
+                    </w:rPr>
+                  </m:ctrlPr>
+                </m:sSubPr>
+                <m:e>
+                  <m:r>
+                    <w:rPr>
+                      <w:rFonts w:ascii="Cambria Math" w:eastAsia="Calibri" w:hAnsi="Cambria Math" w:cs="Times New Roman"/>
+                    </w:rPr>
+                    <m:t>I</m:t>
+                  </m:r>
+                </m:e>
+                <m:sub>
+                  <m:r>
+                    <w:rPr>
+                      <w:rFonts w:ascii="Cambria Math" w:eastAsia="Calibri" w:hAnsi="Cambria Math" w:cs="Times New Roman"/>
+                    </w:rPr>
+                    <m:t>conv_p</m:t>
+                  </m:r>
+                </m:sub>
+              </m:sSub>
+              <m:r>
+                <w:rPr>
+                  <w:rFonts w:ascii="Cambria Math" w:eastAsia="Calibri" w:hAnsi="Cambria Math" w:cs="Times New Roman"/>
+                </w:rPr>
+                <m:t> </m:t>
+              </m:r>
+            </m:oMath>
+            <w:r>
+              <w:rPr>
+                <w:rFonts w:ascii="Calibri" w:eastAsia="Calibri" w:hAnsi="Calibri" w:cs="Times New Roman"/>
+                <w:iCs/>
+              </w:rPr>
+              <w:t>: impact de la production du produit conventionnel conv_p</w:t>
+            </w:r>
+          </w:p>
+          <w:p>
+            <w:pPr>
+              <w:pStyle w:val="Paragraphedeliste"/>
+              <w:numPr>
+                <w:ilvl w:val="0"/>
+                <w:numId w:val="5"/>
+              </w:numPr>
+              <w:rPr>
+                <w:rFonts w:ascii="Calibri" w:eastAsia="Calibri" w:hAnsi="Calibri" w:cs="Times New Roman"/>
+                <w:iCs/>
+              </w:rPr>
+            </w:pPr>
+            <w:r>
+              <w:rPr>
+                <w:rFonts w:ascii="Calibri" w:eastAsia="Calibri" w:hAnsi="Calibri" w:cs="Times New Roman"/>
+                <w:iCs/>
+              </w:rPr>
+              <w:t xml:space="preserve">L’impact évité pour (t, </w:t>
+            </w:r>
+            <w:proofErr w:type="spellStart"/>
+            <w:r>
+              <w:rPr>
+                <w:rFonts w:ascii="Calibri" w:eastAsia="Calibri" w:hAnsi="Calibri" w:cs="Times New Roman"/>
+                <w:iCs/>
+              </w:rPr>
+              <w:t>cp</w:t>
+            </w:r>
+            <w:proofErr w:type="spellEnd"/>
+            <w:r>
+              <w:rPr>
+                <w:rFonts w:ascii="Calibri" w:eastAsia="Calibri" w:hAnsi="Calibri" w:cs="Times New Roman"/>
+                <w:iCs/>
+              </w:rPr>
+              <w:t xml:space="preserve">, </w:t>
+            </w:r>
+            <w:proofErr w:type="spellStart"/>
+            <w:r>
+              <w:rPr>
+                <w:rFonts w:ascii="Calibri" w:eastAsia="Calibri" w:hAnsi="Calibri" w:cs="Times New Roman"/>
+                <w:iCs/>
+              </w:rPr>
+              <w:t>conv_p</w:t>
+            </w:r>
+            <w:proofErr w:type="spellEnd"/>
+            <w:r>
+              <w:rPr>
+                <w:rFonts w:ascii="Calibri" w:eastAsia="Calibri" w:hAnsi="Calibri" w:cs="Times New Roman"/>
+                <w:iCs/>
+              </w:rPr>
+              <w:t>)</w:t>
+            </w:r>
+          </w:p>
+          <w:p>
+            <w:pPr>
+              <w:rPr>
+                <w:rFonts w:ascii="Calibri" w:eastAsia="Calibri" w:hAnsi="Calibri" w:cs="Times New Roman"/>
+                <w:iCs/>
+              </w:rPr>
+            </w:pPr>
+            <m:oMathPara>
+              <m:oMath>
+                <m:r>
+                  <w:rPr>
+                    <w:rFonts w:ascii="Cambria Math" w:eastAsia="Calibri" w:hAnsi="Cambria Math" w:cs="Times New Roman"/>
+                  </w:rPr>
+                  <m:t>su</m:t>
+                </m:r>
+                <m:sSub>
+                  <m:sSubPr>
+                    <m:ctrlPr>
+                      <w:rPr>
+                        <w:rFonts w:ascii="Cambria Math" w:eastAsia="Calibri" w:hAnsi="Cambria Math" w:cs="Times New Roman"/>
+                        <w:i/>
+                        <w:iCs/>
+                      </w:rPr>
+                    </m:ctrlPr>
+                  </m:sSubPr>
+                  <m:e>
+                    <m:r>
+                      <w:rPr>
+                        <w:rFonts w:ascii="Cambria Math" w:eastAsia="Calibri" w:hAnsi="Cambria Math" w:cs="Times New Roman"/>
+                      </w:rPr>
+                      <m:t>b</m:t>
+                    </m:r>
+                  </m:e>
+                  <m:sub>
+                    <m:r>
+                      <w:rPr>
+                        <w:rFonts w:ascii="Cambria Math" w:eastAsia="Calibri" w:hAnsi="Cambria Math" w:cs="Times New Roman"/>
+                      </w:rPr>
+                      <m:t>GHG</m:t>
+                    </m:r>
+                    <m:d>
+                      <m:dPr>
+                        <m:ctrlPr>
+                          <w:rPr>
+                            <w:rFonts w:ascii="Cambria Math" w:eastAsia="Calibri" w:hAnsi="Cambria Math" w:cs="Times New Roman"/>
+                            <w:i/>
+                            <w:iCs/>
+                          </w:rPr>
+                        </m:ctrlPr>
+                      </m:dPr>
+                      <m:e>
+                        <m:r>
+                          <w:rPr>
+                            <w:rFonts w:ascii="Cambria Math" w:eastAsia="Calibri" w:hAnsi="Cambria Math" w:cs="Times New Roman"/>
+                          </w:rPr>
+                          <m:t>t,cp,con</m:t>
+                        </m:r>
+                        <m:sSub>
+                          <m:sSubPr>
+                            <m:ctrlPr>
+                              <w:rPr>
+                                <w:rFonts w:ascii="Cambria Math" w:eastAsia="Calibri" w:hAnsi="Cambria Math" w:cs="Times New Roman"/>
+                                <w:i/>
+                                <w:iCs/>
+                              </w:rPr>
+                            </m:ctrlPr>
+                          </m:sSubPr>
+                          <m:e>
+                            <m:r>
+                              <w:rPr>
+                                <w:rFonts w:ascii="Cambria Math" w:eastAsia="Calibri" w:hAnsi="Cambria Math" w:cs="Times New Roman"/>
+                              </w:rPr>
+                              <m:t>v</m:t>
+                            </m:r>
+                          </m:e>
+                          <m:sub>
+                            <m:r>
+                              <w:rPr>
+                                <w:rFonts w:ascii="Cambria Math" w:eastAsia="Calibri" w:hAnsi="Cambria Math" w:cs="Times New Roman"/>
+                              </w:rPr>
+                              <m:t>p</m:t>
+                            </m:r>
+                          </m:sub>
+                        </m:sSub>
+                      </m:e>
+                    </m:d>
+                  </m:sub>
+                </m:sSub>
+                <m:r>
+                  <w:rPr>
+                    <w:rFonts w:ascii="Cambria Math" w:eastAsia="Calibri" w:hAnsi="Cambria Math" w:cs="Times New Roman"/>
+                  </w:rPr>
+                  <m:t>=</m:t>
+                </m:r>
+                <m:sSub>
+                  <m:sSubPr>
+                    <m:ctrlPr>
+                      <w:rPr>
+                        <w:rFonts w:ascii="Cambria Math" w:eastAsia="Calibri" w:hAnsi="Cambria Math" w:cs="Times New Roman"/>
+                        <w:i/>
+                        <w:iCs/>
+                      </w:rPr>
+                    </m:ctrlPr>
+                  </m:sSubPr>
+                  <m:e>
+                    <m:r>
+                      <w:rPr>
+                        <w:rFonts w:ascii="Cambria Math" w:eastAsia="Calibri" w:hAnsi="Cambria Math" w:cs="Times New Roman"/>
+                      </w:rPr>
+                      <m:t>y</m:t>
+                    </m:r>
+                  </m:e>
+                  <m:sub>
+                    <m:r>
+                      <w:rPr>
+                        <w:rFonts w:ascii="Cambria Math" w:eastAsia="Calibri" w:hAnsi="Cambria Math" w:cs="Times New Roman"/>
+                      </w:rPr>
+                      <m:t>cp,t</m:t>
+                    </m:r>
+                  </m:sub>
+                </m:sSub>
+                <m:r>
+                  <w:rPr>
+                    <w:rFonts w:ascii="Cambria Math" w:eastAsia="Calibri" w:hAnsi="Cambria Math" w:cs="Times New Roman"/>
+                  </w:rPr>
+                  <m:t>.</m:t>
+                </m:r>
+                <m:sSub>
+                  <m:sSubPr>
+                    <m:ctrlPr>
+                      <w:rPr>
+                        <w:rFonts w:ascii="Cambria Math" w:eastAsia="Calibri" w:hAnsi="Cambria Math" w:cs="Times New Roman"/>
+                        <w:i/>
+                        <w:iCs/>
+                      </w:rPr>
+                    </m:ctrlPr>
+                  </m:sSubPr>
+                  <m:e>
+                    <m:r>
+                      <w:rPr>
+                        <w:rFonts w:ascii="Cambria Math" w:eastAsia="Calibri" w:hAnsi="Cambria Math" w:cs="Times New Roman"/>
+                      </w:rPr>
+                      <m:t>γ</m:t>
+                    </m:r>
+                  </m:e>
+                  <m:sub>
+                    <m:r>
+                      <w:rPr>
+                        <w:rFonts w:ascii="Cambria Math" w:eastAsia="Calibri" w:hAnsi="Cambria Math" w:cs="Times New Roman"/>
+                      </w:rPr>
+                      <m:t>cp,con</m:t>
+                    </m:r>
+                    <m:sSub>
+                      <m:sSubPr>
+                        <m:ctrlPr>
+                          <w:rPr>
+                            <w:rFonts w:ascii="Cambria Math" w:eastAsia="Calibri" w:hAnsi="Cambria Math" w:cs="Times New Roman"/>
+                            <w:i/>
+                            <w:iCs/>
+                          </w:rPr>
+                        </m:ctrlPr>
+                      </m:sSubPr>
+                      <m:e>
+                        <m:r>
+                          <w:rPr>
+                            <w:rFonts w:ascii="Cambria Math" w:eastAsia="Calibri" w:hAnsi="Cambria Math" w:cs="Times New Roman"/>
+                          </w:rPr>
+                          <m:t>v</m:t>
+                        </m:r>
+                      </m:e>
+                      <m:sub>
+                        <m:r>
+                          <w:rPr>
+                            <w:rFonts w:ascii="Cambria Math" w:eastAsia="Calibri" w:hAnsi="Cambria Math" w:cs="Times New Roman"/>
+                          </w:rPr>
+                          <m:t>p</m:t>
+                        </m:r>
+                      </m:sub>
+                    </m:sSub>
+                  </m:sub>
+                </m:sSub>
+                <m:r>
+                  <w:rPr>
+                    <w:rFonts w:ascii="Cambria Math" w:eastAsia="Calibri" w:hAnsi="Cambria Math" w:cs="Times New Roman"/>
+                  </w:rPr>
+                  <m:t> .</m:t>
+                </m:r>
+                <m:sSub>
+                  <m:sSubPr>
+                    <m:ctrlPr>
+                      <w:rPr>
+                        <w:rFonts w:ascii="Cambria Math" w:eastAsia="Calibri" w:hAnsi="Cambria Math" w:cs="Times New Roman"/>
+                        <w:i/>
+                        <w:iCs/>
+                      </w:rPr>
+                    </m:ctrlPr>
+                  </m:sSubPr>
+                  <m:e>
+                    <m:r>
+                      <w:rPr>
+                        <w:rFonts w:ascii="Cambria Math" w:eastAsia="Calibri" w:hAnsi="Cambria Math" w:cs="Times New Roman"/>
+                      </w:rPr>
+                      <m:t>I</m:t>
+                    </m:r>
+                  </m:e>
+                  <m:sub>
+                    <m:r>
+                      <w:rPr>
+                        <w:rFonts w:ascii="Cambria Math" w:eastAsia="Calibri" w:hAnsi="Cambria Math" w:cs="Times New Roman"/>
+                      </w:rPr>
+                      <m:t>con</m:t>
+                    </m:r>
+                    <m:sSub>
+                      <m:sSubPr>
+                        <m:ctrlPr>
+                          <w:rPr>
+                            <w:rFonts w:ascii="Cambria Math" w:eastAsia="Calibri" w:hAnsi="Cambria Math" w:cs="Times New Roman"/>
+                            <w:i/>
+                            <w:iCs/>
+                          </w:rPr>
+                        </m:ctrlPr>
+                      </m:sSubPr>
+                      <m:e>
+                        <m:r>
+                          <w:rPr>
+                            <w:rFonts w:ascii="Cambria Math" w:eastAsia="Calibri" w:hAnsi="Cambria Math" w:cs="Times New Roman"/>
+                          </w:rPr>
+                          <m:t>v</m:t>
+                        </m:r>
+                      </m:e>
+                      <m:sub>
+                        <m:r>
+                          <w:rPr>
+                            <w:rFonts w:ascii="Cambria Math" w:eastAsia="Calibri" w:hAnsi="Cambria Math" w:cs="Times New Roman"/>
+                          </w:rPr>
+                          <m:t>p</m:t>
+                        </m:r>
+                      </m:sub>
+                    </m:sSub>
+                  </m:sub>
+                </m:sSub>
+              </m:oMath>
+            </m:oMathPara>
+          </w:p>
+          <w:p>
+            <w:pPr>
+              <w:pStyle w:val="Paragraphedeliste"/>
+              <w:numPr>
+                <w:ilvl w:val="0"/>
+                <w:numId w:val="6"/>
+              </w:numPr>
+              <w:rPr>
+                <w:rFonts w:ascii="Calibri" w:eastAsia="Calibri" w:hAnsi="Calibri" w:cs="Times New Roman"/>
+                <w:iCs/>
+              </w:rPr>
+            </w:pPr>
+            <w:r>
+              <w:rPr>
+                <w:rFonts w:ascii="Calibri" w:eastAsia="Calibri" w:hAnsi="Calibri" w:cs="Times New Roman"/>
+                <w:iCs/>
+              </w:rPr>
+              <w:t>L’impact évité total pour t :</w:t>
+            </w:r>
+          </w:p>
+          <w:p>
+            <w:pPr>
+              <w:pStyle w:val="Paragraphedeliste"/>
+              <w:numPr>
+                <w:ilvl w:val="0"/>
+                <w:numId w:val="2"/>
+              </w:numPr>
+              <w:rPr>
+                <w:rFonts w:eastAsiaTheme="minorEastAsia"/>
+              </w:rPr>
+            </w:pPr>
+            <m:oMath>
+              <m:r>
+                <w:rPr>
+                  <w:rFonts w:ascii="Cambria Math" w:eastAsia="Calibri" w:hAnsi="Cambria Math" w:cs="Times New Roman"/>
+                </w:rPr>
+                <m:t>su</m:t>
+              </m:r>
+              <m:sSub>
+                <m:sSubPr>
+                  <m:ctrlPr>
+                    <w:rPr>
+                      <w:rFonts w:ascii="Cambria Math" w:eastAsia="Calibri" w:hAnsi="Cambria Math" w:cs="Times New Roman"/>
+                      <w:i/>
+                      <w:iCs/>
+                    </w:rPr>
+                  </m:ctrlPr>
+                </m:sSubPr>
+                <m:e>
+                  <m:r>
+                    <w:rPr>
+                      <w:rFonts w:ascii="Cambria Math" w:eastAsia="Calibri" w:hAnsi="Cambria Math" w:cs="Times New Roman"/>
+                    </w:rPr>
+                    <m:t>b</m:t>
+                  </m:r>
+                </m:e>
+                <m:sub>
+                  <m:r>
+                    <w:rPr>
+                      <w:rFonts w:ascii="Cambria Math" w:eastAsia="Calibri" w:hAnsi="Cambria Math" w:cs="Times New Roman"/>
+                    </w:rPr>
+                    <m:t>Itot</m:t>
+                  </m:r>
+                </m:sub>
+              </m:sSub>
+              <m:d>
+                <m:dPr>
+                  <m:ctrlPr>
+                    <w:rPr>
+                      <w:rFonts w:ascii="Cambria Math" w:eastAsia="Calibri" w:hAnsi="Cambria Math" w:cs="Times New Roman"/>
+                      <w:i/>
+                      <w:iCs/>
+                    </w:rPr>
+                  </m:ctrlPr>
+                </m:dPr>
+                <m:e>
+                  <m:r>
+                    <w:rPr>
+                      <w:rFonts w:ascii="Cambria Math" w:eastAsia="Calibri" w:hAnsi="Cambria Math" w:cs="Times New Roman"/>
+                    </w:rPr>
+                    <m:t>t</m:t>
+                  </m:r>
+                </m:e>
+              </m:d>
+              <m:r>
+                <w:rPr>
+                  <w:rFonts w:ascii="Cambria Math" w:eastAsia="Calibri" w:hAnsi="Cambria Math" w:cs="Times New Roman"/>
+                </w:rPr>
+                <m:t xml:space="preserve">= </m:t>
+              </m:r>
+              <m:nary>
+                <m:naryPr>
+                  <m:chr m:val="∑"/>
+                  <m:limLoc m:val="undOvr"/>
+                  <m:supHide m:val="1"/>
+                  <m:ctrlPr>
+                    <w:rPr>
+                      <w:rFonts w:ascii="Cambria Math" w:eastAsia="Calibri" w:hAnsi="Cambria Math" w:cs="Times New Roman"/>
+                      <w:i/>
+                      <w:iCs/>
+                    </w:rPr>
+                  </m:ctrlPr>
+                </m:naryPr>
+                <m:sub>
+                  <m:r>
+                    <w:rPr>
+                      <w:rFonts w:ascii="Cambria Math" w:eastAsia="Calibri" w:hAnsi="Cambria Math" w:cs="Times New Roman"/>
+                    </w:rPr>
+                    <m:t>cp</m:t>
+                  </m:r>
+                </m:sub>
+                <m:sup/>
+                <m:e>
+                  <m:nary>
+                    <m:naryPr>
+                      <m:chr m:val="∑"/>
+                      <m:limLoc m:val="undOvr"/>
+                      <m:supHide m:val="1"/>
+                      <m:ctrlPr>
+                        <w:rPr>
+                          <w:rFonts w:ascii="Cambria Math" w:eastAsia="Calibri" w:hAnsi="Cambria Math" w:cs="Times New Roman"/>
+                          <w:i/>
+                          <w:iCs/>
+                        </w:rPr>
+                      </m:ctrlPr>
+                    </m:naryPr>
+                    <m:sub>
+                      <m:r>
+                        <w:rPr>
+                          <w:rFonts w:ascii="Cambria Math" w:eastAsia="Calibri" w:hAnsi="Cambria Math" w:cs="Times New Roman"/>
+                        </w:rPr>
+                        <m:t>conv_p</m:t>
+                      </m:r>
+                    </m:sub>
+                    <m:sup/>
+                    <m:e>
+                      <m:r>
+                        <w:rPr>
+                          <w:rFonts w:ascii="Cambria Math" w:eastAsia="Calibri" w:hAnsi="Cambria Math" w:cs="Times New Roman"/>
+                        </w:rPr>
+                        <m:t>su</m:t>
+                      </m:r>
+                      <m:sSub>
+                        <m:sSubPr>
+                          <m:ctrlPr>
+                            <w:rPr>
+                              <w:rFonts w:ascii="Cambria Math" w:eastAsia="Calibri" w:hAnsi="Cambria Math" w:cs="Times New Roman"/>
+                              <w:i/>
+                              <w:iCs/>
+                            </w:rPr>
+                          </m:ctrlPr>
+                        </m:sSubPr>
+                        <m:e>
+                          <m:r>
+                            <w:rPr>
+                              <w:rFonts w:ascii="Cambria Math" w:eastAsia="Calibri" w:hAnsi="Cambria Math" w:cs="Times New Roman"/>
+                            </w:rPr>
+                            <m:t>b</m:t>
+                          </m:r>
+                        </m:e>
+                        <m:sub>
+                          <m:r>
+                            <w:rPr>
+                              <w:rFonts w:ascii="Cambria Math" w:eastAsia="Calibri" w:hAnsi="Cambria Math" w:cs="Times New Roman"/>
+                            </w:rPr>
+                            <m:t>I</m:t>
+                          </m:r>
+                          <m:d>
+                            <m:dPr>
+                              <m:ctrlPr>
+                                <w:rPr>
+                                  <w:rFonts w:ascii="Cambria Math" w:eastAsia="Calibri" w:hAnsi="Cambria Math" w:cs="Times New Roman"/>
+                                  <w:i/>
+                                  <w:iCs/>
+                                </w:rPr>
+                              </m:ctrlPr>
+                            </m:dPr>
+                            <m:e>
+                              <m:r>
+                                <w:rPr>
+                                  <w:rFonts w:ascii="Cambria Math" w:eastAsia="Calibri" w:hAnsi="Cambria Math" w:cs="Times New Roman"/>
+                                </w:rPr>
+                                <m:t>t,cp,con</m:t>
+                              </m:r>
+                              <m:sSub>
+                                <m:sSubPr>
+                                  <m:ctrlPr>
+                                    <w:rPr>
+                                      <w:rFonts w:ascii="Cambria Math" w:eastAsia="Calibri" w:hAnsi="Cambria Math" w:cs="Times New Roman"/>
+                                      <w:i/>
+                                      <w:iCs/>
+                                    </w:rPr>
+                                  </m:ctrlPr>
+                                </m:sSubPr>
+                                <m:e>
+                                  <m:r>
+                                    <w:rPr>
+                                      <w:rFonts w:ascii="Cambria Math" w:eastAsia="Calibri" w:hAnsi="Cambria Math" w:cs="Times New Roman"/>
+                                    </w:rPr>
+                                    <m:t>v</m:t>
+                                  </m:r>
+                                </m:e>
+                                <m:sub>
+                                  <m:r>
+                                    <w:rPr>
+                                      <w:rFonts w:ascii="Cambria Math" w:eastAsia="Calibri" w:hAnsi="Cambria Math" w:cs="Times New Roman"/>
+                                    </w:rPr>
+                                    <m:t>p</m:t>
+                                  </m:r>
+                                </m:sub>
+                              </m:sSub>
+                            </m:e>
+                          </m:d>
+                        </m:sub>
+                      </m:sSub>
+                    </m:e>
+                  </m:nary>
+                </m:e>
+              </m:nary>
+            </m:oMath>
+            <w:r>
+              <w:rPr>
+                <w:rFonts w:ascii="Calibri" w:eastAsia="Calibri" w:hAnsi="Calibri" w:cs="Times New Roman"/>
+                <w:iCs/>
+              </w:rPr>
+              <w:t xml:space="preserve"> </w:t>
+            </w:r>
+          </w:p>
+          <w:p>
+            <w:pPr>
+              <w:pStyle w:val="Paragraphedeliste"/>
+              <w:numPr>
+                <w:ilvl w:val="0"/>
+                <w:numId w:val="7"/>
+              </w:numPr>
+              <w:rPr>
+                <w:rFonts w:ascii="Calibri" w:eastAsia="Calibri" w:hAnsi="Calibri" w:cs="Times New Roman"/>
+                <w:iCs/>
+              </w:rPr>
+            </w:pPr>
+            <m:oMath>
+              <m:sSub>
+                <m:sSubPr>
+                  <m:ctrlPr>
+                    <w:rPr>
+                      <w:rFonts w:ascii="Cambria Math" w:eastAsia="Calibri" w:hAnsi="Cambria Math" w:cs="Times New Roman"/>
+                      <w:i/>
+                      <w:iCs/>
+                    </w:rPr>
+                  </m:ctrlPr>
+                </m:sSubPr>
+                <m:e>
+                  <m:r>
+                    <w:rPr>
+                      <w:rFonts w:ascii="Cambria Math" w:eastAsia="Calibri" w:hAnsi="Cambria Math" w:cs="Times New Roman"/>
+                    </w:rPr>
+                    <m:t>I</m:t>
+                  </m:r>
+                </m:e>
+                <m:sub>
+                  <m:r>
+                    <w:rPr>
+                      <w:rFonts w:ascii="Cambria Math" w:eastAsia="Calibri" w:hAnsi="Cambria Math" w:cs="Times New Roman"/>
+                    </w:rPr>
+                    <m:t>use</m:t>
+                  </m:r>
+                </m:sub>
+              </m:sSub>
+              <m:r>
+                <w:rPr>
+                  <w:rFonts w:ascii="Cambria Math" w:eastAsia="Calibri" w:hAnsi="Cambria Math" w:cs="Times New Roman"/>
+                </w:rPr>
+                <m:t>(cp) </m:t>
+              </m:r>
+            </m:oMath>
+            <w:r>
+              <w:rPr>
+                <w:rFonts w:ascii="Calibri" w:eastAsia="Calibri" w:hAnsi="Calibri" w:cs="Times New Roman"/>
+              </w:rPr>
+              <w:t xml:space="preserve">: impact de l’utilisation du coproduit cp provenant de </w:t>
+            </w:r>
+            <w:proofErr w:type="gramStart"/>
+            <w:r>
+              <w:rPr>
+                <w:rFonts w:ascii="Calibri" w:eastAsia="Calibri" w:hAnsi="Calibri" w:cs="Times New Roman"/>
+              </w:rPr>
+              <w:t>t(</w:t>
+            </w:r>
+            <w:proofErr w:type="gramEnd"/>
+            <w:r>
+              <w:rPr>
+                <w:rFonts w:ascii="Calibri" w:eastAsia="Calibri" w:hAnsi="Calibri" w:cs="Times New Roman"/>
+              </w:rPr>
+              <w:t>ex : kgCO2eq/kg, kgCO2eq/kWh)</w:t>
+            </w:r>
+          </w:p>
+          <w:p>
+            <w:pPr>
+              <w:pStyle w:val="Paragraphedeliste"/>
+              <w:numPr>
+                <w:ilvl w:val="0"/>
+                <w:numId w:val="7"/>
+              </w:numPr>
+              <w:rPr>
+                <w:rFonts w:ascii="Calibri" w:eastAsia="Calibri" w:hAnsi="Calibri" w:cs="Times New Roman"/>
+                <w:iCs/>
+              </w:rPr>
+            </w:pPr>
+            <m:oMath>
+              <m:sSub>
+                <m:sSubPr>
+                  <m:ctrlPr>
+                    <w:rPr>
+                      <w:rFonts w:ascii="Cambria Math" w:eastAsia="Calibri" w:hAnsi="Cambria Math" w:cs="Times New Roman"/>
+                      <w:i/>
+                      <w:iCs/>
+                    </w:rPr>
+                  </m:ctrlPr>
+                </m:sSubPr>
+                <m:e>
+                  <m:r>
+                    <w:rPr>
+                      <w:rFonts w:ascii="Cambria Math" w:eastAsia="Calibri" w:hAnsi="Cambria Math" w:cs="Times New Roman"/>
+                    </w:rPr>
+                    <m:t>I</m:t>
+                  </m:r>
+                </m:e>
+                <m:sub>
+                  <m:r>
+                    <w:rPr>
+                      <w:rFonts w:ascii="Cambria Math" w:eastAsia="Calibri" w:hAnsi="Cambria Math" w:cs="Times New Roman"/>
+                    </w:rPr>
+                    <m:t>use</m:t>
+                  </m:r>
+                </m:sub>
+              </m:sSub>
+              <m:r>
+                <w:rPr>
+                  <w:rFonts w:ascii="Cambria Math" w:eastAsia="Calibri" w:hAnsi="Cambria Math" w:cs="Times New Roman"/>
+                </w:rPr>
+                <m:t>(conv_p) </m:t>
+              </m:r>
+            </m:oMath>
+            <w:r>
+              <w:rPr>
+                <w:rFonts w:ascii="Calibri" w:eastAsia="Calibri" w:hAnsi="Calibri" w:cs="Times New Roman"/>
+              </w:rPr>
+              <w:t>: impact de l’utilisation du produit conventionnel (ex : kgCO2eq/kg, kgCO2es/kWh)</w:t>
+            </w:r>
+          </w:p>
+          <w:p>
+            <w:pPr>
+              <w:pStyle w:val="Paragraphedeliste"/>
+              <w:numPr>
+                <w:ilvl w:val="0"/>
+                <w:numId w:val="7"/>
+              </w:numPr>
+              <w:rPr>
+                <w:rFonts w:ascii="Calibri" w:eastAsia="Calibri" w:hAnsi="Calibri" w:cs="Times New Roman"/>
+                <w:iCs/>
+              </w:rPr>
+            </w:pPr>
+            <w:r>
+              <w:rPr>
+                <w:rFonts w:ascii="Calibri" w:eastAsia="Calibri" w:hAnsi="Calibri" w:cs="Times New Roman"/>
+                <w:iCs/>
+              </w:rPr>
+              <w:t xml:space="preserve">Impact net d’utilisation de </w:t>
+            </w:r>
+            <w:proofErr w:type="spellStart"/>
+            <w:r>
+              <w:rPr>
+                <w:rFonts w:ascii="Calibri" w:eastAsia="Calibri" w:hAnsi="Calibri" w:cs="Times New Roman"/>
+                <w:iCs/>
+              </w:rPr>
+              <w:t>cp</w:t>
+            </w:r>
+            <w:proofErr w:type="spellEnd"/>
+            <w:r>
+              <w:rPr>
+                <w:rFonts w:ascii="Calibri" w:eastAsia="Calibri" w:hAnsi="Calibri" w:cs="Times New Roman"/>
+                <w:iCs/>
+              </w:rPr>
+              <w:t xml:space="preserve"> pour (t, </w:t>
+            </w:r>
+            <w:proofErr w:type="spellStart"/>
+            <w:r>
+              <w:rPr>
+                <w:rFonts w:ascii="Calibri" w:eastAsia="Calibri" w:hAnsi="Calibri" w:cs="Times New Roman"/>
+                <w:iCs/>
+              </w:rPr>
+              <w:t>cp</w:t>
+            </w:r>
+            <w:proofErr w:type="spellEnd"/>
+            <w:r>
+              <w:rPr>
+                <w:rFonts w:ascii="Calibri" w:eastAsia="Calibri" w:hAnsi="Calibri" w:cs="Times New Roman"/>
+                <w:iCs/>
+              </w:rPr>
+              <w:t xml:space="preserve">, </w:t>
+            </w:r>
+            <w:proofErr w:type="spellStart"/>
+            <w:r>
+              <w:rPr>
+                <w:rFonts w:ascii="Calibri" w:eastAsia="Calibri" w:hAnsi="Calibri" w:cs="Times New Roman"/>
+                <w:iCs/>
+              </w:rPr>
+              <w:t>conv_p</w:t>
+            </w:r>
+            <w:proofErr w:type="spellEnd"/>
+            <w:r>
+              <w:rPr>
+                <w:rFonts w:ascii="Calibri" w:eastAsia="Calibri" w:hAnsi="Calibri" w:cs="Times New Roman"/>
+                <w:iCs/>
+              </w:rPr>
+              <w:t>)</w:t>
+            </w:r>
+          </w:p>
+          <w:p>
+            <w:pPr>
+              <w:pStyle w:val="Paragraphedeliste"/>
+              <w:ind w:left="360"/>
+              <w:rPr>
+                <w:rFonts w:ascii="Calibri" w:eastAsia="Calibri" w:hAnsi="Calibri" w:cs="Times New Roman"/>
+              </w:rPr>
+            </w:pPr>
+            <m:oMathPara>
+              <m:oMath>
+                <m:sSub>
+                  <m:sSubPr>
+                    <m:ctrlPr>
+                      <w:rPr>
+                        <w:rFonts w:ascii="Cambria Math" w:eastAsia="Calibri" w:hAnsi="Cambria Math" w:cs="Times New Roman"/>
+                        <w:i/>
+                        <w:iCs/>
+                      </w:rPr>
+                    </m:ctrlPr>
+                  </m:sSubPr>
+                  <m:e>
+                    <m:r>
+                      <w:rPr>
+                        <w:rFonts w:ascii="Cambria Math" w:eastAsia="Calibri" w:hAnsi="Cambria Math" w:cs="Times New Roman"/>
+                      </w:rPr>
+                      <m:t>I</m:t>
+                    </m:r>
+                  </m:e>
+                  <m:sub>
+                    <m:r>
+                      <w:rPr>
+                        <w:rFonts w:ascii="Cambria Math" w:eastAsia="Calibri" w:hAnsi="Cambria Math" w:cs="Times New Roman"/>
+                      </w:rPr>
+                      <m:t>use_net</m:t>
+                    </m:r>
+                  </m:sub>
+                </m:sSub>
+                <m:d>
+                  <m:dPr>
+                    <m:ctrlPr>
+                      <w:rPr>
+                        <w:rFonts w:ascii="Cambria Math" w:eastAsia="Calibri" w:hAnsi="Cambria Math" w:cs="Times New Roman"/>
+                        <w:i/>
+                        <w:iCs/>
+                      </w:rPr>
+                    </m:ctrlPr>
+                  </m:dPr>
+                  <m:e>
+                    <m:r>
+                      <w:rPr>
+                        <w:rFonts w:ascii="Cambria Math" w:eastAsia="Calibri" w:hAnsi="Cambria Math" w:cs="Times New Roman"/>
+                      </w:rPr>
+                      <m:t>t,cp,con</m:t>
+                    </m:r>
+                    <m:sSub>
+                      <m:sSubPr>
+                        <m:ctrlPr>
+                          <w:rPr>
+                            <w:rFonts w:ascii="Cambria Math" w:eastAsia="Calibri" w:hAnsi="Cambria Math" w:cs="Times New Roman"/>
+                            <w:i/>
+                            <w:iCs/>
+                          </w:rPr>
+                        </m:ctrlPr>
+                      </m:sSubPr>
+                      <m:e>
+                        <m:r>
+                          <w:rPr>
+                            <w:rFonts w:ascii="Cambria Math" w:eastAsia="Calibri" w:hAnsi="Cambria Math" w:cs="Times New Roman"/>
+                          </w:rPr>
+                          <m:t>v</m:t>
+                        </m:r>
+                      </m:e>
+                      <m:sub>
+                        <m:r>
+                          <w:rPr>
+                            <w:rFonts w:ascii="Cambria Math" w:eastAsia="Calibri" w:hAnsi="Cambria Math" w:cs="Times New Roman"/>
+                          </w:rPr>
+                          <m:t>p</m:t>
+                        </m:r>
+                      </m:sub>
+                    </m:sSub>
+                  </m:e>
+                </m:d>
+                <m:r>
+                  <w:rPr>
+                    <w:rFonts w:ascii="Cambria Math" w:eastAsia="Calibri" w:hAnsi="Cambria Math" w:cs="Times New Roman"/>
+                  </w:rPr>
+                  <m:t>=</m:t>
+                </m:r>
+                <m:sSub>
+                  <m:sSubPr>
+                    <m:ctrlPr>
+                      <w:rPr>
+                        <w:rFonts w:ascii="Cambria Math" w:eastAsia="Calibri" w:hAnsi="Cambria Math" w:cs="Times New Roman"/>
+                        <w:i/>
+                        <w:iCs/>
+                      </w:rPr>
+                    </m:ctrlPr>
+                  </m:sSubPr>
+                  <m:e>
+                    <m:r>
+                      <w:rPr>
+                        <w:rFonts w:ascii="Cambria Math" w:eastAsia="Calibri" w:hAnsi="Cambria Math" w:cs="Times New Roman"/>
+                      </w:rPr>
+                      <m:t>y</m:t>
+                    </m:r>
+                  </m:e>
+                  <m:sub>
+                    <m:r>
+                      <w:rPr>
+                        <w:rFonts w:ascii="Cambria Math" w:eastAsia="Calibri" w:hAnsi="Cambria Math" w:cs="Times New Roman"/>
+                      </w:rPr>
+                      <m:t>cp,t</m:t>
+                    </m:r>
+                  </m:sub>
+                </m:sSub>
+                <m:r>
+                  <w:rPr>
+                    <w:rFonts w:ascii="Cambria Math" w:eastAsia="Calibri" w:hAnsi="Cambria Math" w:cs="Times New Roman"/>
+                  </w:rPr>
+                  <m:t> </m:t>
+                </m:r>
+                <m:d>
+                  <m:dPr>
+                    <m:ctrlPr>
+                      <w:rPr>
+                        <w:rFonts w:ascii="Cambria Math" w:eastAsia="Calibri" w:hAnsi="Cambria Math" w:cs="Times New Roman"/>
+                        <w:i/>
+                      </w:rPr>
+                    </m:ctrlPr>
+                  </m:dPr>
+                  <m:e>
+                    <m:sSub>
+                      <m:sSubPr>
+                        <m:ctrlPr>
+                          <w:rPr>
+                            <w:rFonts w:ascii="Cambria Math" w:eastAsia="Calibri" w:hAnsi="Cambria Math" w:cs="Times New Roman"/>
+                            <w:i/>
+                            <w:iCs/>
+                          </w:rPr>
+                        </m:ctrlPr>
+                      </m:sSubPr>
+                      <m:e>
+                        <m:r>
+                          <w:rPr>
+                            <w:rFonts w:ascii="Cambria Math" w:eastAsia="Calibri" w:hAnsi="Cambria Math" w:cs="Times New Roman"/>
+                          </w:rPr>
+                          <m:t>I</m:t>
+                        </m:r>
+                      </m:e>
+                      <m:sub>
+                        <m:r>
+                          <w:rPr>
+                            <w:rFonts w:ascii="Cambria Math" w:eastAsia="Calibri" w:hAnsi="Cambria Math" w:cs="Times New Roman"/>
+                          </w:rPr>
+                          <m:t>use</m:t>
+                        </m:r>
+                      </m:sub>
+                    </m:sSub>
+                    <m:d>
+                      <m:dPr>
+                        <m:ctrlPr>
+                          <w:rPr>
+                            <w:rFonts w:ascii="Cambria Math" w:eastAsia="Calibri" w:hAnsi="Cambria Math" w:cs="Times New Roman"/>
+                            <w:i/>
+                          </w:rPr>
+                        </m:ctrlPr>
+                      </m:dPr>
+                      <m:e>
+                        <m:r>
+                          <w:rPr>
+                            <w:rFonts w:ascii="Cambria Math" w:eastAsia="Calibri" w:hAnsi="Cambria Math" w:cs="Times New Roman"/>
+                          </w:rPr>
+                          <m:t>cp</m:t>
+                        </m:r>
+                      </m:e>
+                    </m:d>
+                    <m:r>
+                      <w:rPr>
+                        <w:rFonts w:ascii="Cambria Math" w:eastAsia="Calibri" w:hAnsi="Cambria Math" w:cs="Times New Roman"/>
+                      </w:rPr>
+                      <m:t>-</m:t>
+                    </m:r>
+                    <m:sSub>
+                      <m:sSubPr>
+                        <m:ctrlPr>
+                          <w:rPr>
+                            <w:rFonts w:ascii="Cambria Math" w:eastAsia="Calibri" w:hAnsi="Cambria Math" w:cs="Times New Roman"/>
+                            <w:i/>
+                            <w:iCs/>
+                          </w:rPr>
+                        </m:ctrlPr>
+                      </m:sSubPr>
+                      <m:e>
+                        <m:r>
+                          <w:rPr>
+                            <w:rFonts w:ascii="Cambria Math" w:eastAsia="Calibri" w:hAnsi="Cambria Math" w:cs="Times New Roman"/>
+                          </w:rPr>
+                          <m:t>γ</m:t>
+                        </m:r>
+                      </m:e>
+                      <m:sub>
+                        <m:r>
+                          <w:rPr>
+                            <w:rFonts w:ascii="Cambria Math" w:eastAsia="Calibri" w:hAnsi="Cambria Math" w:cs="Times New Roman"/>
+                          </w:rPr>
+                          <m:t>cp,con</m:t>
+                        </m:r>
+                        <m:sSub>
+                          <m:sSubPr>
+                            <m:ctrlPr>
+                              <w:rPr>
+                                <w:rFonts w:ascii="Cambria Math" w:eastAsia="Calibri" w:hAnsi="Cambria Math" w:cs="Times New Roman"/>
+                                <w:i/>
+                              </w:rPr>
+                            </m:ctrlPr>
+                          </m:sSubPr>
+                          <m:e>
+                            <m:r>
+                              <w:rPr>
+                                <w:rFonts w:ascii="Cambria Math" w:eastAsia="Calibri" w:hAnsi="Cambria Math" w:cs="Times New Roman"/>
+                              </w:rPr>
+                              <m:t>v</m:t>
+                            </m:r>
+                          </m:e>
+                          <m:sub>
+                            <m:r>
+                              <w:rPr>
+                                <w:rFonts w:ascii="Cambria Math" w:eastAsia="Calibri" w:hAnsi="Cambria Math" w:cs="Times New Roman"/>
+                              </w:rPr>
+                              <m:t>p</m:t>
+                            </m:r>
+                          </m:sub>
+                        </m:sSub>
+                      </m:sub>
+                    </m:sSub>
+                    <m:r>
+                      <w:rPr>
+                        <w:rFonts w:ascii="Cambria Math" w:eastAsia="Calibri" w:hAnsi="Cambria Math" w:cs="Times New Roman"/>
+                      </w:rPr>
+                      <m:t> .</m:t>
+                    </m:r>
+                    <m:sSub>
+                      <m:sSubPr>
+                        <m:ctrlPr>
+                          <w:rPr>
+                            <w:rFonts w:ascii="Cambria Math" w:eastAsia="Calibri" w:hAnsi="Cambria Math" w:cs="Times New Roman"/>
+                            <w:i/>
+                            <w:iCs/>
+                          </w:rPr>
+                        </m:ctrlPr>
+                      </m:sSubPr>
+                      <m:e>
+                        <m:r>
+                          <w:rPr>
+                            <w:rFonts w:ascii="Cambria Math" w:eastAsia="Calibri" w:hAnsi="Cambria Math" w:cs="Times New Roman"/>
+                          </w:rPr>
+                          <m:t>I</m:t>
+                        </m:r>
+                      </m:e>
+                      <m:sub>
+                        <m:r>
+                          <w:rPr>
+                            <w:rFonts w:ascii="Cambria Math" w:eastAsia="Calibri" w:hAnsi="Cambria Math" w:cs="Times New Roman"/>
+                          </w:rPr>
+                          <m:t>use</m:t>
+                        </m:r>
+                      </m:sub>
+                    </m:sSub>
+                    <m:d>
+                      <m:dPr>
+                        <m:ctrlPr>
+                          <w:rPr>
+                            <w:rFonts w:ascii="Cambria Math" w:eastAsia="Calibri" w:hAnsi="Cambria Math" w:cs="Times New Roman"/>
+                            <w:i/>
+                          </w:rPr>
+                        </m:ctrlPr>
+                      </m:dPr>
+                      <m:e>
+                        <m:r>
+                          <w:rPr>
+                            <w:rFonts w:ascii="Cambria Math" w:eastAsia="Calibri" w:hAnsi="Cambria Math" w:cs="Times New Roman"/>
+                          </w:rPr>
+                          <m:t>c</m:t>
+                        </m:r>
+                        <m:sSub>
+                          <m:sSubPr>
+                            <m:ctrlPr>
+                              <w:rPr>
+                                <w:rFonts w:ascii="Cambria Math" w:eastAsia="Calibri" w:hAnsi="Cambria Math" w:cs="Times New Roman"/>
+                                <w:i/>
+                              </w:rPr>
+                            </m:ctrlPr>
+                          </m:sSubPr>
+                          <m:e>
+                            <m:r>
+                              <w:rPr>
+                                <w:rFonts w:ascii="Cambria Math" w:eastAsia="Calibri" w:hAnsi="Cambria Math" w:cs="Times New Roman"/>
+                              </w:rPr>
+                              <m:t>onv</m:t>
+                            </m:r>
+                          </m:e>
+                          <m:sub>
+                            <m:r>
+                              <w:rPr>
+                                <w:rFonts w:ascii="Cambria Math" w:eastAsia="Calibri" w:hAnsi="Cambria Math" w:cs="Times New Roman"/>
+                              </w:rPr>
+                              <m:t>p</m:t>
+                            </m:r>
+                          </m:sub>
+                        </m:sSub>
+                      </m:e>
+                    </m:d>
+                    <m:r>
+                      <w:rPr>
+                        <w:rFonts w:ascii="Cambria Math" w:eastAsia="Calibri" w:hAnsi="Cambria Math" w:cs="Times New Roman"/>
+                      </w:rPr>
+                      <m:t> </m:t>
+                    </m:r>
+                  </m:e>
+                </m:d>
+              </m:oMath>
+            </m:oMathPara>
+          </w:p>
+          <w:p>
+            <w:pPr>
+              <w:pStyle w:val="Paragraphedeliste"/>
+              <w:numPr>
+                <w:ilvl w:val="0"/>
+                <w:numId w:val="8"/>
+              </w:numPr>
+              <w:rPr>
+                <w:rFonts w:ascii="Calibri" w:eastAsia="Calibri" w:hAnsi="Calibri" w:cs="Times New Roman"/>
+                <w:iCs/>
+              </w:rPr>
+            </w:pPr>
+            <w:r>
+              <w:rPr>
+                <w:rFonts w:ascii="Calibri" w:eastAsia="Calibri" w:hAnsi="Calibri" w:cs="Times New Roman"/>
+                <w:iCs/>
+              </w:rPr>
+              <w:t xml:space="preserve">Impact net total lié aux utilisations des </w:t>
+            </w:r>
+            <w:proofErr w:type="spellStart"/>
+            <w:r>
+              <w:rPr>
+                <w:rFonts w:ascii="Calibri" w:eastAsia="Calibri" w:hAnsi="Calibri" w:cs="Times New Roman"/>
+                <w:iCs/>
+              </w:rPr>
+              <w:t>cp</w:t>
+            </w:r>
+            <w:proofErr w:type="spellEnd"/>
+            <w:r>
+              <w:rPr>
+                <w:rFonts w:ascii="Calibri" w:eastAsia="Calibri" w:hAnsi="Calibri" w:cs="Times New Roman"/>
+                <w:iCs/>
+              </w:rPr>
+              <w:t xml:space="preserve"> issus de t</w:t>
+            </w:r>
+          </w:p>
+          <w:p>
+            <w:pPr>
+              <w:pStyle w:val="Paragraphedeliste"/>
+              <w:numPr>
+                <w:ilvl w:val="0"/>
+                <w:numId w:val="2"/>
+              </w:numPr>
+              <w:rPr>
+                <w:rFonts w:eastAsiaTheme="minorEastAsia"/>
+              </w:rPr>
+            </w:pPr>
+            <m:oMath>
+              <m:sSub>
+                <m:sSubPr>
+                  <m:ctrlPr>
+                    <w:rPr>
+                      <w:rFonts w:ascii="Cambria Math" w:eastAsia="Calibri" w:hAnsi="Cambria Math" w:cs="Times New Roman"/>
+                      <w:i/>
+                      <w:iCs/>
+                    </w:rPr>
+                  </m:ctrlPr>
+                </m:sSubPr>
+                <m:e>
+                  <m:r>
+                    <w:rPr>
+                      <w:rFonts w:ascii="Cambria Math" w:eastAsia="Calibri" w:hAnsi="Cambria Math" w:cs="Times New Roman"/>
+                    </w:rPr>
+                    <m:t>I</m:t>
+                  </m:r>
+                </m:e>
+                <m:sub>
+                  <m:r>
+                    <w:rPr>
+                      <w:rFonts w:ascii="Cambria Math" w:eastAsia="Calibri" w:hAnsi="Cambria Math" w:cs="Times New Roman"/>
+                    </w:rPr>
+                    <m:t>use_tot_cp</m:t>
+                  </m:r>
+                </m:sub>
+              </m:sSub>
+              <m:d>
+                <m:dPr>
+                  <m:ctrlPr>
+                    <w:rPr>
+                      <w:rFonts w:ascii="Cambria Math" w:eastAsia="Calibri" w:hAnsi="Cambria Math" w:cs="Times New Roman"/>
+                      <w:i/>
+                      <w:iCs/>
+                    </w:rPr>
+                  </m:ctrlPr>
+                </m:dPr>
+                <m:e>
+                  <m:r>
+                    <w:rPr>
+                      <w:rFonts w:ascii="Cambria Math" w:eastAsia="Calibri" w:hAnsi="Cambria Math" w:cs="Times New Roman"/>
+                    </w:rPr>
+                    <m:t>t</m:t>
+                  </m:r>
+                </m:e>
+              </m:d>
+              <m:r>
+                <w:rPr>
+                  <w:rFonts w:ascii="Cambria Math" w:eastAsia="Calibri" w:hAnsi="Cambria Math" w:cs="Times New Roman"/>
+                </w:rPr>
+                <m:t xml:space="preserve">= </m:t>
+              </m:r>
+              <m:nary>
+                <m:naryPr>
+                  <m:chr m:val="∑"/>
+                  <m:limLoc m:val="undOvr"/>
+                  <m:supHide m:val="1"/>
+                  <m:ctrlPr>
+                    <w:rPr>
+                      <w:rFonts w:ascii="Cambria Math" w:eastAsia="Calibri" w:hAnsi="Cambria Math" w:cs="Times New Roman"/>
+                      <w:i/>
+                      <w:iCs/>
+                    </w:rPr>
+                  </m:ctrlPr>
+                </m:naryPr>
+                <m:sub>
+                  <m:r>
+                    <w:rPr>
+                      <w:rFonts w:ascii="Cambria Math" w:eastAsia="Calibri" w:hAnsi="Cambria Math" w:cs="Times New Roman"/>
+                    </w:rPr>
+                    <m:t>cp</m:t>
+                  </m:r>
+                </m:sub>
+                <m:sup/>
+                <m:e>
+                  <m:nary>
+                    <m:naryPr>
+                      <m:chr m:val="∑"/>
+                      <m:limLoc m:val="undOvr"/>
+                      <m:supHide m:val="1"/>
+                      <m:ctrlPr>
+                        <w:rPr>
+                          <w:rFonts w:ascii="Cambria Math" w:eastAsia="Calibri" w:hAnsi="Cambria Math" w:cs="Times New Roman"/>
+                          <w:i/>
+                          <w:iCs/>
+                        </w:rPr>
+                      </m:ctrlPr>
+                    </m:naryPr>
+                    <m:sub>
+                      <m:r>
+                        <w:rPr>
+                          <w:rFonts w:ascii="Cambria Math" w:eastAsia="Calibri" w:hAnsi="Cambria Math" w:cs="Times New Roman"/>
+                        </w:rPr>
+                        <m:t>conv_p</m:t>
+                      </m:r>
+                    </m:sub>
+                    <m:sup/>
+                    <m:e>
+                      <m:sSub>
+                        <m:sSubPr>
+                          <m:ctrlPr>
+                            <w:rPr>
+                              <w:rFonts w:ascii="Cambria Math" w:eastAsia="Calibri" w:hAnsi="Cambria Math" w:cs="Times New Roman"/>
+                              <w:i/>
+                              <w:iCs/>
+                            </w:rPr>
+                          </m:ctrlPr>
+                        </m:sSubPr>
+                        <m:e>
+                          <m:r>
+                            <w:rPr>
+                              <w:rFonts w:ascii="Cambria Math" w:eastAsia="Calibri" w:hAnsi="Cambria Math" w:cs="Times New Roman"/>
+                            </w:rPr>
+                            <m:t>I</m:t>
+                          </m:r>
+                        </m:e>
+                        <m:sub>
+                          <m:r>
+                            <w:rPr>
+                              <w:rFonts w:ascii="Cambria Math" w:eastAsia="Calibri" w:hAnsi="Cambria Math" w:cs="Times New Roman"/>
+                            </w:rPr>
+                            <m:t>use_net</m:t>
+                          </m:r>
+                        </m:sub>
+                      </m:sSub>
+                      <m:d>
+                        <m:dPr>
+                          <m:ctrlPr>
+                            <w:rPr>
+                              <w:rFonts w:ascii="Cambria Math" w:eastAsia="Calibri" w:hAnsi="Cambria Math" w:cs="Times New Roman"/>
+                              <w:i/>
+                              <w:iCs/>
+                            </w:rPr>
+                          </m:ctrlPr>
+                        </m:dPr>
+                        <m:e>
+                          <m:r>
+                            <w:rPr>
+                              <w:rFonts w:ascii="Cambria Math" w:eastAsia="Calibri" w:hAnsi="Cambria Math" w:cs="Times New Roman"/>
+                            </w:rPr>
+                            <m:t>t,cp,con</m:t>
+                          </m:r>
+                          <m:sSub>
+                            <m:sSubPr>
+                              <m:ctrlPr>
+                                <w:rPr>
+                                  <w:rFonts w:ascii="Cambria Math" w:eastAsia="Calibri" w:hAnsi="Cambria Math" w:cs="Times New Roman"/>
+                                  <w:i/>
+                                  <w:iCs/>
+                                </w:rPr>
+                              </m:ctrlPr>
+                            </m:sSubPr>
+                            <m:e>
+                              <m:r>
+                                <w:rPr>
+                                  <w:rFonts w:ascii="Cambria Math" w:eastAsia="Calibri" w:hAnsi="Cambria Math" w:cs="Times New Roman"/>
+                                </w:rPr>
+                                <m:t>v</m:t>
+                              </m:r>
+                            </m:e>
+                            <m:sub>
+                              <m:r>
+                                <w:rPr>
+                                  <w:rFonts w:ascii="Cambria Math" w:eastAsia="Calibri" w:hAnsi="Cambria Math" w:cs="Times New Roman"/>
+                                </w:rPr>
+                                <m:t>p</m:t>
+                              </m:r>
+                            </m:sub>
+                          </m:sSub>
+                        </m:e>
+                      </m:d>
+                    </m:e>
+                  </m:nary>
+                </m:e>
+              </m:nary>
+            </m:oMath>
+          </w:p>
+          <w:p>
+            <w:pPr>
+              <w:pStyle w:val="Paragraphedeliste"/>
+              <w:numPr>
+                <w:ilvl w:val="0"/>
+                <w:numId w:val="2"/>
+              </w:numPr>
+              <w:rPr>
+                <w:rFonts w:eastAsiaTheme="minorEastAsia"/>
+              </w:rPr>
+            </w:pPr>
+            <m:oMath>
+              <m:r>
+                <w:rPr>
+                  <w:rFonts w:ascii="Cambria Math" w:hAnsi="Cambria Math"/>
+                </w:rPr>
+                <m:t>s∈S=</m:t>
+              </m:r>
+            </m:oMath>
+            <w:r>
+              <w:rPr>
+                <w:rFonts w:eastAsiaTheme="minorEastAsia"/>
+              </w:rPr>
+              <w:t>{</w:t>
+            </w:r>
+            <w:proofErr w:type="gramStart"/>
+            <w:r>
+              <w:rPr>
+                <w:rFonts w:eastAsiaTheme="minorEastAsia"/>
+              </w:rPr>
+              <w:t>lieux</w:t>
+            </w:r>
+            <w:proofErr w:type="gramEnd"/>
+            <w:r>
+              <w:rPr>
+                <w:rFonts w:eastAsiaTheme="minorEastAsia"/>
+              </w:rPr>
+              <w:t xml:space="preserve"> d’installation possibles des technologies centralisées}</w:t>
+            </w:r>
+          </w:p>
+          <w:p>
+            <w:pPr>
+              <w:pStyle w:val="Paragraphedeliste"/>
+              <w:numPr>
+                <w:ilvl w:val="0"/>
+                <w:numId w:val="2"/>
+              </w:numPr>
+              <w:rPr>
+                <w:rFonts w:eastAsiaTheme="minorEastAsia"/>
+              </w:rPr>
+            </w:pPr>
+            <w:proofErr w:type="spellStart"/>
+            <w:r>
+              <w:rPr>
+                <w:rFonts w:eastAsiaTheme="minorEastAsia"/>
+              </w:rPr>
+              <w:t>Poss_tech</w:t>
+            </w:r>
+            <w:proofErr w:type="spellEnd"/>
+            <w:r>
+              <w:rPr>
+                <w:rFonts w:eastAsiaTheme="minorEastAsia"/>
+              </w:rPr>
+              <w:t>(</w:t>
+            </w:r>
+            <w:proofErr w:type="spellStart"/>
+            <w:proofErr w:type="gramStart"/>
+            <w:r>
+              <w:rPr>
+                <w:rFonts w:eastAsiaTheme="minorEastAsia"/>
+              </w:rPr>
+              <w:t>t,s</w:t>
+            </w:r>
+            <w:proofErr w:type="spellEnd"/>
+            <w:proofErr w:type="gramEnd"/>
+            <w:r>
+              <w:rPr>
+                <w:rFonts w:eastAsiaTheme="minorEastAsia"/>
+              </w:rPr>
+              <w:t xml:space="preserve">) </w:t>
+            </w:r>
+            <m:oMath>
+              <m:r>
+                <w:rPr>
+                  <w:rFonts w:ascii="Cambria Math" w:hAnsi="Cambria Math"/>
+                </w:rPr>
+                <m:t>∈</m:t>
+              </m:r>
+            </m:oMath>
+            <w:r>
+              <w:rPr>
+                <w:rFonts w:eastAsiaTheme="minorEastAsia"/>
+              </w:rPr>
+              <w:t xml:space="preserve"> {0,1}</w:t>
+            </w:r>
+          </w:p>
+          <w:p>
+            <w:pPr>
+              <w:pStyle w:val="Paragraphedeliste"/>
+              <w:numPr>
+                <w:ilvl w:val="0"/>
+                <w:numId w:val="2"/>
+              </w:numPr>
+              <w:rPr>
+                <w:rFonts w:ascii="Calibri" w:eastAsia="Calibri" w:hAnsi="Calibri" w:cs="Times New Roman"/>
+                <w:iCs/>
+              </w:rPr>
+            </w:pPr>
+            <m:oMath>
+              <m:sSub>
+                <m:sSubPr>
+                  <m:ctrlPr>
+                    <w:rPr>
+                      <w:rFonts w:ascii="Cambria Math" w:eastAsia="Calibri" w:hAnsi="Cambria Math" w:cs="Times New Roman"/>
+                      <w:i/>
+                      <w:iCs/>
+                    </w:rPr>
+                  </m:ctrlPr>
+                </m:sSubPr>
+                <m:e>
+                  <m:r>
+                    <w:rPr>
+                      <w:rFonts w:ascii="Cambria Math" w:eastAsia="Calibri" w:hAnsi="Cambria Math" w:cs="Times New Roman"/>
+                    </w:rPr>
+                    <m:t>I</m:t>
+                  </m:r>
+                </m:e>
+                <m:sub>
+                  <m:r>
+                    <w:rPr>
+                      <w:rFonts w:ascii="Cambria Math" w:eastAsia="Calibri" w:hAnsi="Cambria Math" w:cs="Times New Roman"/>
+                    </w:rPr>
+                    <m:t>t</m:t>
+                  </m:r>
+                  <m:sSub>
+                    <m:sSubPr>
+                      <m:ctrlPr>
+                        <w:rPr>
+                          <w:rFonts w:ascii="Cambria Math" w:eastAsia="Calibri" w:hAnsi="Cambria Math" w:cs="Times New Roman"/>
+                          <w:i/>
+                          <w:iCs/>
+                        </w:rPr>
+                      </m:ctrlPr>
+                    </m:sSubPr>
+                    <m:e>
+                      <m:r>
+                        <w:rPr>
+                          <w:rFonts w:ascii="Cambria Math" w:eastAsia="Calibri" w:hAnsi="Cambria Math" w:cs="Times New Roman"/>
+                        </w:rPr>
+                        <m:t>r</m:t>
+                      </m:r>
+                    </m:e>
+                    <m:sub>
+                      <m:r>
+                        <w:rPr>
+                          <w:rFonts w:ascii="Cambria Math" w:eastAsia="Calibri" w:hAnsi="Cambria Math" w:cs="Times New Roman"/>
+                        </w:rPr>
+                        <m:t>waste</m:t>
+                      </m:r>
+                    </m:sub>
+                  </m:sSub>
+                </m:sub>
+              </m:sSub>
+              <m:r>
+                <w:rPr>
+                  <w:rFonts w:ascii="Cambria Math" w:eastAsia="Calibri" w:hAnsi="Cambria Math" w:cs="Times New Roman"/>
+                </w:rPr>
+                <m:t xml:space="preserve">: </m:t>
+              </m:r>
+            </m:oMath>
+            <w:proofErr w:type="gramStart"/>
+            <w:r>
+              <w:rPr>
+                <w:rFonts w:ascii="Calibri" w:eastAsia="Calibri" w:hAnsi="Calibri" w:cs="Times New Roman"/>
+                <w:iCs/>
+              </w:rPr>
+              <w:t>facteur</w:t>
+            </w:r>
+            <w:proofErr w:type="gramEnd"/>
+            <w:r>
+              <w:rPr>
+                <w:rFonts w:ascii="Calibri" w:eastAsia="Calibri" w:hAnsi="Calibri" w:cs="Times New Roman"/>
+                <w:iCs/>
+              </w:rPr>
+              <w:t xml:space="preserve"> d’émission du transport des déchets (kgCO2eq/tkm)</w:t>
+            </w:r>
+          </w:p>
+          <w:p>
+            <w:pPr>
+              <w:pStyle w:val="Paragraphedeliste"/>
+              <w:numPr>
+                <w:ilvl w:val="0"/>
+                <w:numId w:val="2"/>
+              </w:numPr>
+              <w:rPr>
+                <w:rFonts w:ascii="Calibri" w:eastAsia="Calibri" w:hAnsi="Calibri" w:cs="Times New Roman"/>
+                <w:iCs/>
+                <w:strike/>
+              </w:rPr>
+            </w:pPr>
+            <w:proofErr w:type="spellStart"/>
+            <w:proofErr w:type="gramStart"/>
+            <w:r>
+              <w:rPr>
+                <w:rFonts w:ascii="Calibri" w:eastAsia="Calibri" w:hAnsi="Calibri" w:cs="Times New Roman"/>
+                <w:iCs/>
+                <w:strike/>
+              </w:rPr>
+              <w:t>D</w:t>
+            </w:r>
+            <w:r>
+              <w:rPr>
+                <w:rFonts w:ascii="Calibri" w:eastAsia="Calibri" w:hAnsi="Calibri" w:cs="Times New Roman"/>
+                <w:iCs/>
+                <w:strike/>
+                <w:vertAlign w:val="subscript"/>
+              </w:rPr>
+              <w:t>m,s</w:t>
+            </w:r>
+            <w:proofErr w:type="spellEnd"/>
+            <w:proofErr w:type="gramEnd"/>
+            <w:r>
+              <w:rPr>
+                <w:rFonts w:ascii="Calibri" w:eastAsia="Calibri" w:hAnsi="Calibri" w:cs="Times New Roman"/>
+                <w:iCs/>
+                <w:strike/>
+              </w:rPr>
+              <w:t>: distance entre les municipalités et le lieu de traitement</w:t>
+            </w:r>
+          </w:p>
+          <w:p>
+            <w:pPr>
+              <w:pStyle w:val="Paragraphedeliste"/>
+              <w:numPr>
+                <w:ilvl w:val="0"/>
+                <w:numId w:val="2"/>
+              </w:numPr>
+              <w:rPr>
+                <w:rFonts w:ascii="Calibri" w:eastAsia="Calibri" w:hAnsi="Calibri" w:cs="Times New Roman"/>
+                <w:iCs/>
+                <w:strike/>
+              </w:rPr>
+            </w:pPr>
+            <w:r>
+              <w:rPr>
+                <w:rFonts w:ascii="Calibri" w:eastAsia="Calibri" w:hAnsi="Calibri" w:cs="Times New Roman"/>
+                <w:iCs/>
+                <w:strike/>
+              </w:rPr>
+              <w:t xml:space="preserve">Type d’échelle de chaque technologie : centralisé ou </w:t>
+            </w:r>
+            <w:proofErr w:type="spellStart"/>
+            <w:r>
+              <w:rPr>
+                <w:rFonts w:ascii="Calibri" w:eastAsia="Calibri" w:hAnsi="Calibri" w:cs="Times New Roman"/>
+                <w:iCs/>
+                <w:strike/>
+              </w:rPr>
+              <w:t>decentralisé</w:t>
+            </w:r>
+            <w:proofErr w:type="spellEnd"/>
+          </w:p>
+          <w:p>
+            <w:pPr>
+              <w:rPr>
+                <w:rFonts w:ascii="Calibri" w:eastAsia="Calibri" w:hAnsi="Calibri" w:cs="Times New Roman"/>
+                <w:iCs/>
+                <w:strike/>
+              </w:rPr>
+            </w:pPr>
+            <w:r>
+              <w:rPr>
+                <w:rFonts w:ascii="Calibri" w:eastAsia="Calibri" w:hAnsi="Calibri" w:cs="Times New Roman"/>
+                <w:iCs/>
+                <w:strike/>
+              </w:rPr>
+              <w:t xml:space="preserve">Pour t, </w:t>
+            </w:r>
+            <w:proofErr w:type="spellStart"/>
+            <w:proofErr w:type="gramStart"/>
+            <w:r>
+              <w:rPr>
+                <w:rFonts w:ascii="Calibri" w:eastAsia="Calibri" w:hAnsi="Calibri" w:cs="Times New Roman"/>
+                <w:iCs/>
+                <w:strike/>
+              </w:rPr>
+              <w:t>m,s</w:t>
+            </w:r>
+            <w:proofErr w:type="spellEnd"/>
+            <w:proofErr w:type="gramEnd"/>
+            <w:r>
+              <w:rPr>
+                <w:rFonts w:ascii="Calibri" w:eastAsia="Calibri" w:hAnsi="Calibri" w:cs="Times New Roman"/>
+                <w:iCs/>
+                <w:strike/>
+              </w:rPr>
+              <w:t> :</w:t>
+            </w:r>
+          </w:p>
+          <w:p>
+            <w:pPr>
+              <w:rPr>
+                <w:rFonts w:ascii="Calibri" w:eastAsia="Calibri" w:hAnsi="Calibri" w:cs="Times New Roman"/>
+                <w:iCs/>
+                <w:strike/>
+              </w:rPr>
+            </w:pPr>
+            <w:r>
+              <w:rPr>
+                <w:rFonts w:ascii="Calibri" w:eastAsia="Calibri" w:hAnsi="Calibri" w:cs="Times New Roman"/>
+                <w:iCs/>
+                <w:strike/>
+              </w:rPr>
+              <w:t xml:space="preserve"> </w:t>
+            </w:r>
+            <w:proofErr w:type="gramStart"/>
+            <w:r>
+              <w:rPr>
+                <w:rFonts w:ascii="Calibri" w:eastAsia="Calibri" w:hAnsi="Calibri" w:cs="Times New Roman"/>
+                <w:iCs/>
+                <w:strike/>
+              </w:rPr>
+              <w:t>si</w:t>
+            </w:r>
+            <w:proofErr w:type="gramEnd"/>
+            <w:r>
+              <w:rPr>
+                <w:rFonts w:ascii="Calibri" w:eastAsia="Calibri" w:hAnsi="Calibri" w:cs="Times New Roman"/>
+                <w:iCs/>
+                <w:strike/>
+              </w:rPr>
+              <w:t xml:space="preserve"> t : centralisé</w:t>
+            </w:r>
+          </w:p>
+          <w:p>
+            <w:pPr>
+              <w:rPr>
+                <w:rFonts w:ascii="Calibri" w:eastAsia="Calibri" w:hAnsi="Calibri" w:cs="Times New Roman"/>
+                <w:iCs/>
+                <w:strike/>
+              </w:rPr>
+            </w:pPr>
+            <m:oMathPara>
+              <m:oMath>
+                <m:sSub>
+                  <m:sSubPr>
+                    <m:ctrlPr>
+                      <w:rPr>
+                        <w:rFonts w:ascii="Cambria Math" w:eastAsia="Calibri" w:hAnsi="Cambria Math" w:cs="Times New Roman"/>
+                        <w:i/>
+                        <w:iCs/>
+                        <w:strike/>
+                      </w:rPr>
+                    </m:ctrlPr>
+                  </m:sSubPr>
+                  <m:e>
+                    <m:r>
+                      <w:rPr>
+                        <w:rFonts w:ascii="Cambria Math" w:eastAsia="Calibri" w:hAnsi="Cambria Math" w:cs="Times New Roman"/>
+                        <w:strike/>
+                      </w:rPr>
+                      <m:t>I</m:t>
+                    </m:r>
+                  </m:e>
+                  <m:sub>
+                    <m:r>
+                      <w:rPr>
+                        <w:rFonts w:ascii="Cambria Math" w:eastAsia="Calibri" w:hAnsi="Cambria Math" w:cs="Times New Roman"/>
+                        <w:strike/>
+                      </w:rPr>
+                      <m:t>tr</m:t>
+                    </m:r>
+                    <m:d>
+                      <m:dPr>
+                        <m:ctrlPr>
+                          <w:rPr>
+                            <w:rFonts w:ascii="Cambria Math" w:eastAsia="Calibri" w:hAnsi="Cambria Math" w:cs="Times New Roman"/>
+                            <w:i/>
+                            <w:iCs/>
+                            <w:strike/>
+                          </w:rPr>
+                        </m:ctrlPr>
+                      </m:dPr>
+                      <m:e>
+                        <m:r>
+                          <w:rPr>
+                            <w:rFonts w:ascii="Cambria Math" w:eastAsia="Calibri" w:hAnsi="Cambria Math" w:cs="Times New Roman"/>
+                            <w:strike/>
+                          </w:rPr>
+                          <m:t>m,t,s</m:t>
+                        </m:r>
+                      </m:e>
+                    </m:d>
+                  </m:sub>
+                </m:sSub>
+                <m:r>
+                  <w:rPr>
+                    <w:rFonts w:ascii="Cambria Math" w:eastAsia="Calibri" w:hAnsi="Cambria Math" w:cs="Times New Roman"/>
+                    <w:strike/>
+                  </w:rPr>
+                  <m:t>=</m:t>
+                </m:r>
+                <m:sSub>
+                  <m:sSubPr>
+                    <m:ctrlPr>
+                      <w:rPr>
+                        <w:rFonts w:ascii="Cambria Math" w:eastAsia="Calibri" w:hAnsi="Cambria Math" w:cs="Times New Roman"/>
+                        <w:i/>
+                        <w:iCs/>
+                        <w:strike/>
+                      </w:rPr>
+                    </m:ctrlPr>
+                  </m:sSubPr>
+                  <m:e>
+                    <m:r>
+                      <w:rPr>
+                        <w:rFonts w:ascii="Cambria Math" w:eastAsia="Calibri" w:hAnsi="Cambria Math" w:cs="Times New Roman"/>
+                        <w:strike/>
+                      </w:rPr>
+                      <m:t>I</m:t>
+                    </m:r>
+                  </m:e>
+                  <m:sub>
+                    <m:r>
+                      <w:rPr>
+                        <w:rFonts w:ascii="Cambria Math" w:eastAsia="Calibri" w:hAnsi="Cambria Math" w:cs="Times New Roman"/>
+                        <w:strike/>
+                      </w:rPr>
+                      <m:t>t</m:t>
+                    </m:r>
+                    <m:sSub>
+                      <m:sSubPr>
+                        <m:ctrlPr>
+                          <w:rPr>
+                            <w:rFonts w:ascii="Cambria Math" w:eastAsia="Calibri" w:hAnsi="Cambria Math" w:cs="Times New Roman"/>
+                            <w:i/>
+                            <w:iCs/>
+                            <w:strike/>
+                          </w:rPr>
+                        </m:ctrlPr>
+                      </m:sSubPr>
+                      <m:e>
+                        <m:r>
+                          <w:rPr>
+                            <w:rFonts w:ascii="Cambria Math" w:eastAsia="Calibri" w:hAnsi="Cambria Math" w:cs="Times New Roman"/>
+                            <w:strike/>
+                          </w:rPr>
+                          <m:t>r</m:t>
+                        </m:r>
+                      </m:e>
+                      <m:sub>
+                        <m:r>
+                          <w:rPr>
+                            <w:rFonts w:ascii="Cambria Math" w:eastAsia="Calibri" w:hAnsi="Cambria Math" w:cs="Times New Roman"/>
+                            <w:strike/>
+                          </w:rPr>
+                          <m:t>waste</m:t>
+                        </m:r>
+                      </m:sub>
+                    </m:sSub>
+                  </m:sub>
+                </m:sSub>
+                <m:r>
+                  <w:rPr>
+                    <w:rFonts w:ascii="Cambria Math" w:eastAsia="Calibri" w:hAnsi="Cambria Math" w:cs="Times New Roman"/>
+                    <w:strike/>
+                  </w:rPr>
+                  <m:t>.</m:t>
+                </m:r>
+                <m:sSub>
+                  <m:sSubPr>
+                    <m:ctrlPr>
+                      <w:rPr>
+                        <w:rFonts w:ascii="Cambria Math" w:eastAsia="Calibri" w:hAnsi="Cambria Math" w:cs="Times New Roman"/>
+                        <w:i/>
+                        <w:iCs/>
+                        <w:strike/>
+                      </w:rPr>
+                    </m:ctrlPr>
+                  </m:sSubPr>
+                  <m:e>
+                    <m:r>
+                      <w:rPr>
+                        <w:rFonts w:ascii="Cambria Math" w:eastAsia="Calibri" w:hAnsi="Cambria Math" w:cs="Times New Roman"/>
+                        <w:strike/>
+                      </w:rPr>
+                      <m:t>D</m:t>
+                    </m:r>
+                  </m:e>
+                  <m:sub>
+                    <m:r>
+                      <w:rPr>
+                        <w:rFonts w:ascii="Cambria Math" w:eastAsia="Calibri" w:hAnsi="Cambria Math" w:cs="Times New Roman"/>
+                        <w:strike/>
+                      </w:rPr>
+                      <m:t>m,s</m:t>
+                    </m:r>
+                  </m:sub>
+                </m:sSub>
+              </m:oMath>
+            </m:oMathPara>
+          </w:p>
+          <w:p>
+            <w:pPr>
+              <w:rPr>
+                <w:rFonts w:ascii="Calibri" w:eastAsia="Calibri" w:hAnsi="Calibri" w:cs="Times New Roman"/>
+                <w:iCs/>
+                <w:strike/>
+              </w:rPr>
+            </w:pPr>
+            <w:r>
+              <w:rPr>
+                <w:rFonts w:ascii="Calibri" w:eastAsia="Calibri" w:hAnsi="Calibri" w:cs="Times New Roman"/>
+                <w:iCs/>
+                <w:strike/>
+              </w:rPr>
+              <w:t>Sinon :</w:t>
+            </w:r>
+          </w:p>
+          <w:p>
+            <w:pPr>
+              <w:pStyle w:val="Paragraphedeliste"/>
+              <w:ind w:left="360"/>
+              <w:rPr>
+                <w:rFonts w:eastAsiaTheme="minorEastAsia"/>
+                <w:strike/>
+              </w:rPr>
+            </w:pPr>
+            <m:oMathPara>
+              <m:oMath>
+                <m:sSub>
+                  <m:sSubPr>
+                    <m:ctrlPr>
+                      <w:rPr>
+                        <w:rFonts w:ascii="Cambria Math" w:eastAsia="Calibri" w:hAnsi="Cambria Math" w:cs="Times New Roman"/>
+                        <w:i/>
+                        <w:iCs/>
+                        <w:strike/>
+                      </w:rPr>
+                    </m:ctrlPr>
+                  </m:sSubPr>
+                  <m:e>
+                    <m:r>
+                      <w:rPr>
+                        <w:rFonts w:ascii="Cambria Math" w:eastAsia="Calibri" w:hAnsi="Cambria Math" w:cs="Times New Roman"/>
+                        <w:strike/>
+                      </w:rPr>
+                      <m:t>I</m:t>
+                    </m:r>
+                  </m:e>
+                  <m:sub>
+                    <m:r>
+                      <w:rPr>
+                        <w:rFonts w:ascii="Cambria Math" w:eastAsia="Calibri" w:hAnsi="Cambria Math" w:cs="Times New Roman"/>
+                        <w:strike/>
+                      </w:rPr>
+                      <m:t>tr</m:t>
+                    </m:r>
+                    <m:d>
+                      <m:dPr>
+                        <m:ctrlPr>
+                          <w:rPr>
+                            <w:rFonts w:ascii="Cambria Math" w:eastAsia="Calibri" w:hAnsi="Cambria Math" w:cs="Times New Roman"/>
+                            <w:i/>
+                            <w:iCs/>
+                            <w:strike/>
+                          </w:rPr>
+                        </m:ctrlPr>
+                      </m:dPr>
+                      <m:e>
+                        <m:r>
+                          <w:rPr>
+                            <w:rFonts w:ascii="Cambria Math" w:eastAsia="Calibri" w:hAnsi="Cambria Math" w:cs="Times New Roman"/>
+                            <w:strike/>
+                          </w:rPr>
+                          <m:t>M,T,s</m:t>
+                        </m:r>
+                      </m:e>
+                    </m:d>
+                  </m:sub>
+                </m:sSub>
+                <m:r>
+                  <w:rPr>
+                    <w:rFonts w:ascii="Cambria Math" w:eastAsia="Calibri" w:hAnsi="Cambria Math" w:cs="Times New Roman"/>
+                    <w:strike/>
+                  </w:rPr>
+                  <m:t>=0</m:t>
+                </m:r>
+              </m:oMath>
+            </m:oMathPara>
+          </w:p>
+          <w:p>
+            <w:pPr>
+              <w:pStyle w:val="Paragraphedeliste"/>
+              <w:ind w:left="360"/>
+              <w:rPr>
+                <w:rFonts w:eastAsiaTheme="minorEastAsia"/>
+              </w:rPr>
+            </w:pPr>
+          </w:p>
+          <w:p>
+            <w:pPr>
+              <w:pStyle w:val="Paragraphedeliste"/>
+              <w:numPr>
+                <w:ilvl w:val="0"/>
+                <w:numId w:val="7"/>
+              </w:numPr>
+              <w:rPr>
+                <w:rFonts w:eastAsiaTheme="minorEastAsia"/>
+              </w:rPr>
+            </w:pPr>
+            <m:oMath>
+              <m:r>
+                <w:rPr>
+                  <w:rFonts w:ascii="Cambria Math" w:hAnsi="Cambria Math"/>
+                </w:rPr>
+                <m:t xml:space="preserve">mark ∈Market= </m:t>
+              </m:r>
+            </m:oMath>
+            <w:r>
+              <w:rPr>
+                <w:rFonts w:eastAsiaTheme="minorEastAsia"/>
+              </w:rPr>
+              <w:t>{</w:t>
+            </w:r>
+            <w:proofErr w:type="gramStart"/>
+            <w:r>
+              <w:rPr>
+                <w:rFonts w:eastAsiaTheme="minorEastAsia"/>
+              </w:rPr>
+              <w:t>marchés</w:t>
+            </w:r>
+            <w:proofErr w:type="gramEnd"/>
+            <w:r>
+              <w:rPr>
+                <w:rFonts w:eastAsiaTheme="minorEastAsia"/>
+              </w:rPr>
+              <w:t xml:space="preserve"> possibles de coproduits}</w:t>
+            </w:r>
+          </w:p>
+          <w:p>
+            <w:pPr>
+              <w:pStyle w:val="Paragraphedeliste"/>
+              <w:numPr>
+                <w:ilvl w:val="0"/>
+                <w:numId w:val="7"/>
+              </w:numPr>
+              <w:rPr>
+                <w:rFonts w:eastAsiaTheme="minorEastAsia"/>
+              </w:rPr>
+            </w:pPr>
+            <w:proofErr w:type="spellStart"/>
+            <w:proofErr w:type="gramStart"/>
+            <w:r>
+              <w:rPr>
+                <w:rFonts w:eastAsiaTheme="minorEastAsia"/>
+              </w:rPr>
+              <w:t>Ds,mark</w:t>
+            </w:r>
+            <w:proofErr w:type="spellEnd"/>
+            <w:proofErr w:type="gramEnd"/>
+            <w:r>
+              <w:rPr>
+                <w:rFonts w:eastAsiaTheme="minorEastAsia"/>
+              </w:rPr>
+              <w:t> : distance entre un site S et un marché mark</w:t>
+            </w:r>
+          </w:p>
+          <w:p>
+            <w:pPr>
+              <w:pStyle w:val="Paragraphedeliste"/>
+              <w:numPr>
+                <w:ilvl w:val="0"/>
+                <w:numId w:val="7"/>
+              </w:numPr>
+              <w:rPr>
+                <w:rFonts w:ascii="Calibri" w:eastAsia="Calibri" w:hAnsi="Calibri" w:cs="Times New Roman"/>
+                <w:iCs/>
+              </w:rPr>
+            </w:pPr>
+            <m:oMath>
+              <m:sSub>
+                <m:sSubPr>
+                  <m:ctrlPr>
+                    <w:rPr>
+                      <w:rFonts w:ascii="Cambria Math" w:eastAsia="Calibri" w:hAnsi="Cambria Math" w:cs="Times New Roman"/>
+                      <w:i/>
+                      <w:iCs/>
+                    </w:rPr>
+                  </m:ctrlPr>
+                </m:sSubPr>
+                <m:e>
+                  <m:r>
+                    <w:rPr>
+                      <w:rFonts w:ascii="Cambria Math" w:eastAsia="Calibri" w:hAnsi="Cambria Math" w:cs="Times New Roman"/>
+                    </w:rPr>
+                    <m:t>I</m:t>
+                  </m:r>
+                </m:e>
+                <m:sub>
+                  <m:r>
+                    <w:rPr>
+                      <w:rFonts w:ascii="Cambria Math" w:eastAsia="Calibri" w:hAnsi="Cambria Math" w:cs="Times New Roman"/>
+                    </w:rPr>
+                    <m:t>tr-cp</m:t>
+                  </m:r>
+                </m:sub>
+              </m:sSub>
+              <m:r>
+                <w:rPr>
+                  <w:rFonts w:ascii="Cambria Math" w:eastAsia="Calibri" w:hAnsi="Cambria Math" w:cs="Times New Roman"/>
+                </w:rPr>
+                <m:t>(cp) </m:t>
+              </m:r>
+            </m:oMath>
+            <w:r>
+              <w:rPr>
+                <w:rFonts w:ascii="Calibri" w:eastAsia="Calibri" w:hAnsi="Calibri" w:cs="Times New Roman"/>
+                <w:iCs/>
+              </w:rPr>
+              <w:t>: impact du transport d’un cp (kgCO2eq/tkm, kgCO2eq/kWh.km)</w:t>
+            </w:r>
+          </w:p>
+          <w:p>
+            <w:pPr>
+              <w:pStyle w:val="Paragraphedeliste"/>
+              <w:numPr>
+                <w:ilvl w:val="0"/>
+                <w:numId w:val="7"/>
+              </w:numPr>
+              <w:rPr>
+                <w:rFonts w:eastAsiaTheme="minorEastAsia"/>
+              </w:rPr>
+            </w:pPr>
+            <w:proofErr w:type="spellStart"/>
+            <w:r>
+              <w:rPr>
+                <w:rFonts w:eastAsiaTheme="minorEastAsia"/>
+              </w:rPr>
+              <w:t>Poss_mark</w:t>
+            </w:r>
+            <w:proofErr w:type="spellEnd"/>
+            <w:r>
+              <w:rPr>
+                <w:rFonts w:eastAsiaTheme="minorEastAsia"/>
+              </w:rPr>
+              <w:t>(</w:t>
+            </w:r>
+            <w:proofErr w:type="spellStart"/>
+            <w:proofErr w:type="gramStart"/>
+            <w:r>
+              <w:rPr>
+                <w:rFonts w:eastAsiaTheme="minorEastAsia"/>
+              </w:rPr>
+              <w:t>cp,mark</w:t>
+            </w:r>
+            <w:proofErr w:type="spellEnd"/>
+            <w:proofErr w:type="gramEnd"/>
+            <w:r>
+              <w:rPr>
+                <w:rFonts w:eastAsiaTheme="minorEastAsia"/>
+              </w:rPr>
+              <w:t xml:space="preserve">) </w:t>
+            </w:r>
+            <m:oMath>
+              <m:r>
+                <w:rPr>
+                  <w:rFonts w:ascii="Cambria Math" w:hAnsi="Cambria Math"/>
+                </w:rPr>
+                <m:t>∈</m:t>
+              </m:r>
+            </m:oMath>
+            <w:r>
+              <w:rPr>
+                <w:rFonts w:eastAsiaTheme="minorEastAsia"/>
+              </w:rPr>
+              <w:t xml:space="preserve"> {0,1}</w:t>
+            </w:r>
+          </w:p>
+          <w:p>
+            <w:pPr>
+              <w:pStyle w:val="Paragraphedeliste"/>
+              <w:numPr>
+                <w:ilvl w:val="0"/>
+                <w:numId w:val="7"/>
+              </w:numPr>
+              <w:rPr>
+                <w:rFonts w:eastAsiaTheme="minorEastAsia"/>
+              </w:rPr>
+            </w:pPr>
+            <w:proofErr w:type="spellStart"/>
+            <w:r>
+              <w:rPr>
+                <w:rFonts w:eastAsiaTheme="minorEastAsia"/>
+              </w:rPr>
+              <w:t>Dc</w:t>
+            </w:r>
+            <w:r>
+              <w:rPr>
+                <w:rFonts w:eastAsiaTheme="minorEastAsia"/>
+                <w:vertAlign w:val="subscript"/>
+              </w:rPr>
+              <w:t>m</w:t>
+            </w:r>
+            <w:proofErr w:type="spellEnd"/>
+            <w:r>
+              <w:rPr>
+                <w:rFonts w:eastAsiaTheme="minorEastAsia"/>
+                <w:vertAlign w:val="subscript"/>
+              </w:rPr>
+              <w:t> </w:t>
+            </w:r>
+            <w:r>
+              <w:rPr>
+                <w:rFonts w:eastAsiaTheme="minorEastAsia"/>
+              </w:rPr>
+              <w:t>: distance de collecte dans la municipalité m</w:t>
+            </w:r>
+          </w:p>
+          <w:p>
+            <w:pPr>
+              <w:pStyle w:val="Paragraphedeliste"/>
+              <w:numPr>
+                <w:ilvl w:val="0"/>
+                <w:numId w:val="7"/>
+              </w:numPr>
+              <w:rPr>
+                <w:rFonts w:eastAsiaTheme="minorEastAsia"/>
+                <w:color w:val="4472C4" w:themeColor="accent1"/>
+              </w:rPr>
+            </w:pPr>
+            <m:oMath>
+              <m:sSub>
+                <m:sSubPr>
+                  <m:ctrlPr>
+                    <w:rPr>
+                      <w:rFonts w:ascii="Cambria Math" w:eastAsia="Calibri" w:hAnsi="Cambria Math" w:cs="Times New Roman"/>
+                      <w:i/>
+                      <w:iCs/>
+                      <w:color w:val="4472C4" w:themeColor="accent1"/>
+                    </w:rPr>
+                  </m:ctrlPr>
+                </m:sSubPr>
+                <m:e>
+                  <m:r>
+                    <w:rPr>
+                      <w:rFonts w:ascii="Cambria Math" w:eastAsia="Calibri" w:hAnsi="Cambria Math" w:cs="Times New Roman"/>
+                      <w:color w:val="4472C4" w:themeColor="accent1"/>
+                    </w:rPr>
+                    <m:t>I</m:t>
+                  </m:r>
+                </m:e>
+                <m:sub>
+                  <m:r>
+                    <w:rPr>
+                      <w:rFonts w:ascii="Cambria Math" w:eastAsia="Calibri" w:hAnsi="Cambria Math" w:cs="Times New Roman"/>
+                      <w:color w:val="4472C4" w:themeColor="accent1"/>
+                    </w:rPr>
+                    <m:t>col</m:t>
+                  </m:r>
+                </m:sub>
+              </m:sSub>
+              <m:r>
+                <w:rPr>
+                  <w:rFonts w:ascii="Cambria Math" w:eastAsia="Calibri" w:hAnsi="Cambria Math" w:cs="Times New Roman"/>
+                  <w:color w:val="4472C4" w:themeColor="accent1"/>
+                </w:rPr>
+                <m:t xml:space="preserve">: </m:t>
+              </m:r>
+            </m:oMath>
+            <w:proofErr w:type="gramStart"/>
+            <w:r>
+              <w:rPr>
+                <w:rFonts w:ascii="Calibri" w:eastAsia="Calibri" w:hAnsi="Calibri" w:cs="Times New Roman"/>
+                <w:iCs/>
+                <w:color w:val="4472C4" w:themeColor="accent1"/>
+              </w:rPr>
+              <w:t>facteur</w:t>
+            </w:r>
+            <w:proofErr w:type="gramEnd"/>
+            <w:r>
+              <w:rPr>
+                <w:rFonts w:ascii="Calibri" w:eastAsia="Calibri" w:hAnsi="Calibri" w:cs="Times New Roman"/>
+                <w:iCs/>
+                <w:color w:val="4472C4" w:themeColor="accent1"/>
+              </w:rPr>
+              <w:t xml:space="preserve"> d’émission de la collecte des déchets</w:t>
+            </w:r>
+          </w:p>
+          <w:p>
+            <w:pPr>
+              <w:pStyle w:val="Paragraphedeliste"/>
+              <w:numPr>
+                <w:ilvl w:val="0"/>
+                <w:numId w:val="7"/>
+              </w:numPr>
+              <w:rPr>
+                <w:rFonts w:eastAsiaTheme="minorEastAsia"/>
+                <w:color w:val="4472C4" w:themeColor="accent1"/>
+              </w:rPr>
+            </w:pPr>
+            <w:r>
+              <w:rPr>
+                <w:rFonts w:ascii="Calibri" w:eastAsia="Calibri" w:hAnsi="Calibri" w:cs="Times New Roman"/>
+                <w:iCs/>
+                <w:color w:val="4472C4" w:themeColor="accent1"/>
+              </w:rPr>
+              <w:t>Pour t, m :</w:t>
+            </w:r>
+          </w:p>
+          <w:p>
+            <w:pPr>
+              <w:rPr>
+                <w:rFonts w:ascii="Calibri" w:eastAsia="Calibri" w:hAnsi="Calibri" w:cs="Times New Roman"/>
+                <w:iCs/>
+                <w:color w:val="4472C4" w:themeColor="accent1"/>
+              </w:rPr>
+            </w:pPr>
+            <w:r>
+              <w:rPr>
+                <w:rFonts w:ascii="Calibri" w:eastAsia="Calibri" w:hAnsi="Calibri" w:cs="Times New Roman"/>
+                <w:iCs/>
+                <w:color w:val="4472C4" w:themeColor="accent1"/>
+              </w:rPr>
+              <w:t xml:space="preserve"> </w:t>
+            </w:r>
+            <w:proofErr w:type="gramStart"/>
+            <w:r>
+              <w:rPr>
+                <w:rFonts w:ascii="Calibri" w:eastAsia="Calibri" w:hAnsi="Calibri" w:cs="Times New Roman"/>
+                <w:iCs/>
+                <w:color w:val="4472C4" w:themeColor="accent1"/>
+              </w:rPr>
+              <w:t>si</w:t>
+            </w:r>
+            <w:proofErr w:type="gramEnd"/>
+            <w:r>
+              <w:rPr>
+                <w:rFonts w:ascii="Calibri" w:eastAsia="Calibri" w:hAnsi="Calibri" w:cs="Times New Roman"/>
+                <w:iCs/>
+                <w:color w:val="4472C4" w:themeColor="accent1"/>
+              </w:rPr>
+              <w:t xml:space="preserve"> t : centralisé</w:t>
+            </w:r>
+          </w:p>
+          <w:p>
+            <w:pPr>
+              <w:rPr>
+                <w:rFonts w:ascii="Calibri" w:eastAsia="Calibri" w:hAnsi="Calibri" w:cs="Times New Roman"/>
+                <w:iCs/>
+                <w:color w:val="4472C4" w:themeColor="accent1"/>
+              </w:rPr>
+            </w:pPr>
+            <m:oMathPara>
+              <m:oMath>
+                <m:sSub>
+                  <m:sSubPr>
+                    <m:ctrlPr>
+                      <w:rPr>
+                        <w:rFonts w:ascii="Cambria Math" w:eastAsia="Calibri" w:hAnsi="Cambria Math" w:cs="Times New Roman"/>
+                        <w:i/>
+                        <w:iCs/>
+                        <w:color w:val="4472C4" w:themeColor="accent1"/>
+                      </w:rPr>
+                    </m:ctrlPr>
+                  </m:sSubPr>
+                  <m:e>
+                    <m:r>
+                      <w:rPr>
+                        <w:rFonts w:ascii="Cambria Math" w:eastAsia="Calibri" w:hAnsi="Cambria Math" w:cs="Times New Roman"/>
+                        <w:color w:val="4472C4" w:themeColor="accent1"/>
+                      </w:rPr>
+                      <m:t>I</m:t>
+                    </m:r>
+                  </m:e>
+                  <m:sub>
+                    <m:r>
+                      <w:rPr>
+                        <w:rFonts w:ascii="Cambria Math" w:eastAsia="Calibri" w:hAnsi="Cambria Math" w:cs="Times New Roman"/>
+                        <w:color w:val="4472C4" w:themeColor="accent1"/>
+                      </w:rPr>
+                      <m:t>col</m:t>
+                    </m:r>
+                    <m:d>
+                      <m:dPr>
+                        <m:ctrlPr>
+                          <w:rPr>
+                            <w:rFonts w:ascii="Cambria Math" w:eastAsia="Calibri" w:hAnsi="Cambria Math" w:cs="Times New Roman"/>
+                            <w:i/>
+                            <w:iCs/>
+                            <w:color w:val="4472C4" w:themeColor="accent1"/>
+                          </w:rPr>
+                        </m:ctrlPr>
+                      </m:dPr>
+                      <m:e>
+                        <m:r>
+                          <w:rPr>
+                            <w:rFonts w:ascii="Cambria Math" w:eastAsia="Calibri" w:hAnsi="Cambria Math" w:cs="Times New Roman"/>
+                            <w:color w:val="4472C4" w:themeColor="accent1"/>
+                          </w:rPr>
+                          <m:t>m,t</m:t>
+                        </m:r>
+                      </m:e>
+                    </m:d>
+                  </m:sub>
+                </m:sSub>
+                <m:r>
+                  <w:rPr>
+                    <w:rFonts w:ascii="Cambria Math" w:eastAsia="Calibri" w:hAnsi="Cambria Math" w:cs="Times New Roman"/>
+                    <w:color w:val="4472C4" w:themeColor="accent1"/>
+                  </w:rPr>
+                  <m:t>=</m:t>
+                </m:r>
+                <m:sSub>
+                  <m:sSubPr>
+                    <m:ctrlPr>
+                      <w:rPr>
+                        <w:rFonts w:ascii="Cambria Math" w:eastAsia="Calibri" w:hAnsi="Cambria Math" w:cs="Times New Roman"/>
+                        <w:i/>
+                        <w:iCs/>
+                        <w:color w:val="4472C4" w:themeColor="accent1"/>
+                      </w:rPr>
+                    </m:ctrlPr>
+                  </m:sSubPr>
+                  <m:e>
+                    <m:r>
+                      <w:rPr>
+                        <w:rFonts w:ascii="Cambria Math" w:eastAsia="Calibri" w:hAnsi="Cambria Math" w:cs="Times New Roman"/>
+                        <w:color w:val="4472C4" w:themeColor="accent1"/>
+                      </w:rPr>
+                      <m:t>I</m:t>
+                    </m:r>
+                  </m:e>
+                  <m:sub>
+                    <m:r>
+                      <w:rPr>
+                        <w:rFonts w:ascii="Cambria Math" w:eastAsia="Calibri" w:hAnsi="Cambria Math" w:cs="Times New Roman"/>
+                        <w:color w:val="4472C4" w:themeColor="accent1"/>
+                      </w:rPr>
+                      <m:t>col</m:t>
+                    </m:r>
+                  </m:sub>
+                </m:sSub>
+                <m:r>
+                  <w:rPr>
+                    <w:rFonts w:ascii="Cambria Math" w:eastAsia="Calibri" w:hAnsi="Cambria Math" w:cs="Times New Roman"/>
+                    <w:color w:val="4472C4" w:themeColor="accent1"/>
+                  </w:rPr>
+                  <m:t>.</m:t>
+                </m:r>
+                <m:sSub>
+                  <m:sSubPr>
+                    <m:ctrlPr>
+                      <w:rPr>
+                        <w:rFonts w:ascii="Cambria Math" w:eastAsia="Calibri" w:hAnsi="Cambria Math" w:cs="Times New Roman"/>
+                        <w:i/>
+                        <w:iCs/>
+                        <w:color w:val="4472C4" w:themeColor="accent1"/>
+                      </w:rPr>
+                    </m:ctrlPr>
+                  </m:sSubPr>
+                  <m:e>
+                    <m:r>
+                      <w:rPr>
+                        <w:rFonts w:ascii="Cambria Math" w:eastAsia="Calibri" w:hAnsi="Cambria Math" w:cs="Times New Roman"/>
+                        <w:color w:val="4472C4" w:themeColor="accent1"/>
+                      </w:rPr>
+                      <m:t>Dc</m:t>
+                    </m:r>
+                  </m:e>
+                  <m:sub>
+                    <m:r>
+                      <w:rPr>
+                        <w:rFonts w:ascii="Cambria Math" w:eastAsia="Calibri" w:hAnsi="Cambria Math" w:cs="Times New Roman"/>
+                        <w:color w:val="4472C4" w:themeColor="accent1"/>
+                      </w:rPr>
+                      <m:t>m</m:t>
+                    </m:r>
+                  </m:sub>
+                </m:sSub>
+              </m:oMath>
+            </m:oMathPara>
+          </w:p>
+          <w:p>
+            <w:pPr>
+              <w:rPr>
+                <w:rFonts w:ascii="Calibri" w:eastAsia="Calibri" w:hAnsi="Calibri" w:cs="Times New Roman"/>
+                <w:iCs/>
+                <w:color w:val="4472C4" w:themeColor="accent1"/>
+              </w:rPr>
+            </w:pPr>
+            <w:r>
+              <w:rPr>
+                <w:rFonts w:ascii="Calibri" w:eastAsia="Calibri" w:hAnsi="Calibri" w:cs="Times New Roman"/>
+                <w:iCs/>
+                <w:color w:val="4472C4" w:themeColor="accent1"/>
+              </w:rPr>
+              <w:t>Sinon :</w:t>
+            </w:r>
+          </w:p>
+          <w:p>
+            <w:pPr>
+              <w:pStyle w:val="Paragraphedeliste"/>
+              <w:ind w:left="360"/>
+              <w:rPr>
+                <w:rFonts w:eastAsiaTheme="minorEastAsia"/>
+                <w:color w:val="4472C4" w:themeColor="accent1"/>
+              </w:rPr>
+            </w:pPr>
+            <m:oMathPara>
+              <m:oMath>
+                <m:sSub>
+                  <m:sSubPr>
+                    <m:ctrlPr>
+                      <w:rPr>
+                        <w:rFonts w:ascii="Cambria Math" w:eastAsia="Calibri" w:hAnsi="Cambria Math" w:cs="Times New Roman"/>
+                        <w:i/>
+                        <w:iCs/>
+                        <w:color w:val="4472C4" w:themeColor="accent1"/>
+                      </w:rPr>
+                    </m:ctrlPr>
+                  </m:sSubPr>
+                  <m:e>
+                    <m:r>
+                      <w:rPr>
+                        <w:rFonts w:ascii="Cambria Math" w:eastAsia="Calibri" w:hAnsi="Cambria Math" w:cs="Times New Roman"/>
+                        <w:color w:val="4472C4" w:themeColor="accent1"/>
+                      </w:rPr>
+                      <m:t>I</m:t>
+                    </m:r>
+                  </m:e>
+                  <m:sub>
+                    <m:r>
+                      <w:rPr>
+                        <w:rFonts w:ascii="Cambria Math" w:eastAsia="Calibri" w:hAnsi="Cambria Math" w:cs="Times New Roman"/>
+                        <w:color w:val="4472C4" w:themeColor="accent1"/>
+                      </w:rPr>
+                      <m:t>col</m:t>
+                    </m:r>
+                    <m:d>
+                      <m:dPr>
+                        <m:ctrlPr>
+                          <w:rPr>
+                            <w:rFonts w:ascii="Cambria Math" w:eastAsia="Calibri" w:hAnsi="Cambria Math" w:cs="Times New Roman"/>
+                            <w:i/>
+                            <w:iCs/>
+                            <w:color w:val="4472C4" w:themeColor="accent1"/>
+                          </w:rPr>
+                        </m:ctrlPr>
+                      </m:dPr>
+                      <m:e>
+                        <m:r>
+                          <w:rPr>
+                            <w:rFonts w:ascii="Cambria Math" w:eastAsia="Calibri" w:hAnsi="Cambria Math" w:cs="Times New Roman"/>
+                            <w:color w:val="4472C4" w:themeColor="accent1"/>
+                          </w:rPr>
+                          <m:t>m,t</m:t>
+                        </m:r>
+                      </m:e>
+                    </m:d>
+                  </m:sub>
+                </m:sSub>
+                <m:r>
+                  <w:rPr>
+                    <w:rFonts w:ascii="Cambria Math" w:eastAsia="Calibri" w:hAnsi="Cambria Math" w:cs="Times New Roman"/>
+                    <w:color w:val="4472C4" w:themeColor="accent1"/>
+                  </w:rPr>
+                  <m:t>=0</m:t>
+                </m:r>
+              </m:oMath>
+            </m:oMathPara>
+          </w:p>
+          <w:p>
+            <w:pPr>
+              <w:pStyle w:val="Paragraphedeliste"/>
+              <w:numPr>
+                <w:ilvl w:val="0"/>
+                <w:numId w:val="2"/>
+              </w:numPr>
+              <w:rPr>
+                <w:rFonts w:ascii="Calibri" w:eastAsia="Calibri" w:hAnsi="Calibri" w:cs="Times New Roman"/>
+                <w:iCs/>
+                <w:color w:val="0070C0"/>
+              </w:rPr>
+            </w:pPr>
+            <w:proofErr w:type="spellStart"/>
+            <w:proofErr w:type="gramStart"/>
+            <w:r>
+              <w:rPr>
+                <w:rFonts w:ascii="Calibri" w:eastAsia="Calibri" w:hAnsi="Calibri" w:cs="Times New Roman"/>
+                <w:iCs/>
+                <w:color w:val="0070C0"/>
+              </w:rPr>
+              <w:t>D</w:t>
+            </w:r>
+            <w:r>
+              <w:rPr>
+                <w:rFonts w:ascii="Calibri" w:eastAsia="Calibri" w:hAnsi="Calibri" w:cs="Times New Roman"/>
+                <w:iCs/>
+                <w:color w:val="0070C0"/>
+                <w:vertAlign w:val="subscript"/>
+              </w:rPr>
+              <w:t>s</w:t>
+            </w:r>
+            <w:proofErr w:type="spellEnd"/>
+            <w:r>
+              <w:rPr>
+                <w:rFonts w:ascii="Calibri" w:eastAsia="Calibri" w:hAnsi="Calibri" w:cs="Times New Roman"/>
+                <w:iCs/>
+                <w:color w:val="0070C0"/>
+              </w:rPr>
+              <w:t>:</w:t>
+            </w:r>
+            <w:proofErr w:type="gramEnd"/>
+            <w:r>
+              <w:rPr>
+                <w:rFonts w:ascii="Calibri" w:eastAsia="Calibri" w:hAnsi="Calibri" w:cs="Times New Roman"/>
+                <w:iCs/>
+                <w:color w:val="0070C0"/>
+              </w:rPr>
+              <w:t xml:space="preserve"> distance entre le</w:t>
+            </w:r>
+            <w:r>
+              <w:rPr>
+                <w:rFonts w:ascii="Calibri" w:eastAsia="Calibri" w:hAnsi="Calibri" w:cs="Times New Roman"/>
+                <w:iCs/>
+                <w:color w:val="0070C0"/>
+              </w:rPr>
+              <w:t xml:space="preserve"> point de transfert</w:t>
+            </w:r>
+            <w:r>
+              <w:rPr>
+                <w:rFonts w:ascii="Calibri" w:eastAsia="Calibri" w:hAnsi="Calibri" w:cs="Times New Roman"/>
+                <w:iCs/>
+                <w:color w:val="0070C0"/>
+              </w:rPr>
+              <w:t xml:space="preserve"> et le lieu de traitement</w:t>
+            </w:r>
+          </w:p>
+          <w:p>
+            <w:pPr>
+              <w:pStyle w:val="Paragraphedeliste"/>
+              <w:numPr>
+                <w:ilvl w:val="0"/>
+                <w:numId w:val="2"/>
+              </w:numPr>
+              <w:rPr>
+                <w:rFonts w:ascii="Calibri" w:eastAsia="Calibri" w:hAnsi="Calibri" w:cs="Times New Roman"/>
+                <w:iCs/>
+                <w:color w:val="0070C0"/>
+              </w:rPr>
+            </w:pPr>
+            <w:r>
+              <w:rPr>
+                <w:rFonts w:ascii="Calibri" w:eastAsia="Calibri" w:hAnsi="Calibri" w:cs="Times New Roman"/>
+                <w:iCs/>
+                <w:color w:val="0070C0"/>
+              </w:rPr>
+              <w:t xml:space="preserve">Transport selon </w:t>
+            </w:r>
+            <w:r>
+              <w:rPr>
+                <w:rFonts w:ascii="Calibri" w:eastAsia="Calibri" w:hAnsi="Calibri" w:cs="Times New Roman"/>
+                <w:iCs/>
+                <w:color w:val="0070C0"/>
+              </w:rPr>
+              <w:t>Type d’échelle de chaque technologie</w:t>
+            </w:r>
+            <w:r>
+              <w:rPr>
+                <w:rFonts w:ascii="Calibri" w:eastAsia="Calibri" w:hAnsi="Calibri" w:cs="Times New Roman"/>
+                <w:iCs/>
+                <w:color w:val="0070C0"/>
+              </w:rPr>
+              <w:t> :</w:t>
+            </w:r>
+          </w:p>
+          <w:p>
+            <w:pPr>
+              <w:rPr>
+                <w:rFonts w:ascii="Calibri" w:eastAsia="Calibri" w:hAnsi="Calibri" w:cs="Times New Roman"/>
+                <w:iCs/>
+                <w:color w:val="0070C0"/>
+              </w:rPr>
+            </w:pPr>
+            <w:r>
+              <w:rPr>
+                <w:rFonts w:ascii="Calibri" w:eastAsia="Calibri" w:hAnsi="Calibri" w:cs="Times New Roman"/>
+                <w:iCs/>
+                <w:color w:val="0070C0"/>
+              </w:rPr>
+              <w:t>Pour t,</w:t>
+            </w:r>
+            <w:r>
+              <w:rPr>
+                <w:rFonts w:ascii="Calibri" w:eastAsia="Calibri" w:hAnsi="Calibri" w:cs="Times New Roman"/>
+                <w:iCs/>
+                <w:color w:val="0070C0"/>
+              </w:rPr>
+              <w:t xml:space="preserve"> </w:t>
+            </w:r>
+            <w:r>
+              <w:rPr>
+                <w:rFonts w:ascii="Calibri" w:eastAsia="Calibri" w:hAnsi="Calibri" w:cs="Times New Roman"/>
+                <w:iCs/>
+                <w:color w:val="0070C0"/>
+              </w:rPr>
+              <w:t>s :</w:t>
+            </w:r>
+          </w:p>
+          <w:p>
+            <w:pPr>
+              <w:rPr>
+                <w:rFonts w:ascii="Calibri" w:eastAsia="Calibri" w:hAnsi="Calibri" w:cs="Times New Roman"/>
+                <w:iCs/>
+                <w:color w:val="0070C0"/>
+              </w:rPr>
+            </w:pPr>
+            <w:r>
+              <w:rPr>
+                <w:rFonts w:ascii="Calibri" w:eastAsia="Calibri" w:hAnsi="Calibri" w:cs="Times New Roman"/>
+                <w:iCs/>
+                <w:color w:val="0070C0"/>
+              </w:rPr>
+              <w:t xml:space="preserve"> </w:t>
+            </w:r>
+            <w:proofErr w:type="gramStart"/>
+            <w:r>
+              <w:rPr>
+                <w:rFonts w:ascii="Calibri" w:eastAsia="Calibri" w:hAnsi="Calibri" w:cs="Times New Roman"/>
+                <w:iCs/>
+                <w:color w:val="0070C0"/>
+              </w:rPr>
+              <w:t>si</w:t>
+            </w:r>
+            <w:proofErr w:type="gramEnd"/>
+            <w:r>
+              <w:rPr>
+                <w:rFonts w:ascii="Calibri" w:eastAsia="Calibri" w:hAnsi="Calibri" w:cs="Times New Roman"/>
+                <w:iCs/>
+                <w:color w:val="0070C0"/>
+              </w:rPr>
+              <w:t xml:space="preserve"> t : centralisé</w:t>
+            </w:r>
+          </w:p>
+          <w:p>
+            <w:pPr>
+              <w:rPr>
+                <w:rFonts w:ascii="Calibri" w:eastAsia="Calibri" w:hAnsi="Calibri" w:cs="Times New Roman"/>
+                <w:iCs/>
+                <w:color w:val="0070C0"/>
+              </w:rPr>
+            </w:pPr>
+            <m:oMathPara>
+              <m:oMath>
+                <m:sSub>
+                  <m:sSubPr>
+                    <m:ctrlPr>
+                      <w:rPr>
+                        <w:rFonts w:ascii="Cambria Math" w:eastAsia="Calibri" w:hAnsi="Cambria Math" w:cs="Times New Roman"/>
+                        <w:i/>
+                        <w:iCs/>
+                        <w:color w:val="0070C0"/>
+                      </w:rPr>
+                    </m:ctrlPr>
+                  </m:sSubPr>
+                  <m:e>
+                    <m:r>
+                      <w:rPr>
+                        <w:rFonts w:ascii="Cambria Math" w:eastAsia="Calibri" w:hAnsi="Cambria Math" w:cs="Times New Roman"/>
+                        <w:color w:val="0070C0"/>
+                      </w:rPr>
+                      <m:t>I</m:t>
+                    </m:r>
+                  </m:e>
+                  <m:sub>
+                    <m:r>
+                      <w:rPr>
+                        <w:rFonts w:ascii="Cambria Math" w:eastAsia="Calibri" w:hAnsi="Cambria Math" w:cs="Times New Roman"/>
+                        <w:color w:val="0070C0"/>
+                      </w:rPr>
+                      <m:t>tr</m:t>
+                    </m:r>
+                    <m:d>
+                      <m:dPr>
+                        <m:ctrlPr>
+                          <w:rPr>
+                            <w:rFonts w:ascii="Cambria Math" w:eastAsia="Calibri" w:hAnsi="Cambria Math" w:cs="Times New Roman"/>
+                            <w:i/>
+                            <w:iCs/>
+                            <w:color w:val="0070C0"/>
+                          </w:rPr>
+                        </m:ctrlPr>
+                      </m:dPr>
+                      <m:e>
+                        <m:r>
+                          <w:rPr>
+                            <w:rFonts w:ascii="Cambria Math" w:eastAsia="Calibri" w:hAnsi="Cambria Math" w:cs="Times New Roman"/>
+                            <w:color w:val="0070C0"/>
+                          </w:rPr>
+                          <m:t>t,s</m:t>
+                        </m:r>
+                      </m:e>
+                    </m:d>
+                  </m:sub>
+                </m:sSub>
+                <m:r>
+                  <w:rPr>
+                    <w:rFonts w:ascii="Cambria Math" w:eastAsia="Calibri" w:hAnsi="Cambria Math" w:cs="Times New Roman"/>
+                    <w:color w:val="0070C0"/>
+                  </w:rPr>
+                  <m:t>=</m:t>
+                </m:r>
+                <m:sSub>
+                  <m:sSubPr>
+                    <m:ctrlPr>
+                      <w:rPr>
+                        <w:rFonts w:ascii="Cambria Math" w:eastAsia="Calibri" w:hAnsi="Cambria Math" w:cs="Times New Roman"/>
+                        <w:i/>
+                        <w:iCs/>
+                        <w:color w:val="0070C0"/>
+                      </w:rPr>
+                    </m:ctrlPr>
+                  </m:sSubPr>
+                  <m:e>
+                    <m:r>
+                      <w:rPr>
+                        <w:rFonts w:ascii="Cambria Math" w:eastAsia="Calibri" w:hAnsi="Cambria Math" w:cs="Times New Roman"/>
+                        <w:color w:val="0070C0"/>
+                      </w:rPr>
+                      <m:t>I</m:t>
+                    </m:r>
+                  </m:e>
+                  <m:sub>
+                    <m:r>
+                      <w:rPr>
+                        <w:rFonts w:ascii="Cambria Math" w:eastAsia="Calibri" w:hAnsi="Cambria Math" w:cs="Times New Roman"/>
+                        <w:color w:val="0070C0"/>
+                      </w:rPr>
+                      <m:t>t</m:t>
+                    </m:r>
+                    <m:sSub>
+                      <m:sSubPr>
+                        <m:ctrlPr>
+                          <w:rPr>
+                            <w:rFonts w:ascii="Cambria Math" w:eastAsia="Calibri" w:hAnsi="Cambria Math" w:cs="Times New Roman"/>
+                            <w:i/>
+                            <w:iCs/>
+                            <w:color w:val="0070C0"/>
+                          </w:rPr>
+                        </m:ctrlPr>
+                      </m:sSubPr>
+                      <m:e>
+                        <m:r>
+                          <w:rPr>
+                            <w:rFonts w:ascii="Cambria Math" w:eastAsia="Calibri" w:hAnsi="Cambria Math" w:cs="Times New Roman"/>
+                            <w:color w:val="0070C0"/>
+                          </w:rPr>
+                          <m:t>r</m:t>
+                        </m:r>
+                      </m:e>
+                      <m:sub>
+                        <m:r>
+                          <w:rPr>
+                            <w:rFonts w:ascii="Cambria Math" w:eastAsia="Calibri" w:hAnsi="Cambria Math" w:cs="Times New Roman"/>
+                            <w:color w:val="0070C0"/>
+                          </w:rPr>
+                          <m:t>waste</m:t>
+                        </m:r>
+                      </m:sub>
+                    </m:sSub>
+                  </m:sub>
+                </m:sSub>
+                <m:r>
+                  <w:rPr>
+                    <w:rFonts w:ascii="Cambria Math" w:eastAsia="Calibri" w:hAnsi="Cambria Math" w:cs="Times New Roman"/>
+                    <w:color w:val="0070C0"/>
+                  </w:rPr>
+                  <m:t>.</m:t>
+                </m:r>
+                <m:sSub>
+                  <m:sSubPr>
+                    <m:ctrlPr>
+                      <w:rPr>
+                        <w:rFonts w:ascii="Cambria Math" w:eastAsia="Calibri" w:hAnsi="Cambria Math" w:cs="Times New Roman"/>
+                        <w:i/>
+                        <w:iCs/>
+                        <w:color w:val="0070C0"/>
+                      </w:rPr>
+                    </m:ctrlPr>
+                  </m:sSubPr>
+                  <m:e>
+                    <m:r>
+                      <w:rPr>
+                        <w:rFonts w:ascii="Cambria Math" w:eastAsia="Calibri" w:hAnsi="Cambria Math" w:cs="Times New Roman"/>
+                        <w:color w:val="0070C0"/>
+                      </w:rPr>
+                      <m:t>D</m:t>
+                    </m:r>
+                  </m:e>
+                  <m:sub>
+                    <m:r>
+                      <w:rPr>
+                        <w:rFonts w:ascii="Cambria Math" w:eastAsia="Calibri" w:hAnsi="Cambria Math" w:cs="Times New Roman"/>
+                        <w:color w:val="0070C0"/>
+                      </w:rPr>
+                      <m:t>s</m:t>
+                    </m:r>
+                    <w:bookmarkStart w:id="1" w:name="_GoBack"/>
+                    <w:bookmarkEnd w:id="1"/>
+                  </m:sub>
+                </m:sSub>
+              </m:oMath>
+            </m:oMathPara>
+          </w:p>
+          <w:p>
+            <w:pPr>
+              <w:rPr>
+                <w:rFonts w:ascii="Calibri" w:eastAsia="Calibri" w:hAnsi="Calibri" w:cs="Times New Roman"/>
+                <w:iCs/>
+                <w:color w:val="0070C0"/>
+              </w:rPr>
+            </w:pPr>
+            <w:r>
+              <w:rPr>
+                <w:rFonts w:ascii="Calibri" w:eastAsia="Calibri" w:hAnsi="Calibri" w:cs="Times New Roman"/>
+                <w:iCs/>
+                <w:color w:val="0070C0"/>
+              </w:rPr>
+              <w:t>Sinon :</w:t>
+            </w:r>
+          </w:p>
+          <w:p>
+            <w:pPr>
+              <w:pStyle w:val="Paragraphedeliste"/>
+              <w:ind w:left="360"/>
+              <w:rPr>
+                <w:rFonts w:eastAsiaTheme="minorEastAsia"/>
+                <w:color w:val="0070C0"/>
+              </w:rPr>
+            </w:pPr>
+            <m:oMathPara>
+              <m:oMath>
+                <m:sSub>
+                  <m:sSubPr>
+                    <m:ctrlPr>
+                      <w:rPr>
+                        <w:rFonts w:ascii="Cambria Math" w:eastAsia="Calibri" w:hAnsi="Cambria Math" w:cs="Times New Roman"/>
+                        <w:i/>
+                        <w:iCs/>
+                        <w:color w:val="0070C0"/>
+                      </w:rPr>
+                    </m:ctrlPr>
+                  </m:sSubPr>
+                  <m:e>
+                    <m:r>
+                      <w:rPr>
+                        <w:rFonts w:ascii="Cambria Math" w:eastAsia="Calibri" w:hAnsi="Cambria Math" w:cs="Times New Roman"/>
+                        <w:color w:val="0070C0"/>
+                      </w:rPr>
+                      <m:t>I</m:t>
+                    </m:r>
+                  </m:e>
+                  <m:sub>
+                    <m:r>
+                      <w:rPr>
+                        <w:rFonts w:ascii="Cambria Math" w:eastAsia="Calibri" w:hAnsi="Cambria Math" w:cs="Times New Roman"/>
+                        <w:color w:val="0070C0"/>
+                      </w:rPr>
+                      <m:t>tr</m:t>
+                    </m:r>
+                    <m:d>
+                      <m:dPr>
+                        <m:ctrlPr>
+                          <w:rPr>
+                            <w:rFonts w:ascii="Cambria Math" w:eastAsia="Calibri" w:hAnsi="Cambria Math" w:cs="Times New Roman"/>
+                            <w:i/>
+                            <w:iCs/>
+                            <w:color w:val="0070C0"/>
+                          </w:rPr>
+                        </m:ctrlPr>
+                      </m:dPr>
+                      <m:e>
+                        <m:r>
+                          <w:rPr>
+                            <w:rFonts w:ascii="Cambria Math" w:eastAsia="Calibri" w:hAnsi="Cambria Math" w:cs="Times New Roman"/>
+                            <w:color w:val="0070C0"/>
+                          </w:rPr>
+                          <m:t>T,s</m:t>
+                        </m:r>
+                      </m:e>
+                    </m:d>
+                  </m:sub>
+                </m:sSub>
+                <m:r>
+                  <w:rPr>
+                    <w:rFonts w:ascii="Cambria Math" w:eastAsia="Calibri" w:hAnsi="Cambria Math" w:cs="Times New Roman"/>
+                    <w:color w:val="0070C0"/>
+                  </w:rPr>
+                  <m:t>=0</m:t>
+                </m:r>
+              </m:oMath>
+            </m:oMathPara>
+          </w:p>
+          <w:p>
+            <w:pPr>
+              <w:rPr>
+                <w:rFonts w:eastAsiaTheme="minorEastAsia"/>
+                <w:color w:val="4472C4" w:themeColor="accent1"/>
+              </w:rPr>
+            </w:pPr>
+          </w:p>
+          <w:p>
+            <w:pPr>
+              <w:rPr>
+                <w:rFonts w:eastAsiaTheme="minorEastAsia"/>
+              </w:rPr>
+            </w:pPr>
+          </w:p>
+          <w:p>
+            <w:pPr>
+              <w:rPr>
+                <w:rFonts w:ascii="Calibri" w:eastAsia="Calibri" w:hAnsi="Calibri" w:cs="Times New Roman"/>
+                <w:iCs/>
+              </w:rPr>
+            </w:pPr>
+          </w:p>
+        </w:tc>
+        <w:tc>
+          <w:tcPr>
+            <w:tcW w:w="4536" w:type="dxa"/>
+          </w:tcPr>
+          <w:p>
+            <w:pPr>
+              <w:pStyle w:val="Paragraphedeliste"/>
+              <w:numPr>
+                <w:ilvl w:val="0"/>
+                <w:numId w:val="2"/>
+              </w:numPr>
+            </w:pPr>
+            <w:r>
+              <w:t>Tous les déchets doivent être traités</w:t>
+            </w:r>
+          </w:p>
+          <w:p>
+            <w:pPr>
+              <w:rPr>
+                <w:rFonts w:eastAsiaTheme="minorEastAsia"/>
+              </w:rPr>
+            </w:pPr>
+            <w:r>
+              <w:rPr>
+                <w:rFonts w:eastAsiaTheme="minorEastAsia"/>
+              </w:rPr>
+              <w:t xml:space="preserve">Pour m dans </w:t>
+            </w:r>
+            <w:proofErr w:type="spellStart"/>
+            <w:r>
+              <w:rPr>
+                <w:rFonts w:eastAsiaTheme="minorEastAsia"/>
+              </w:rPr>
+              <w:t>mun</w:t>
+            </w:r>
+            <w:proofErr w:type="spellEnd"/>
+            <w:r>
+              <w:rPr>
+                <w:rFonts w:eastAsiaTheme="minorEastAsia"/>
+              </w:rPr>
+              <w:t> :</w:t>
+            </w:r>
+          </w:p>
+          <w:p>
+            <w:pPr>
+              <w:rPr>
+                <w:rFonts w:eastAsiaTheme="minorEastAsia"/>
+              </w:rPr>
+            </w:pPr>
+            <m:oMathPara>
+              <m:oMath>
+                <m:nary>
+                  <m:naryPr>
+                    <m:chr m:val="∑"/>
+                    <m:limLoc m:val="undOvr"/>
+                    <m:supHide m:val="1"/>
+                    <m:ctrlPr>
+                      <w:rPr>
+                        <w:rFonts w:ascii="Cambria Math" w:eastAsiaTheme="minorEastAsia" w:hAnsi="Cambria Math"/>
+                        <w:i/>
+                      </w:rPr>
+                    </m:ctrlPr>
+                  </m:naryPr>
+                  <m:sub>
+                    <m:r>
+                      <w:rPr>
+                        <w:rFonts w:ascii="Cambria Math" w:eastAsiaTheme="minorEastAsia" w:hAnsi="Cambria Math"/>
+                      </w:rPr>
+                      <m:t>s</m:t>
+                    </m:r>
+                  </m:sub>
+                  <m:sup/>
+                  <m:e>
+                    <m:nary>
+                      <m:naryPr>
+                        <m:chr m:val="∑"/>
+                        <m:limLoc m:val="undOvr"/>
+                        <m:supHide m:val="1"/>
+                        <m:ctrlPr>
+                          <w:rPr>
+                            <w:rFonts w:ascii="Cambria Math" w:eastAsiaTheme="minorEastAsia" w:hAnsi="Cambria Math"/>
+                            <w:i/>
+                          </w:rPr>
+                        </m:ctrlPr>
+                      </m:naryPr>
+                      <m:sub>
+                        <m:r>
+                          <w:rPr>
+                            <w:rFonts w:ascii="Cambria Math" w:eastAsiaTheme="minorEastAsia" w:hAnsi="Cambria Math"/>
+                          </w:rPr>
+                          <m:t>t in tech</m:t>
+                        </m:r>
+                      </m:sub>
+                      <m:sup/>
+                      <m:e>
+                        <m:r>
+                          <w:rPr>
+                            <w:rFonts w:ascii="Cambria Math" w:eastAsiaTheme="minorEastAsia" w:hAnsi="Cambria Math"/>
+                          </w:rPr>
+                          <m:t>x</m:t>
+                        </m:r>
+                        <m:d>
+                          <m:dPr>
+                            <m:ctrlPr>
+                              <w:rPr>
+                                <w:rFonts w:ascii="Cambria Math" w:eastAsiaTheme="minorEastAsia" w:hAnsi="Cambria Math"/>
+                                <w:i/>
+                              </w:rPr>
+                            </m:ctrlPr>
+                          </m:dPr>
+                          <m:e>
+                            <m:r>
+                              <w:rPr>
+                                <w:rFonts w:ascii="Cambria Math" w:eastAsiaTheme="minorEastAsia" w:hAnsi="Cambria Math"/>
+                              </w:rPr>
+                              <m:t>m,home,t,s</m:t>
+                            </m:r>
+                          </m:e>
+                        </m:d>
+                      </m:e>
+                    </m:nary>
+                  </m:e>
+                </m:nary>
+                <m:r>
+                  <w:rPr>
+                    <w:rFonts w:ascii="Cambria Math" w:eastAsiaTheme="minorEastAsia" w:hAnsi="Cambria Math"/>
+                  </w:rPr>
+                  <m:t>=</m:t>
+                </m:r>
+                <m:sSub>
+                  <m:sSubPr>
+                    <m:ctrlPr>
+                      <w:rPr>
+                        <w:rFonts w:ascii="Cambria Math" w:eastAsiaTheme="minorEastAsia" w:hAnsi="Cambria Math"/>
+                        <w:i/>
+                      </w:rPr>
+                    </m:ctrlPr>
+                  </m:sSubPr>
+                  <m:e>
+                    <m:r>
+                      <w:rPr>
+                        <w:rFonts w:ascii="Cambria Math" w:eastAsiaTheme="minorEastAsia" w:hAnsi="Cambria Math"/>
+                      </w:rPr>
+                      <m:t>M</m:t>
+                    </m:r>
+                  </m:e>
+                  <m:sub>
+                    <m:r>
+                      <w:rPr>
+                        <w:rFonts w:ascii="Cambria Math" w:eastAsiaTheme="minorEastAsia" w:hAnsi="Cambria Math"/>
+                      </w:rPr>
+                      <m:t>home,m</m:t>
+                    </m:r>
+                  </m:sub>
+                </m:sSub>
+              </m:oMath>
+            </m:oMathPara>
+          </w:p>
+          <w:p>
+            <w:pPr>
+              <w:rPr>
+                <w:rFonts w:eastAsiaTheme="minorEastAsia"/>
+              </w:rPr>
+            </w:pPr>
+            <m:oMathPara>
+              <m:oMath>
+                <m:nary>
+                  <m:naryPr>
+                    <m:chr m:val="∑"/>
+                    <m:limLoc m:val="undOvr"/>
+                    <m:supHide m:val="1"/>
+                    <m:ctrlPr>
+                      <w:rPr>
+                        <w:rFonts w:ascii="Cambria Math" w:eastAsiaTheme="minorEastAsia" w:hAnsi="Cambria Math"/>
+                        <w:i/>
+                      </w:rPr>
+                    </m:ctrlPr>
+                  </m:naryPr>
+                  <m:sub>
+                    <m:r>
+                      <w:rPr>
+                        <w:rFonts w:ascii="Cambria Math" w:eastAsiaTheme="minorEastAsia" w:hAnsi="Cambria Math"/>
+                      </w:rPr>
+                      <m:t>s</m:t>
+                    </m:r>
+                  </m:sub>
+                  <m:sup/>
+                  <m:e>
+                    <m:nary>
+                      <m:naryPr>
+                        <m:chr m:val="∑"/>
+                        <m:limLoc m:val="undOvr"/>
+                        <m:supHide m:val="1"/>
+                        <m:ctrlPr>
+                          <w:rPr>
+                            <w:rFonts w:ascii="Cambria Math" w:eastAsiaTheme="minorEastAsia" w:hAnsi="Cambria Math"/>
+                            <w:i/>
+                          </w:rPr>
+                        </m:ctrlPr>
+                      </m:naryPr>
+                      <m:sub>
+                        <m:r>
+                          <w:rPr>
+                            <w:rFonts w:ascii="Cambria Math" w:eastAsiaTheme="minorEastAsia" w:hAnsi="Cambria Math"/>
+                          </w:rPr>
+                          <m:t>t in tech</m:t>
+                        </m:r>
+                      </m:sub>
+                      <m:sup/>
+                      <m:e>
+                        <m:r>
+                          <w:rPr>
+                            <w:rFonts w:ascii="Cambria Math" w:eastAsiaTheme="minorEastAsia" w:hAnsi="Cambria Math"/>
+                          </w:rPr>
+                          <m:t>x(m,build,t,s)</m:t>
+                        </m:r>
+                      </m:e>
+                    </m:nary>
+                  </m:e>
+                </m:nary>
+                <m:r>
+                  <w:rPr>
+                    <w:rFonts w:ascii="Cambria Math" w:eastAsiaTheme="minorEastAsia" w:hAnsi="Cambria Math"/>
+                  </w:rPr>
+                  <m:t>=</m:t>
+                </m:r>
+                <m:sSub>
+                  <m:sSubPr>
+                    <m:ctrlPr>
+                      <w:rPr>
+                        <w:rFonts w:ascii="Cambria Math" w:eastAsiaTheme="minorEastAsia" w:hAnsi="Cambria Math"/>
+                        <w:i/>
+                      </w:rPr>
+                    </m:ctrlPr>
+                  </m:sSubPr>
+                  <m:e>
+                    <m:r>
+                      <w:rPr>
+                        <w:rFonts w:ascii="Cambria Math" w:eastAsiaTheme="minorEastAsia" w:hAnsi="Cambria Math"/>
+                      </w:rPr>
+                      <m:t>M</m:t>
+                    </m:r>
+                  </m:e>
+                  <m:sub>
+                    <m:r>
+                      <w:rPr>
+                        <w:rFonts w:ascii="Cambria Math" w:eastAsiaTheme="minorEastAsia" w:hAnsi="Cambria Math"/>
+                      </w:rPr>
+                      <m:t>build,m</m:t>
+                    </m:r>
+                  </m:sub>
+                </m:sSub>
+              </m:oMath>
+            </m:oMathPara>
+          </w:p>
+          <w:p>
+            <w:pPr>
+              <w:pStyle w:val="Paragraphedeliste"/>
+              <w:numPr>
+                <w:ilvl w:val="0"/>
+                <w:numId w:val="3"/>
+              </w:numPr>
+              <w:rPr>
+                <w:rFonts w:eastAsiaTheme="minorEastAsia"/>
+              </w:rPr>
+            </w:pPr>
+            <w:r>
+              <w:rPr>
+                <w:rFonts w:eastAsiaTheme="minorEastAsia"/>
+              </w:rPr>
+              <w:t>Les buildings ne peuvent utilisés la technologie HC</w:t>
+            </w:r>
+          </w:p>
+          <w:p>
+            <w:pPr>
+              <w:rPr>
+                <w:rFonts w:eastAsiaTheme="minorEastAsia"/>
+              </w:rPr>
+            </w:pPr>
+            <w:r>
+              <w:rPr>
+                <w:rFonts w:eastAsiaTheme="minorEastAsia"/>
+              </w:rPr>
+              <w:t xml:space="preserve">Pour m dans </w:t>
+            </w:r>
+            <w:proofErr w:type="spellStart"/>
+            <w:r>
+              <w:rPr>
+                <w:rFonts w:eastAsiaTheme="minorEastAsia"/>
+              </w:rPr>
+              <w:t>mun</w:t>
+            </w:r>
+            <w:proofErr w:type="spellEnd"/>
+            <w:r>
+              <w:rPr>
+                <w:rFonts w:eastAsiaTheme="minorEastAsia"/>
+              </w:rPr>
+              <w:t> :</w:t>
+            </w:r>
+          </w:p>
+          <w:p>
+            <w:pPr>
+              <w:rPr>
+                <w:rFonts w:eastAsiaTheme="minorEastAsia"/>
+              </w:rPr>
+            </w:pPr>
+            <m:oMathPara>
+              <m:oMath>
+                <m:nary>
+                  <m:naryPr>
+                    <m:chr m:val="∑"/>
+                    <m:limLoc m:val="undOvr"/>
+                    <m:supHide m:val="1"/>
+                    <m:ctrlPr>
+                      <w:rPr>
+                        <w:rFonts w:ascii="Cambria Math" w:eastAsiaTheme="minorEastAsia" w:hAnsi="Cambria Math"/>
+                        <w:i/>
+                      </w:rPr>
+                    </m:ctrlPr>
+                  </m:naryPr>
+                  <m:sub>
+                    <m:r>
+                      <w:rPr>
+                        <w:rFonts w:ascii="Cambria Math" w:eastAsiaTheme="minorEastAsia" w:hAnsi="Cambria Math"/>
+                      </w:rPr>
+                      <m:t>s in S</m:t>
+                    </m:r>
+                  </m:sub>
+                  <m:sup/>
+                  <m:e>
+                    <m:r>
+                      <w:rPr>
+                        <w:rFonts w:ascii="Cambria Math" w:eastAsiaTheme="minorEastAsia" w:hAnsi="Cambria Math"/>
+                      </w:rPr>
+                      <m:t>x(m,build,HC,s)</m:t>
+                    </m:r>
+                  </m:e>
+                </m:nary>
+                <m:r>
+                  <w:rPr>
+                    <w:rFonts w:ascii="Cambria Math" w:eastAsiaTheme="minorEastAsia" w:hAnsi="Cambria Math"/>
+                  </w:rPr>
+                  <m:t>=0</m:t>
+                </m:r>
+              </m:oMath>
+            </m:oMathPara>
+          </w:p>
+          <w:p>
+            <w:pPr>
+              <w:pStyle w:val="Paragraphedeliste"/>
+              <w:numPr>
+                <w:ilvl w:val="0"/>
+                <w:numId w:val="2"/>
+              </w:numPr>
+            </w:pPr>
+            <w:r>
+              <w:t>Les quantités de déchets envoyés dans les technologies doivent respecter les contraintes de capacité</w:t>
+            </w:r>
+          </w:p>
+          <w:p>
+            <w:r>
+              <w:t>Pour t dans T, s dans S :</w:t>
+            </w:r>
+          </w:p>
+          <w:p>
+            <w:pPr>
+              <w:rPr>
+                <w:rFonts w:eastAsiaTheme="minorEastAsia"/>
+                <w:sz w:val="20"/>
+              </w:rPr>
+            </w:pPr>
+            <m:oMathPara>
+              <m:oMathParaPr>
+                <m:jc m:val="left"/>
+              </m:oMathParaPr>
+              <m:oMath>
+                <m:nary>
+                  <m:naryPr>
+                    <m:chr m:val="∑"/>
+                    <m:limLoc m:val="undOvr"/>
+                    <m:supHide m:val="1"/>
+                    <m:ctrlPr>
+                      <w:rPr>
+                        <w:rFonts w:ascii="Cambria Math" w:eastAsiaTheme="minorEastAsia" w:hAnsi="Cambria Math"/>
+                        <w:i/>
+                        <w:sz w:val="20"/>
+                      </w:rPr>
+                    </m:ctrlPr>
+                  </m:naryPr>
+                  <m:sub>
+                    <m:r>
+                      <w:rPr>
+                        <w:rFonts w:ascii="Cambria Math" w:eastAsiaTheme="minorEastAsia" w:hAnsi="Cambria Math"/>
+                        <w:sz w:val="20"/>
+                      </w:rPr>
+                      <m:t>o in origin</m:t>
+                    </m:r>
+                  </m:sub>
+                  <m:sup/>
+                  <m:e>
+                    <m:nary>
+                      <m:naryPr>
+                        <m:chr m:val="∑"/>
+                        <m:limLoc m:val="undOvr"/>
+                        <m:supHide m:val="1"/>
+                        <m:ctrlPr>
+                          <w:rPr>
+                            <w:rFonts w:ascii="Cambria Math" w:eastAsiaTheme="minorEastAsia" w:hAnsi="Cambria Math"/>
+                            <w:i/>
+                            <w:sz w:val="20"/>
+                          </w:rPr>
+                        </m:ctrlPr>
+                      </m:naryPr>
+                      <m:sub>
+                        <m:r>
+                          <w:rPr>
+                            <w:rFonts w:ascii="Cambria Math" w:eastAsiaTheme="minorEastAsia" w:hAnsi="Cambria Math"/>
+                            <w:sz w:val="20"/>
+                          </w:rPr>
+                          <m:t>m in mun</m:t>
+                        </m:r>
+                      </m:sub>
+                      <m:sup/>
+                      <m:e>
+                        <m:r>
+                          <w:rPr>
+                            <w:rFonts w:ascii="Cambria Math" w:eastAsiaTheme="minorEastAsia" w:hAnsi="Cambria Math"/>
+                            <w:sz w:val="20"/>
+                          </w:rPr>
+                          <m:t>x</m:t>
+                        </m:r>
+                        <m:d>
+                          <m:dPr>
+                            <m:ctrlPr>
+                              <w:rPr>
+                                <w:rFonts w:ascii="Cambria Math" w:eastAsiaTheme="minorEastAsia" w:hAnsi="Cambria Math"/>
+                                <w:i/>
+                                <w:sz w:val="20"/>
+                              </w:rPr>
+                            </m:ctrlPr>
+                          </m:dPr>
+                          <m:e>
+                            <m:r>
+                              <w:rPr>
+                                <w:rFonts w:ascii="Cambria Math" w:eastAsiaTheme="minorEastAsia" w:hAnsi="Cambria Math"/>
+                                <w:sz w:val="20"/>
+                              </w:rPr>
+                              <m:t>m,o,t,s</m:t>
+                            </m:r>
+                          </m:e>
+                        </m:d>
+                        <m:r>
+                          <w:rPr>
+                            <w:rFonts w:ascii="Cambria Math" w:eastAsiaTheme="minorEastAsia" w:hAnsi="Cambria Math"/>
+                            <w:sz w:val="20"/>
+                          </w:rPr>
+                          <m:t>≤ub</m:t>
+                        </m:r>
+                        <m:d>
+                          <m:dPr>
+                            <m:ctrlPr>
+                              <w:rPr>
+                                <w:rFonts w:ascii="Cambria Math" w:eastAsiaTheme="minorEastAsia" w:hAnsi="Cambria Math"/>
+                                <w:i/>
+                                <w:sz w:val="20"/>
+                              </w:rPr>
+                            </m:ctrlPr>
+                          </m:dPr>
+                          <m:e>
+                            <m:r>
+                              <w:rPr>
+                                <w:rFonts w:ascii="Cambria Math" w:eastAsiaTheme="minorEastAsia" w:hAnsi="Cambria Math"/>
+                                <w:sz w:val="20"/>
+                              </w:rPr>
+                              <m:t>t</m:t>
+                            </m:r>
+                          </m:e>
+                        </m:d>
+                        <m:r>
+                          <w:rPr>
+                            <w:rFonts w:ascii="Cambria Math" w:eastAsiaTheme="minorEastAsia" w:hAnsi="Cambria Math"/>
+                            <w:sz w:val="20"/>
+                          </w:rPr>
+                          <m:t>*y(t,s)</m:t>
+                        </m:r>
+                      </m:e>
+                    </m:nary>
+                  </m:e>
+                </m:nary>
+              </m:oMath>
+            </m:oMathPara>
+          </w:p>
+          <w:p>
+            <w:pPr>
+              <w:rPr>
+                <w:rFonts w:eastAsiaTheme="minorEastAsia"/>
+                <w:sz w:val="20"/>
+              </w:rPr>
+            </w:pPr>
+            <m:oMathPara>
+              <m:oMath>
+                <m:nary>
+                  <m:naryPr>
+                    <m:chr m:val="∑"/>
+                    <m:limLoc m:val="undOvr"/>
+                    <m:supHide m:val="1"/>
+                    <m:ctrlPr>
+                      <w:rPr>
+                        <w:rFonts w:ascii="Cambria Math" w:eastAsiaTheme="minorEastAsia" w:hAnsi="Cambria Math"/>
+                        <w:i/>
+                        <w:sz w:val="20"/>
+                      </w:rPr>
+                    </m:ctrlPr>
+                  </m:naryPr>
+                  <m:sub>
+                    <m:r>
+                      <w:rPr>
+                        <w:rFonts w:ascii="Cambria Math" w:eastAsiaTheme="minorEastAsia" w:hAnsi="Cambria Math"/>
+                        <w:sz w:val="20"/>
+                      </w:rPr>
+                      <m:t>o in origin</m:t>
+                    </m:r>
+                  </m:sub>
+                  <m:sup/>
+                  <m:e>
+                    <m:nary>
+                      <m:naryPr>
+                        <m:chr m:val="∑"/>
+                        <m:limLoc m:val="undOvr"/>
+                        <m:supHide m:val="1"/>
+                        <m:ctrlPr>
+                          <w:rPr>
+                            <w:rFonts w:ascii="Cambria Math" w:eastAsiaTheme="minorEastAsia" w:hAnsi="Cambria Math"/>
+                            <w:i/>
+                            <w:sz w:val="20"/>
+                          </w:rPr>
+                        </m:ctrlPr>
+                      </m:naryPr>
+                      <m:sub>
+                        <m:r>
+                          <w:rPr>
+                            <w:rFonts w:ascii="Cambria Math" w:eastAsiaTheme="minorEastAsia" w:hAnsi="Cambria Math"/>
+                            <w:sz w:val="20"/>
+                          </w:rPr>
+                          <m:t>m in mun</m:t>
+                        </m:r>
+                      </m:sub>
+                      <m:sup/>
+                      <m:e>
+                        <m:r>
+                          <w:rPr>
+                            <w:rFonts w:ascii="Cambria Math" w:eastAsiaTheme="minorEastAsia" w:hAnsi="Cambria Math"/>
+                            <w:sz w:val="20"/>
+                          </w:rPr>
+                          <m:t>x</m:t>
+                        </m:r>
+                        <m:d>
+                          <m:dPr>
+                            <m:ctrlPr>
+                              <w:rPr>
+                                <w:rFonts w:ascii="Cambria Math" w:eastAsiaTheme="minorEastAsia" w:hAnsi="Cambria Math"/>
+                                <w:i/>
+                                <w:sz w:val="20"/>
+                              </w:rPr>
+                            </m:ctrlPr>
+                          </m:dPr>
+                          <m:e>
+                            <m:r>
+                              <w:rPr>
+                                <w:rFonts w:ascii="Cambria Math" w:eastAsiaTheme="minorEastAsia" w:hAnsi="Cambria Math"/>
+                                <w:sz w:val="20"/>
+                              </w:rPr>
+                              <m:t>m,o,t,s</m:t>
+                            </m:r>
+                          </m:e>
+                        </m:d>
+                        <m:r>
+                          <w:rPr>
+                            <w:rFonts w:ascii="Cambria Math" w:eastAsiaTheme="minorEastAsia" w:hAnsi="Cambria Math"/>
+                            <w:sz w:val="20"/>
+                          </w:rPr>
+                          <m:t>≥lb</m:t>
+                        </m:r>
+                        <m:d>
+                          <m:dPr>
+                            <m:ctrlPr>
+                              <w:rPr>
+                                <w:rFonts w:ascii="Cambria Math" w:eastAsiaTheme="minorEastAsia" w:hAnsi="Cambria Math"/>
+                                <w:i/>
+                                <w:sz w:val="20"/>
+                              </w:rPr>
+                            </m:ctrlPr>
+                          </m:dPr>
+                          <m:e>
+                            <m:r>
+                              <w:rPr>
+                                <w:rFonts w:ascii="Cambria Math" w:eastAsiaTheme="minorEastAsia" w:hAnsi="Cambria Math"/>
+                                <w:sz w:val="20"/>
+                              </w:rPr>
+                              <m:t>t</m:t>
+                            </m:r>
+                          </m:e>
+                        </m:d>
+                        <m:r>
+                          <w:rPr>
+                            <w:rFonts w:ascii="Cambria Math" w:eastAsiaTheme="minorEastAsia" w:hAnsi="Cambria Math"/>
+                            <w:sz w:val="20"/>
+                          </w:rPr>
+                          <m:t>*y(t,s)</m:t>
+                        </m:r>
+                      </m:e>
+                    </m:nary>
+                  </m:e>
+                </m:nary>
+              </m:oMath>
+            </m:oMathPara>
+          </w:p>
+          <w:p>
+            <w:pPr>
+              <w:pStyle w:val="Paragraphedeliste"/>
+              <w:numPr>
+                <w:ilvl w:val="0"/>
+                <w:numId w:val="2"/>
+              </w:numPr>
+              <w:rPr>
+                <w:rFonts w:eastAsiaTheme="minorEastAsia"/>
+              </w:rPr>
+            </w:pPr>
+            <w:r>
+              <w:rPr>
+                <w:rFonts w:eastAsiaTheme="minorEastAsia"/>
+              </w:rPr>
+              <w:t>Une technologie ne peut être installé que dans un site où cela est possible</w:t>
+            </w:r>
+          </w:p>
+          <w:p>
+            <w:pPr>
+              <w:rPr>
+                <w:rFonts w:eastAsiaTheme="minorEastAsia"/>
+              </w:rPr>
+            </w:pPr>
+            <w:r>
+              <w:rPr>
+                <w:rFonts w:eastAsiaTheme="minorEastAsia"/>
+              </w:rPr>
+              <w:t>Pour t dans T, s dans S :</w:t>
+            </w:r>
+          </w:p>
+          <w:p>
+            <w:pPr>
+              <w:rPr>
+                <w:rFonts w:eastAsiaTheme="minorEastAsia"/>
+              </w:rPr>
+            </w:pPr>
+            <w:r>
+              <w:rPr>
+                <w:rFonts w:eastAsiaTheme="minorEastAsia"/>
+              </w:rPr>
+              <w:t xml:space="preserve">Si </w:t>
+            </w:r>
+            <w:proofErr w:type="spellStart"/>
+            <w:r>
+              <w:rPr>
+                <w:rFonts w:eastAsiaTheme="minorEastAsia"/>
+              </w:rPr>
+              <w:t>poss_tech</w:t>
+            </w:r>
+            <w:proofErr w:type="spellEnd"/>
+            <w:r>
+              <w:rPr>
+                <w:rFonts w:eastAsiaTheme="minorEastAsia"/>
+              </w:rPr>
+              <w:t>(</w:t>
+            </w:r>
+            <w:proofErr w:type="spellStart"/>
+            <w:proofErr w:type="gramStart"/>
+            <w:r>
+              <w:rPr>
+                <w:rFonts w:eastAsiaTheme="minorEastAsia"/>
+              </w:rPr>
+              <w:t>t,s</w:t>
+            </w:r>
+            <w:proofErr w:type="spellEnd"/>
+            <w:proofErr w:type="gramEnd"/>
+            <w:r>
+              <w:rPr>
+                <w:rFonts w:eastAsiaTheme="minorEastAsia"/>
+              </w:rPr>
+              <w:t>) =0, alors :</w:t>
+            </w:r>
+          </w:p>
+          <w:p>
+            <w:pPr>
+              <w:rPr>
+                <w:rFonts w:eastAsiaTheme="minorEastAsia"/>
+              </w:rPr>
+            </w:pPr>
+            <w:proofErr w:type="gramStart"/>
+            <w:r>
+              <w:rPr>
+                <w:rFonts w:eastAsiaTheme="minorEastAsia"/>
+              </w:rPr>
+              <w:t>y</w:t>
+            </w:r>
+            <w:proofErr w:type="gramEnd"/>
+            <w:r>
+              <w:rPr>
+                <w:rFonts w:eastAsiaTheme="minorEastAsia"/>
+              </w:rPr>
+              <w:t>(</w:t>
+            </w:r>
+            <w:proofErr w:type="spellStart"/>
+            <w:r>
+              <w:rPr>
+                <w:rFonts w:eastAsiaTheme="minorEastAsia"/>
+              </w:rPr>
+              <w:t>t,s</w:t>
+            </w:r>
+            <w:proofErr w:type="spellEnd"/>
+            <w:r>
+              <w:rPr>
+                <w:rFonts w:eastAsiaTheme="minorEastAsia"/>
+              </w:rPr>
+              <w:t>) = 0, et</w:t>
+            </w:r>
+          </w:p>
+          <w:p>
+            <w:pPr>
+              <w:rPr>
+                <w:rFonts w:eastAsiaTheme="minorEastAsia"/>
+                <w:sz w:val="24"/>
+              </w:rPr>
+            </w:pPr>
+            <m:oMathPara>
+              <m:oMath>
+                <m:nary>
+                  <m:naryPr>
+                    <m:chr m:val="∑"/>
+                    <m:limLoc m:val="undOvr"/>
+                    <m:supHide m:val="1"/>
+                    <m:ctrlPr>
+                      <w:rPr>
+                        <w:rFonts w:ascii="Cambria Math" w:eastAsiaTheme="minorEastAsia" w:hAnsi="Cambria Math"/>
+                        <w:i/>
+                        <w:sz w:val="24"/>
+                      </w:rPr>
+                    </m:ctrlPr>
+                  </m:naryPr>
+                  <m:sub>
+                    <m:r>
+                      <w:rPr>
+                        <w:rFonts w:ascii="Cambria Math" w:eastAsiaTheme="minorEastAsia" w:hAnsi="Cambria Math"/>
+                        <w:sz w:val="24"/>
+                      </w:rPr>
+                      <m:t>m</m:t>
+                    </m:r>
+                  </m:sub>
+                  <m:sup/>
+                  <m:e>
+                    <m:nary>
+                      <m:naryPr>
+                        <m:chr m:val="∑"/>
+                        <m:limLoc m:val="undOvr"/>
+                        <m:supHide m:val="1"/>
+                        <m:ctrlPr>
+                          <w:rPr>
+                            <w:rFonts w:ascii="Cambria Math" w:eastAsiaTheme="minorEastAsia" w:hAnsi="Cambria Math"/>
+                            <w:i/>
+                            <w:sz w:val="24"/>
+                          </w:rPr>
+                        </m:ctrlPr>
+                      </m:naryPr>
+                      <m:sub>
+                        <m:r>
+                          <w:rPr>
+                            <w:rFonts w:ascii="Cambria Math" w:eastAsiaTheme="minorEastAsia" w:hAnsi="Cambria Math"/>
+                            <w:sz w:val="24"/>
+                          </w:rPr>
+                          <m:t>o</m:t>
+                        </m:r>
+                      </m:sub>
+                      <m:sup/>
+                      <m:e>
+                        <m:r>
+                          <w:rPr>
+                            <w:rFonts w:ascii="Cambria Math" w:eastAsiaTheme="minorEastAsia" w:hAnsi="Cambria Math"/>
+                            <w:sz w:val="24"/>
+                          </w:rPr>
+                          <m:t>x</m:t>
+                        </m:r>
+                        <m:d>
+                          <m:dPr>
+                            <m:ctrlPr>
+                              <w:rPr>
+                                <w:rFonts w:ascii="Cambria Math" w:eastAsiaTheme="minorEastAsia" w:hAnsi="Cambria Math"/>
+                                <w:i/>
+                                <w:sz w:val="24"/>
+                              </w:rPr>
+                            </m:ctrlPr>
+                          </m:dPr>
+                          <m:e>
+                            <m:r>
+                              <w:rPr>
+                                <w:rFonts w:ascii="Cambria Math" w:eastAsiaTheme="minorEastAsia" w:hAnsi="Cambria Math"/>
+                                <w:sz w:val="24"/>
+                              </w:rPr>
+                              <m:t>m,o,t,s</m:t>
+                            </m:r>
+                          </m:e>
+                        </m:d>
+                      </m:e>
+                    </m:nary>
+                  </m:e>
+                </m:nary>
+                <m:r>
+                  <w:rPr>
+                    <w:rFonts w:ascii="Cambria Math" w:eastAsiaTheme="minorEastAsia" w:hAnsi="Cambria Math"/>
+                    <w:sz w:val="24"/>
+                  </w:rPr>
+                  <m:t>=0</m:t>
+                </m:r>
+              </m:oMath>
+            </m:oMathPara>
+          </w:p>
+          <w:p>
+            <w:pPr>
+              <w:pStyle w:val="Paragraphedeliste"/>
+              <w:numPr>
+                <w:ilvl w:val="0"/>
+                <w:numId w:val="2"/>
+              </w:numPr>
+              <w:rPr>
+                <w:rFonts w:eastAsiaTheme="minorEastAsia"/>
+              </w:rPr>
+            </w:pPr>
+            <w:r>
+              <w:rPr>
+                <w:rFonts w:eastAsiaTheme="minorEastAsia"/>
+              </w:rPr>
+              <w:t>Une technologie décentralisée ne peut recevoir que les déchets issus de la municipalité où elle est installée</w:t>
+            </w:r>
+          </w:p>
+          <w:p>
+            <w:pPr>
+              <w:rPr>
+                <w:rFonts w:eastAsiaTheme="minorEastAsia"/>
+              </w:rPr>
+            </w:pPr>
+            <w:r>
+              <w:rPr>
+                <w:rFonts w:eastAsiaTheme="minorEastAsia"/>
+              </w:rPr>
+              <w:t xml:space="preserve">Pour m dans </w:t>
+            </w:r>
+            <w:proofErr w:type="spellStart"/>
+            <w:r>
+              <w:rPr>
+                <w:rFonts w:eastAsiaTheme="minorEastAsia"/>
+              </w:rPr>
+              <w:t>mun</w:t>
+            </w:r>
+            <w:proofErr w:type="spellEnd"/>
+            <w:r>
+              <w:rPr>
+                <w:rFonts w:eastAsiaTheme="minorEastAsia"/>
+              </w:rPr>
+              <w:t>, s dans S, t dans T :</w:t>
+            </w:r>
+          </w:p>
+          <w:p>
+            <w:pPr>
+              <w:rPr>
+                <w:rFonts w:eastAsiaTheme="minorEastAsia"/>
+              </w:rPr>
+            </w:pPr>
+            <w:r>
+              <w:rPr>
+                <w:rFonts w:eastAsiaTheme="minorEastAsia"/>
+              </w:rPr>
+              <w:t xml:space="preserve">Si t est décentralisée, et m </w:t>
+            </w:r>
+            <w:r>
+              <w:rPr>
+                <w:rFonts w:eastAsiaTheme="minorEastAsia" w:cstheme="minorHAnsi"/>
+              </w:rPr>
+              <w:t>≠</w:t>
+            </w:r>
+            <w:r>
+              <w:rPr>
+                <w:rFonts w:eastAsiaTheme="minorEastAsia"/>
+              </w:rPr>
+              <w:t xml:space="preserve"> s :</w:t>
+            </w:r>
+          </w:p>
+          <w:p>
+            <w:pPr>
+              <w:jc w:val="center"/>
+              <w:rPr>
+                <w:rFonts w:eastAsiaTheme="minorEastAsia"/>
+                <w:sz w:val="20"/>
+              </w:rPr>
+            </w:pPr>
+            <w:proofErr w:type="gramStart"/>
+            <w:r>
+              <w:rPr>
+                <w:rFonts w:eastAsiaTheme="minorEastAsia"/>
+                <w:sz w:val="20"/>
+              </w:rPr>
+              <w:t>y</w:t>
+            </w:r>
+            <w:proofErr w:type="gramEnd"/>
+            <w:r>
+              <w:rPr>
+                <w:rFonts w:eastAsiaTheme="minorEastAsia"/>
+                <w:sz w:val="20"/>
+              </w:rPr>
+              <w:t>(</w:t>
+            </w:r>
+            <w:proofErr w:type="spellStart"/>
+            <w:r>
+              <w:rPr>
+                <w:rFonts w:eastAsiaTheme="minorEastAsia"/>
+                <w:sz w:val="20"/>
+              </w:rPr>
+              <w:t>t,s</w:t>
+            </w:r>
+            <w:proofErr w:type="spellEnd"/>
+            <w:r>
+              <w:rPr>
+                <w:rFonts w:eastAsiaTheme="minorEastAsia"/>
+                <w:sz w:val="20"/>
+              </w:rPr>
+              <w:t>) = 0, et</w:t>
+            </w:r>
+          </w:p>
+          <w:p>
+            <w:pPr>
+              <w:rPr>
+                <w:rFonts w:eastAsiaTheme="minorEastAsia"/>
+              </w:rPr>
+            </w:pPr>
+            <m:oMathPara>
+              <m:oMath>
+                <m:nary>
+                  <m:naryPr>
+                    <m:chr m:val="∑"/>
+                    <m:limLoc m:val="undOvr"/>
+                    <m:supHide m:val="1"/>
+                    <m:ctrlPr>
+                      <w:rPr>
+                        <w:rFonts w:ascii="Cambria Math" w:eastAsiaTheme="minorEastAsia" w:hAnsi="Cambria Math"/>
+                        <w:i/>
+                      </w:rPr>
+                    </m:ctrlPr>
+                  </m:naryPr>
+                  <m:sub>
+                    <m:r>
+                      <w:rPr>
+                        <w:rFonts w:ascii="Cambria Math" w:eastAsiaTheme="minorEastAsia" w:hAnsi="Cambria Math"/>
+                      </w:rPr>
+                      <m:t>o</m:t>
+                    </m:r>
+                  </m:sub>
+                  <m:sup/>
+                  <m:e>
+                    <m:r>
+                      <w:rPr>
+                        <w:rFonts w:ascii="Cambria Math" w:eastAsiaTheme="minorEastAsia" w:hAnsi="Cambria Math"/>
+                      </w:rPr>
+                      <m:t>x</m:t>
+                    </m:r>
+                    <m:d>
+                      <m:dPr>
+                        <m:ctrlPr>
+                          <w:rPr>
+                            <w:rFonts w:ascii="Cambria Math" w:eastAsiaTheme="minorEastAsia" w:hAnsi="Cambria Math"/>
+                            <w:i/>
+                          </w:rPr>
+                        </m:ctrlPr>
+                      </m:dPr>
+                      <m:e>
+                        <m:r>
+                          <w:rPr>
+                            <w:rFonts w:ascii="Cambria Math" w:eastAsiaTheme="minorEastAsia" w:hAnsi="Cambria Math"/>
+                          </w:rPr>
+                          <m:t>m,o,t,s</m:t>
+                        </m:r>
+                      </m:e>
+                    </m:d>
+                  </m:e>
+                </m:nary>
+                <m:r>
+                  <w:rPr>
+                    <w:rFonts w:ascii="Cambria Math" w:eastAsiaTheme="minorEastAsia" w:hAnsi="Cambria Math"/>
+                  </w:rPr>
+                  <m:t>=0</m:t>
+                </m:r>
+              </m:oMath>
+            </m:oMathPara>
+          </w:p>
+          <w:p>
+            <w:pPr>
+              <w:pStyle w:val="Paragraphedeliste"/>
+              <w:numPr>
+                <w:ilvl w:val="0"/>
+                <w:numId w:val="2"/>
+              </w:numPr>
+            </w:pPr>
+            <w:r>
+              <w:t>Tous les coproduits doivent avoir un marché</w:t>
+            </w:r>
+          </w:p>
+          <w:p>
+            <w:r>
+              <w:t xml:space="preserve">Pour </w:t>
+            </w:r>
+            <w:proofErr w:type="spellStart"/>
+            <w:r>
+              <w:t>cp</w:t>
+            </w:r>
+            <w:proofErr w:type="spellEnd"/>
+            <w:r>
+              <w:t xml:space="preserve"> dans CP, t dans T, s dans S :</w:t>
+            </w:r>
+          </w:p>
+          <w:p>
+            <m:oMathPara>
+              <m:oMath>
+                <m:nary>
+                  <m:naryPr>
+                    <m:chr m:val="∑"/>
+                    <m:limLoc m:val="undOvr"/>
+                    <m:supHide m:val="1"/>
+                    <m:ctrlPr>
+                      <w:rPr>
+                        <w:rFonts w:ascii="Cambria Math" w:hAnsi="Cambria Math"/>
+                        <w:i/>
+                      </w:rPr>
+                    </m:ctrlPr>
+                  </m:naryPr>
+                  <m:sub>
+                    <m:r>
+                      <w:rPr>
+                        <w:rFonts w:ascii="Cambria Math" w:hAnsi="Cambria Math"/>
+                      </w:rPr>
+                      <m:t>mark</m:t>
+                    </m:r>
+                  </m:sub>
+                  <m:sup/>
+                  <m:e>
+                    <m:r>
+                      <w:rPr>
+                        <w:rFonts w:ascii="Cambria Math" w:hAnsi="Cambria Math"/>
+                      </w:rPr>
+                      <m:t>z(t,s,cp,mark)</m:t>
+                    </m:r>
+                  </m:e>
+                </m:nary>
+                <m:r>
+                  <w:rPr>
+                    <w:rFonts w:ascii="Cambria Math" w:hAnsi="Cambria Math"/>
+                  </w:rPr>
+                  <m:t>=</m:t>
+                </m:r>
+                <m:nary>
+                  <m:naryPr>
+                    <m:chr m:val="∑"/>
+                    <m:limLoc m:val="undOvr"/>
+                    <m:supHide m:val="1"/>
+                    <m:ctrlPr>
+                      <w:rPr>
+                        <w:rFonts w:ascii="Cambria Math" w:hAnsi="Cambria Math"/>
+                        <w:i/>
+                      </w:rPr>
+                    </m:ctrlPr>
+                  </m:naryPr>
+                  <m:sub>
+                    <m:r>
+                      <w:rPr>
+                        <w:rFonts w:ascii="Cambria Math" w:hAnsi="Cambria Math"/>
+                      </w:rPr>
+                      <m:t>m</m:t>
+                    </m:r>
+                  </m:sub>
+                  <m:sup/>
+                  <m:e>
+                    <m:nary>
+                      <m:naryPr>
+                        <m:chr m:val="∑"/>
+                        <m:limLoc m:val="undOvr"/>
+                        <m:supHide m:val="1"/>
+                        <m:ctrlPr>
+                          <w:rPr>
+                            <w:rFonts w:ascii="Cambria Math" w:hAnsi="Cambria Math"/>
+                            <w:i/>
+                          </w:rPr>
+                        </m:ctrlPr>
+                      </m:naryPr>
+                      <m:sub>
+                        <m:r>
+                          <w:rPr>
+                            <w:rFonts w:ascii="Cambria Math" w:hAnsi="Cambria Math"/>
+                          </w:rPr>
+                          <m:t>o</m:t>
+                        </m:r>
+                      </m:sub>
+                      <m:sup/>
+                      <m:e>
+                        <m:r>
+                          <w:rPr>
+                            <w:rFonts w:ascii="Cambria Math" w:hAnsi="Cambria Math"/>
+                          </w:rPr>
+                          <m:t>x</m:t>
+                        </m:r>
+                        <m:d>
+                          <m:dPr>
+                            <m:ctrlPr>
+                              <w:rPr>
+                                <w:rFonts w:ascii="Cambria Math" w:hAnsi="Cambria Math"/>
+                                <w:i/>
+                              </w:rPr>
+                            </m:ctrlPr>
+                          </m:dPr>
+                          <m:e>
+                            <m:r>
+                              <w:rPr>
+                                <w:rFonts w:ascii="Cambria Math" w:hAnsi="Cambria Math"/>
+                              </w:rPr>
+                              <m:t>m,o,t,s</m:t>
+                            </m:r>
+                          </m:e>
+                        </m:d>
+                        <m:r>
+                          <w:rPr>
+                            <w:rFonts w:ascii="Cambria Math" w:hAnsi="Cambria Math"/>
+                          </w:rPr>
+                          <m:t>*</m:t>
+                        </m:r>
+                      </m:e>
+                    </m:nary>
+                  </m:e>
+                </m:nary>
+                <m:sSub>
+                  <m:sSubPr>
+                    <m:ctrlPr>
+                      <w:rPr>
+                        <w:rFonts w:ascii="Cambria Math" w:eastAsia="Calibri" w:hAnsi="Cambria Math" w:cs="Times New Roman"/>
+                        <w:i/>
+                        <w:iCs/>
+                      </w:rPr>
+                    </m:ctrlPr>
+                  </m:sSubPr>
+                  <m:e>
+                    <m:r>
+                      <w:rPr>
+                        <w:rFonts w:ascii="Cambria Math" w:eastAsia="Calibri" w:hAnsi="Cambria Math" w:cs="Times New Roman"/>
+                      </w:rPr>
+                      <m:t>y</m:t>
+                    </m:r>
+                  </m:e>
+                  <m:sub>
+                    <m:r>
+                      <w:rPr>
+                        <w:rFonts w:ascii="Cambria Math" w:eastAsia="Calibri" w:hAnsi="Cambria Math" w:cs="Times New Roman"/>
+                      </w:rPr>
+                      <m:t>cp,t</m:t>
+                    </m:r>
+                  </m:sub>
+                </m:sSub>
+              </m:oMath>
+            </m:oMathPara>
+          </w:p>
+          <w:p>
+            <w:pPr>
+              <w:rPr>
+                <w:rFonts w:eastAsiaTheme="minorEastAsia"/>
+              </w:rPr>
+            </w:pPr>
+          </w:p>
+          <w:p>
+            <w:pPr>
+              <w:pStyle w:val="Paragraphedeliste"/>
+              <w:numPr>
+                <w:ilvl w:val="0"/>
+                <w:numId w:val="2"/>
+              </w:numPr>
+            </w:pPr>
+            <w:r>
+              <w:t>Un coproduit ne peut être envoyé que dans un marché qui peut le valoriser</w:t>
+            </w:r>
+          </w:p>
+          <w:p>
+            <w:r>
+              <w:t xml:space="preserve">Pour </w:t>
+            </w:r>
+            <w:proofErr w:type="spellStart"/>
+            <w:r>
+              <w:t>cp</w:t>
+            </w:r>
+            <w:proofErr w:type="spellEnd"/>
+            <w:r>
+              <w:t xml:space="preserve"> dans CP, mark dans </w:t>
+            </w:r>
+            <w:proofErr w:type="spellStart"/>
+            <w:r>
+              <w:t>Market</w:t>
+            </w:r>
+            <w:proofErr w:type="spellEnd"/>
+            <w:r>
+              <w:t> :</w:t>
+            </w:r>
+          </w:p>
+          <w:p>
+            <w:r>
+              <w:t>Si Poss(</w:t>
+            </w:r>
+            <w:proofErr w:type="spellStart"/>
+            <w:proofErr w:type="gramStart"/>
+            <w:r>
+              <w:t>cp,mark</w:t>
+            </w:r>
+            <w:proofErr w:type="spellEnd"/>
+            <w:proofErr w:type="gramEnd"/>
+            <w:r>
+              <w:t>) = 0 :</w:t>
+            </w:r>
+          </w:p>
+          <w:p>
+            <w:pPr>
+              <w:rPr>
+                <w:rFonts w:eastAsiaTheme="minorEastAsia"/>
+              </w:rPr>
+            </w:pPr>
+            <m:oMathPara>
+              <m:oMath>
+                <m:nary>
+                  <m:naryPr>
+                    <m:chr m:val="∑"/>
+                    <m:limLoc m:val="undOvr"/>
+                    <m:supHide m:val="1"/>
+                    <m:ctrlPr>
+                      <w:rPr>
+                        <w:rFonts w:ascii="Cambria Math" w:hAnsi="Cambria Math"/>
+                        <w:i/>
+                      </w:rPr>
+                    </m:ctrlPr>
+                  </m:naryPr>
+                  <m:sub>
+                    <m:r>
+                      <w:rPr>
+                        <w:rFonts w:ascii="Cambria Math" w:hAnsi="Cambria Math"/>
+                      </w:rPr>
+                      <m:t>t</m:t>
+                    </m:r>
+                  </m:sub>
+                  <m:sup/>
+                  <m:e>
+                    <m:nary>
+                      <m:naryPr>
+                        <m:chr m:val="∑"/>
+                        <m:limLoc m:val="undOvr"/>
+                        <m:supHide m:val="1"/>
+                        <m:ctrlPr>
+                          <w:rPr>
+                            <w:rFonts w:ascii="Cambria Math" w:hAnsi="Cambria Math"/>
+                            <w:i/>
+                          </w:rPr>
+                        </m:ctrlPr>
+                      </m:naryPr>
+                      <m:sub>
+                        <m:r>
+                          <w:rPr>
+                            <w:rFonts w:ascii="Cambria Math" w:hAnsi="Cambria Math"/>
+                          </w:rPr>
+                          <m:t>s</m:t>
+                        </m:r>
+                      </m:sub>
+                      <m:sup/>
+                      <m:e>
+                        <m:r>
+                          <w:rPr>
+                            <w:rFonts w:ascii="Cambria Math" w:hAnsi="Cambria Math"/>
+                          </w:rPr>
+                          <m:t>z</m:t>
+                        </m:r>
+                        <m:d>
+                          <m:dPr>
+                            <m:ctrlPr>
+                              <w:rPr>
+                                <w:rFonts w:ascii="Cambria Math" w:hAnsi="Cambria Math"/>
+                                <w:i/>
+                              </w:rPr>
+                            </m:ctrlPr>
+                          </m:dPr>
+                          <m:e>
+                            <m:r>
+                              <w:rPr>
+                                <w:rFonts w:ascii="Cambria Math" w:hAnsi="Cambria Math"/>
+                              </w:rPr>
+                              <m:t>t,s,cp,mark</m:t>
+                            </m:r>
+                          </m:e>
+                        </m:d>
+                        <m:r>
+                          <w:rPr>
+                            <w:rFonts w:ascii="Cambria Math" w:hAnsi="Cambria Math"/>
+                          </w:rPr>
+                          <m:t>=0</m:t>
+                        </m:r>
+                      </m:e>
+                    </m:nary>
+                  </m:e>
+                </m:nary>
+              </m:oMath>
+            </m:oMathPara>
+          </w:p>
+          <w:p>
+            <w:pPr>
+              <w:rPr>
+                <w:rFonts w:eastAsiaTheme="minorEastAsia"/>
+              </w:rPr>
+            </w:pPr>
+          </w:p>
+          <w:p>
+            <w:pPr>
+              <w:rPr>
+                <w:rFonts w:eastAsiaTheme="minorEastAsia"/>
+                <w:sz w:val="20"/>
+              </w:rPr>
+            </w:pPr>
+          </w:p>
+          <w:p>
+            <w:pPr>
+              <w:rPr>
+                <w:rFonts w:eastAsiaTheme="minorEastAsia"/>
+                <w:sz w:val="20"/>
+              </w:rPr>
+            </w:pPr>
+          </w:p>
+          <w:p>
+            <w:pPr>
+              <w:rPr>
+                <w:sz w:val="20"/>
+              </w:rPr>
+            </w:pPr>
+          </w:p>
+          <w:p/>
+        </w:tc>
+        <w:tc>
+          <w:tcPr>
+            <w:tcW w:w="4536" w:type="dxa"/>
+          </w:tcPr>
+          <w:p>
+            <w:pPr>
+              <w:rPr>
+                <w:lang w:val="en-GB"/>
+              </w:rPr>
+            </w:pPr>
+            <m:oMathPara>
+              <m:oMath>
+                <m:nary>
+                  <m:naryPr>
+                    <m:chr m:val="∑"/>
+                    <m:limLoc m:val="undOvr"/>
+                    <m:supHide m:val="1"/>
+                    <m:ctrlPr>
+                      <w:rPr>
+                        <w:rFonts w:ascii="Cambria Math" w:eastAsiaTheme="minorEastAsia" w:hAnsi="Cambria Math"/>
+                        <w:i/>
+                      </w:rPr>
+                    </m:ctrlPr>
+                  </m:naryPr>
+                  <m:sub>
+                    <m:r>
+                      <w:rPr>
+                        <w:rFonts w:ascii="Cambria Math" w:eastAsiaTheme="minorEastAsia" w:hAnsi="Cambria Math"/>
+                      </w:rPr>
+                      <m:t>o in origin</m:t>
+                    </m:r>
+                  </m:sub>
+                  <m:sup/>
+                  <m:e>
+                    <m:nary>
+                      <m:naryPr>
+                        <m:chr m:val="∑"/>
+                        <m:limLoc m:val="undOvr"/>
+                        <m:supHide m:val="1"/>
+                        <m:ctrlPr>
+                          <w:rPr>
+                            <w:rFonts w:ascii="Cambria Math" w:eastAsiaTheme="minorEastAsia" w:hAnsi="Cambria Math"/>
+                            <w:i/>
+                          </w:rPr>
+                        </m:ctrlPr>
+                      </m:naryPr>
+                      <m:sub>
+                        <m:r>
+                          <w:rPr>
+                            <w:rFonts w:ascii="Cambria Math" w:eastAsiaTheme="minorEastAsia" w:hAnsi="Cambria Math"/>
+                          </w:rPr>
+                          <m:t>t in tech</m:t>
+                        </m:r>
+                      </m:sub>
+                      <m:sup/>
+                      <m:e>
+                        <m:nary>
+                          <m:naryPr>
+                            <m:chr m:val="∑"/>
+                            <m:limLoc m:val="undOvr"/>
+                            <m:supHide m:val="1"/>
+                            <m:ctrlPr>
+                              <w:rPr>
+                                <w:rFonts w:ascii="Cambria Math" w:eastAsiaTheme="minorEastAsia" w:hAnsi="Cambria Math"/>
+                                <w:i/>
+                              </w:rPr>
+                            </m:ctrlPr>
+                          </m:naryPr>
+                          <m:sub>
+                            <m:r>
+                              <w:rPr>
+                                <w:rFonts w:ascii="Cambria Math" w:eastAsiaTheme="minorEastAsia" w:hAnsi="Cambria Math"/>
+                              </w:rPr>
+                              <m:t>m in mun</m:t>
+                            </m:r>
+                          </m:sub>
+                          <m:sup/>
+                          <m:e>
+                            <m:r>
+                              <w:rPr>
+                                <w:rFonts w:ascii="Cambria Math" w:eastAsiaTheme="minorEastAsia" w:hAnsi="Cambria Math"/>
+                              </w:rPr>
+                              <m:t>x</m:t>
+                            </m:r>
+                            <m:d>
+                              <m:dPr>
+                                <m:ctrlPr>
+                                  <w:rPr>
+                                    <w:rFonts w:ascii="Cambria Math" w:eastAsiaTheme="minorEastAsia" w:hAnsi="Cambria Math"/>
+                                    <w:i/>
+                                  </w:rPr>
+                                </m:ctrlPr>
+                              </m:dPr>
+                              <m:e>
+                                <m:r>
+                                  <w:rPr>
+                                    <w:rFonts w:ascii="Cambria Math" w:eastAsiaTheme="minorEastAsia" w:hAnsi="Cambria Math"/>
+                                  </w:rPr>
+                                  <m:t>m,o,t</m:t>
+                                </m:r>
+                              </m:e>
+                            </m:d>
+                            <m:r>
+                              <w:rPr>
+                                <w:rFonts w:ascii="Cambria Math" w:eastAsiaTheme="minorEastAsia" w:hAnsi="Cambria Math"/>
+                              </w:rPr>
+                              <m:t>.</m:t>
+                            </m:r>
+                            <m:d>
+                              <m:dPr>
+                                <m:ctrlPr>
+                                  <w:rPr>
+                                    <w:rFonts w:ascii="Cambria Math" w:eastAsiaTheme="minorEastAsia" w:hAnsi="Cambria Math"/>
+                                    <w:i/>
+                                  </w:rPr>
+                                </m:ctrlPr>
+                              </m:dPr>
+                              <m:e>
+                                <m:sSub>
+                                  <m:sSubPr>
+                                    <m:ctrlPr>
+                                      <w:rPr>
+                                        <w:rFonts w:ascii="Cambria Math" w:eastAsiaTheme="minorEastAsia" w:hAnsi="Cambria Math"/>
+                                        <w:i/>
+                                      </w:rPr>
+                                    </m:ctrlPr>
+                                  </m:sSubPr>
+                                  <m:e>
+                                    <m:r>
+                                      <w:rPr>
+                                        <w:rFonts w:ascii="Cambria Math" w:eastAsiaTheme="minorEastAsia" w:hAnsi="Cambria Math"/>
+                                      </w:rPr>
+                                      <m:t>I</m:t>
+                                    </m:r>
+                                  </m:e>
+                                  <m:sub>
+                                    <m:r>
+                                      <w:rPr>
+                                        <w:rFonts w:ascii="Cambria Math" w:eastAsiaTheme="minorEastAsia" w:hAnsi="Cambria Math"/>
+                                      </w:rPr>
+                                      <m:t>t</m:t>
+                                    </m:r>
+                                  </m:sub>
+                                </m:sSub>
+                                <m:r>
+                                  <w:rPr>
+                                    <w:rFonts w:ascii="Cambria Math" w:eastAsiaTheme="minorEastAsia" w:hAnsi="Cambria Math"/>
+                                  </w:rPr>
+                                  <m:t>-</m:t>
+                                </m:r>
+                                <m:r>
+                                  <w:rPr>
+                                    <w:rFonts w:ascii="Cambria Math" w:eastAsia="Calibri" w:hAnsi="Cambria Math" w:cs="Times New Roman"/>
+                                  </w:rPr>
+                                  <m:t>su</m:t>
+                                </m:r>
+                                <m:sSub>
+                                  <m:sSubPr>
+                                    <m:ctrlPr>
+                                      <w:rPr>
+                                        <w:rFonts w:ascii="Cambria Math" w:eastAsia="Calibri" w:hAnsi="Cambria Math" w:cs="Times New Roman"/>
+                                        <w:i/>
+                                        <w:iCs/>
+                                      </w:rPr>
+                                    </m:ctrlPr>
+                                  </m:sSubPr>
+                                  <m:e>
+                                    <m:r>
+                                      <w:rPr>
+                                        <w:rFonts w:ascii="Cambria Math" w:eastAsia="Calibri" w:hAnsi="Cambria Math" w:cs="Times New Roman"/>
+                                      </w:rPr>
+                                      <m:t>b</m:t>
+                                    </m:r>
+                                  </m:e>
+                                  <m:sub>
+                                    <m:r>
+                                      <w:rPr>
+                                        <w:rFonts w:ascii="Cambria Math" w:eastAsia="Calibri" w:hAnsi="Cambria Math" w:cs="Times New Roman"/>
+                                      </w:rPr>
+                                      <m:t>Itot</m:t>
+                                    </m:r>
+                                  </m:sub>
+                                </m:sSub>
+                                <m:d>
+                                  <m:dPr>
+                                    <m:ctrlPr>
+                                      <w:rPr>
+                                        <w:rFonts w:ascii="Cambria Math" w:eastAsia="Calibri" w:hAnsi="Cambria Math" w:cs="Times New Roman"/>
+                                        <w:i/>
+                                        <w:iCs/>
+                                      </w:rPr>
+                                    </m:ctrlPr>
+                                  </m:dPr>
+                                  <m:e>
+                                    <m:r>
+                                      <w:rPr>
+                                        <w:rFonts w:ascii="Cambria Math" w:eastAsia="Calibri" w:hAnsi="Cambria Math" w:cs="Times New Roman"/>
+                                      </w:rPr>
+                                      <m:t>t</m:t>
+                                    </m:r>
+                                  </m:e>
+                                </m:d>
+                                <m:r>
+                                  <w:rPr>
+                                    <w:rFonts w:ascii="Cambria Math" w:eastAsia="Calibri" w:hAnsi="Cambria Math" w:cs="Times New Roman"/>
+                                  </w:rPr>
+                                  <m:t>+</m:t>
+                                </m:r>
+                                <m:sSub>
+                                  <m:sSubPr>
+                                    <m:ctrlPr>
+                                      <w:rPr>
+                                        <w:rFonts w:ascii="Cambria Math" w:eastAsia="Calibri" w:hAnsi="Cambria Math" w:cs="Times New Roman"/>
+                                        <w:i/>
+                                        <w:iCs/>
+                                      </w:rPr>
+                                    </m:ctrlPr>
+                                  </m:sSubPr>
+                                  <m:e>
+                                    <m:r>
+                                      <w:rPr>
+                                        <w:rFonts w:ascii="Cambria Math" w:eastAsia="Calibri" w:hAnsi="Cambria Math" w:cs="Times New Roman"/>
+                                      </w:rPr>
+                                      <m:t>I</m:t>
+                                    </m:r>
+                                  </m:e>
+                                  <m:sub>
+                                    <m:r>
+                                      <w:rPr>
+                                        <w:rFonts w:ascii="Cambria Math" w:eastAsia="Calibri" w:hAnsi="Cambria Math" w:cs="Times New Roman"/>
+                                      </w:rPr>
+                                      <m:t>us</m:t>
+                                    </m:r>
+                                    <m:sSub>
+                                      <m:sSubPr>
+                                        <m:ctrlPr>
+                                          <w:rPr>
+                                            <w:rFonts w:ascii="Cambria Math" w:eastAsia="Calibri" w:hAnsi="Cambria Math" w:cs="Times New Roman"/>
+                                            <w:i/>
+                                          </w:rPr>
+                                        </m:ctrlPr>
+                                      </m:sSubPr>
+                                      <m:e>
+                                        <m:r>
+                                          <w:rPr>
+                                            <w:rFonts w:ascii="Cambria Math" w:eastAsia="Calibri" w:hAnsi="Cambria Math" w:cs="Times New Roman"/>
+                                          </w:rPr>
+                                          <m:t>e</m:t>
+                                        </m:r>
+                                      </m:e>
+                                      <m:sub>
+                                        <m:r>
+                                          <w:rPr>
+                                            <w:rFonts w:ascii="Cambria Math" w:eastAsia="Calibri" w:hAnsi="Cambria Math" w:cs="Times New Roman"/>
+                                          </w:rPr>
+                                          <m:t>t</m:t>
+                                        </m:r>
+                                      </m:sub>
+                                    </m:sSub>
+                                    <m:r>
+                                      <w:rPr>
+                                        <w:rFonts w:ascii="Cambria Math" w:eastAsia="Calibri" w:hAnsi="Cambria Math" w:cs="Times New Roman"/>
+                                      </w:rPr>
+                                      <m:t>o</m:t>
+                                    </m:r>
+                                    <m:sSub>
+                                      <m:sSubPr>
+                                        <m:ctrlPr>
+                                          <w:rPr>
+                                            <w:rFonts w:ascii="Cambria Math" w:eastAsia="Calibri" w:hAnsi="Cambria Math" w:cs="Times New Roman"/>
+                                            <w:i/>
+                                          </w:rPr>
+                                        </m:ctrlPr>
+                                      </m:sSubPr>
+                                      <m:e>
+                                        <m:r>
+                                          <w:rPr>
+                                            <w:rFonts w:ascii="Cambria Math" w:eastAsia="Calibri" w:hAnsi="Cambria Math" w:cs="Times New Roman"/>
+                                          </w:rPr>
+                                          <m:t>t</m:t>
+                                        </m:r>
+                                      </m:e>
+                                      <m:sub>
+                                        <m:r>
+                                          <w:rPr>
+                                            <w:rFonts w:ascii="Cambria Math" w:eastAsia="Calibri" w:hAnsi="Cambria Math" w:cs="Times New Roman"/>
+                                          </w:rPr>
+                                          <m:t>c</m:t>
+                                        </m:r>
+                                      </m:sub>
+                                    </m:sSub>
+                                    <m:r>
+                                      <w:rPr>
+                                        <w:rFonts w:ascii="Cambria Math" w:eastAsia="Calibri" w:hAnsi="Cambria Math" w:cs="Times New Roman"/>
+                                      </w:rPr>
+                                      <m:t>p</m:t>
+                                    </m:r>
+                                  </m:sub>
+                                </m:sSub>
+                                <m:d>
+                                  <m:dPr>
+                                    <m:ctrlPr>
+                                      <w:rPr>
+                                        <w:rFonts w:ascii="Cambria Math" w:eastAsia="Calibri" w:hAnsi="Cambria Math" w:cs="Times New Roman"/>
+                                        <w:i/>
+                                        <w:iCs/>
+                                      </w:rPr>
+                                    </m:ctrlPr>
+                                  </m:dPr>
+                                  <m:e>
+                                    <m:r>
+                                      <w:rPr>
+                                        <w:rFonts w:ascii="Cambria Math" w:eastAsia="Calibri" w:hAnsi="Cambria Math" w:cs="Times New Roman"/>
+                                      </w:rPr>
+                                      <m:t>t</m:t>
+                                    </m:r>
+                                  </m:e>
+                                </m:d>
+                                <m:r>
+                                  <w:rPr>
+                                    <w:rFonts w:ascii="Cambria Math" w:eastAsia="Calibri" w:hAnsi="Cambria Math" w:cs="Times New Roman"/>
+                                  </w:rPr>
+                                  <m:t>+</m:t>
+                                </m:r>
+                                <m:sSub>
+                                  <m:sSubPr>
+                                    <m:ctrlPr>
+                                      <w:rPr>
+                                        <w:rFonts w:ascii="Cambria Math" w:eastAsia="Calibri" w:hAnsi="Cambria Math" w:cs="Times New Roman"/>
+                                        <w:i/>
+                                        <w:iCs/>
+                                        <w:strike/>
+                                      </w:rPr>
+                                    </m:ctrlPr>
+                                  </m:sSubPr>
+                                  <m:e>
+                                    <m:r>
+                                      <w:rPr>
+                                        <w:rFonts w:ascii="Cambria Math" w:eastAsia="Calibri" w:hAnsi="Cambria Math" w:cs="Times New Roman"/>
+                                        <w:strike/>
+                                      </w:rPr>
+                                      <m:t>I</m:t>
+                                    </m:r>
+                                  </m:e>
+                                  <m:sub>
+                                    <m:r>
+                                      <w:rPr>
+                                        <w:rFonts w:ascii="Cambria Math" w:eastAsia="Calibri" w:hAnsi="Cambria Math" w:cs="Times New Roman"/>
+                                        <w:strike/>
+                                      </w:rPr>
+                                      <m:t>tr</m:t>
+                                    </m:r>
+                                    <m:d>
+                                      <m:dPr>
+                                        <m:ctrlPr>
+                                          <w:rPr>
+                                            <w:rFonts w:ascii="Cambria Math" w:eastAsia="Calibri" w:hAnsi="Cambria Math" w:cs="Times New Roman"/>
+                                            <w:i/>
+                                            <w:iCs/>
+                                            <w:strike/>
+                                          </w:rPr>
+                                        </m:ctrlPr>
+                                      </m:dPr>
+                                      <m:e>
+                                        <m:r>
+                                          <w:rPr>
+                                            <w:rFonts w:ascii="Cambria Math" w:eastAsia="Calibri" w:hAnsi="Cambria Math" w:cs="Times New Roman"/>
+                                            <w:strike/>
+                                          </w:rPr>
+                                          <m:t>M,T,s</m:t>
+                                        </m:r>
+                                      </m:e>
+                                    </m:d>
+                                  </m:sub>
+                                </m:sSub>
+                                <m:r>
+                                  <w:rPr>
+                                    <w:rFonts w:ascii="Cambria Math" w:eastAsia="Calibri" w:hAnsi="Cambria Math" w:cs="Times New Roman"/>
+                                  </w:rPr>
+                                  <m:t>+</m:t>
+                                </m:r>
+                                <m:sSub>
+                                  <m:sSubPr>
+                                    <m:ctrlPr>
+                                      <w:rPr>
+                                        <w:rFonts w:ascii="Cambria Math" w:eastAsia="Calibri" w:hAnsi="Cambria Math" w:cs="Times New Roman"/>
+                                        <w:i/>
+                                        <w:iCs/>
+                                        <w:color w:val="4472C4" w:themeColor="accent1"/>
+                                      </w:rPr>
+                                    </m:ctrlPr>
+                                  </m:sSubPr>
+                                  <m:e>
+                                    <m:r>
+                                      <w:rPr>
+                                        <w:rFonts w:ascii="Cambria Math" w:eastAsia="Calibri" w:hAnsi="Cambria Math" w:cs="Times New Roman"/>
+                                        <w:color w:val="4472C4" w:themeColor="accent1"/>
+                                      </w:rPr>
+                                      <m:t>I</m:t>
+                                    </m:r>
+                                  </m:e>
+                                  <m:sub>
+                                    <m:r>
+                                      <w:rPr>
+                                        <w:rFonts w:ascii="Cambria Math" w:eastAsia="Calibri" w:hAnsi="Cambria Math" w:cs="Times New Roman"/>
+                                        <w:color w:val="4472C4" w:themeColor="accent1"/>
+                                      </w:rPr>
+                                      <m:t>col</m:t>
+                                    </m:r>
+                                    <m:d>
+                                      <m:dPr>
+                                        <m:ctrlPr>
+                                          <w:rPr>
+                                            <w:rFonts w:ascii="Cambria Math" w:eastAsia="Calibri" w:hAnsi="Cambria Math" w:cs="Times New Roman"/>
+                                            <w:i/>
+                                            <w:iCs/>
+                                            <w:color w:val="4472C4" w:themeColor="accent1"/>
+                                          </w:rPr>
+                                        </m:ctrlPr>
+                                      </m:dPr>
+                                      <m:e>
+                                        <m:r>
+                                          <w:rPr>
+                                            <w:rFonts w:ascii="Cambria Math" w:eastAsia="Calibri" w:hAnsi="Cambria Math" w:cs="Times New Roman"/>
+                                            <w:color w:val="4472C4" w:themeColor="accent1"/>
+                                          </w:rPr>
+                                          <m:t>m,t</m:t>
+                                        </m:r>
+                                      </m:e>
+                                    </m:d>
+                                  </m:sub>
+                                </m:sSub>
+                                <m:r>
+                                  <w:rPr>
+                                    <w:rFonts w:ascii="Cambria Math" w:eastAsia="Calibri" w:hAnsi="Cambria Math" w:cs="Times New Roman"/>
+                                    <w:color w:val="4472C4" w:themeColor="accent1"/>
+                                  </w:rPr>
+                                  <m:t>+</m:t>
+                                </m:r>
+                                <m:sSub>
+                                  <m:sSubPr>
+                                    <m:ctrlPr>
+                                      <w:rPr>
+                                        <w:rFonts w:ascii="Cambria Math" w:eastAsia="Calibri" w:hAnsi="Cambria Math" w:cs="Times New Roman"/>
+                                        <w:i/>
+                                        <w:iCs/>
+                                        <w:color w:val="4472C4" w:themeColor="accent1"/>
+                                      </w:rPr>
+                                    </m:ctrlPr>
+                                  </m:sSubPr>
+                                  <m:e>
+                                    <m:r>
+                                      <w:rPr>
+                                        <w:rFonts w:ascii="Cambria Math" w:eastAsia="Calibri" w:hAnsi="Cambria Math" w:cs="Times New Roman"/>
+                                        <w:color w:val="4472C4" w:themeColor="accent1"/>
+                                      </w:rPr>
+                                      <m:t>I</m:t>
+                                    </m:r>
+                                  </m:e>
+                                  <m:sub>
+                                    <m:r>
+                                      <w:rPr>
+                                        <w:rFonts w:ascii="Cambria Math" w:eastAsia="Calibri" w:hAnsi="Cambria Math" w:cs="Times New Roman"/>
+                                        <w:color w:val="4472C4" w:themeColor="accent1"/>
+                                      </w:rPr>
+                                      <m:t>tr</m:t>
+                                    </m:r>
+                                    <m:d>
+                                      <m:dPr>
+                                        <m:ctrlPr>
+                                          <w:rPr>
+                                            <w:rFonts w:ascii="Cambria Math" w:eastAsia="Calibri" w:hAnsi="Cambria Math" w:cs="Times New Roman"/>
+                                            <w:i/>
+                                            <w:iCs/>
+                                            <w:color w:val="4472C4" w:themeColor="accent1"/>
+                                          </w:rPr>
+                                        </m:ctrlPr>
+                                      </m:dPr>
+                                      <m:e>
+                                        <m:r>
+                                          <w:rPr>
+                                            <w:rFonts w:ascii="Cambria Math" w:eastAsia="Calibri" w:hAnsi="Cambria Math" w:cs="Times New Roman"/>
+                                            <w:color w:val="4472C4" w:themeColor="accent1"/>
+                                          </w:rPr>
+                                          <m:t>t</m:t>
+                                        </m:r>
+                                        <m:r>
+                                          <w:rPr>
+                                            <w:rFonts w:ascii="Cambria Math" w:eastAsia="Calibri" w:hAnsi="Cambria Math" w:cs="Times New Roman"/>
+                                            <w:color w:val="4472C4" w:themeColor="accent1"/>
+                                          </w:rPr>
+                                          <m:t>,s</m:t>
+                                        </m:r>
+                                      </m:e>
+                                    </m:d>
+                                  </m:sub>
+                                </m:sSub>
+                                <m:ctrlPr>
+                                  <w:rPr>
+                                    <w:rFonts w:ascii="Cambria Math" w:eastAsia="Calibri" w:hAnsi="Cambria Math" w:cs="Times New Roman"/>
+                                    <w:i/>
+                                    <w:iCs/>
+                                  </w:rPr>
+                                </m:ctrlPr>
+                              </m:e>
+                            </m:d>
+                          </m:e>
+                        </m:nary>
+                      </m:e>
+                    </m:nary>
+                  </m:e>
+                </m:nary>
+                <m:r>
+                  <w:rPr>
+                    <w:rFonts w:ascii="Cambria Math" w:eastAsiaTheme="minorEastAsia" w:hAnsi="Cambria Math"/>
+                  </w:rPr>
+                  <m:t>+</m:t>
+                </m:r>
+                <m:nary>
+                  <m:naryPr>
+                    <m:chr m:val="∑"/>
+                    <m:limLoc m:val="undOvr"/>
+                    <m:supHide m:val="1"/>
+                    <m:ctrlPr>
+                      <w:rPr>
+                        <w:rFonts w:ascii="Cambria Math" w:eastAsiaTheme="minorEastAsia" w:hAnsi="Cambria Math"/>
+                        <w:i/>
+                      </w:rPr>
+                    </m:ctrlPr>
+                  </m:naryPr>
+                  <m:sub>
+                    <m:r>
+                      <w:rPr>
+                        <w:rFonts w:ascii="Cambria Math" w:eastAsiaTheme="minorEastAsia" w:hAnsi="Cambria Math"/>
+                      </w:rPr>
+                      <m:t>t,s,cp,mark</m:t>
+                    </m:r>
+                  </m:sub>
+                  <m:sup/>
+                  <m:e>
+                    <m:r>
+                      <w:rPr>
+                        <w:rFonts w:ascii="Cambria Math" w:eastAsiaTheme="minorEastAsia" w:hAnsi="Cambria Math"/>
+                      </w:rPr>
+                      <m:t>z</m:t>
+                    </m:r>
+                    <m:d>
+                      <m:dPr>
+                        <m:ctrlPr>
+                          <w:rPr>
+                            <w:rFonts w:ascii="Cambria Math" w:eastAsiaTheme="minorEastAsia" w:hAnsi="Cambria Math"/>
+                            <w:i/>
+                          </w:rPr>
+                        </m:ctrlPr>
+                      </m:dPr>
+                      <m:e>
+                        <m:r>
+                          <w:rPr>
+                            <w:rFonts w:ascii="Cambria Math" w:eastAsiaTheme="minorEastAsia" w:hAnsi="Cambria Math"/>
+                          </w:rPr>
+                          <m:t>t,s,cp,mark</m:t>
+                        </m:r>
+                      </m:e>
+                    </m:d>
+                    <m:r>
+                      <w:rPr>
+                        <w:rFonts w:ascii="Cambria Math" w:eastAsiaTheme="minorEastAsia" w:hAnsi="Cambria Math"/>
+                      </w:rPr>
+                      <m:t>.</m:t>
+                    </m:r>
+                    <m:sSub>
+                      <m:sSubPr>
+                        <m:ctrlPr>
+                          <w:rPr>
+                            <w:rFonts w:ascii="Cambria Math" w:eastAsiaTheme="minorEastAsia" w:hAnsi="Cambria Math"/>
+                            <w:i/>
+                          </w:rPr>
+                        </m:ctrlPr>
+                      </m:sSubPr>
+                      <m:e>
+                        <m:r>
+                          <w:rPr>
+                            <w:rFonts w:ascii="Cambria Math" w:eastAsiaTheme="minorEastAsia" w:hAnsi="Cambria Math"/>
+                          </w:rPr>
+                          <m:t>I</m:t>
+                        </m:r>
+                      </m:e>
+                      <m:sub>
+                        <m:r>
+                          <w:rPr>
+                            <w:rFonts w:ascii="Cambria Math" w:eastAsiaTheme="minorEastAsia" w:hAnsi="Cambria Math"/>
+                          </w:rPr>
+                          <m:t>tr</m:t>
+                        </m:r>
+                      </m:sub>
+                    </m:sSub>
+                    <m:d>
+                      <m:dPr>
+                        <m:ctrlPr>
+                          <w:rPr>
+                            <w:rFonts w:ascii="Cambria Math" w:eastAsiaTheme="minorEastAsia" w:hAnsi="Cambria Math"/>
+                            <w:i/>
+                          </w:rPr>
+                        </m:ctrlPr>
+                      </m:dPr>
+                      <m:e>
+                        <m:r>
+                          <w:rPr>
+                            <w:rFonts w:ascii="Cambria Math" w:eastAsiaTheme="minorEastAsia" w:hAnsi="Cambria Math"/>
+                          </w:rPr>
+                          <m:t>cp</m:t>
+                        </m:r>
+                      </m:e>
+                    </m:d>
+                    <m:r>
+                      <w:rPr>
+                        <w:rFonts w:ascii="Cambria Math" w:eastAsiaTheme="minorEastAsia" w:hAnsi="Cambria Math"/>
+                      </w:rPr>
+                      <m:t>.</m:t>
+                    </m:r>
+                    <m:sSub>
+                      <m:sSubPr>
+                        <m:ctrlPr>
+                          <w:rPr>
+                            <w:rFonts w:ascii="Cambria Math" w:eastAsia="Calibri" w:hAnsi="Cambria Math" w:cs="Times New Roman"/>
+                            <w:i/>
+                            <w:iCs/>
+                          </w:rPr>
+                        </m:ctrlPr>
+                      </m:sSubPr>
+                      <m:e>
+                        <m:r>
+                          <w:rPr>
+                            <w:rFonts w:ascii="Cambria Math" w:eastAsia="Calibri" w:hAnsi="Cambria Math" w:cs="Times New Roman"/>
+                          </w:rPr>
+                          <m:t>d</m:t>
+                        </m:r>
+                      </m:e>
+                      <m:sub>
+                        <m:d>
+                          <m:dPr>
+                            <m:ctrlPr>
+                              <w:rPr>
+                                <w:rFonts w:ascii="Cambria Math" w:eastAsia="Calibri" w:hAnsi="Cambria Math" w:cs="Times New Roman"/>
+                                <w:i/>
+                                <w:iCs/>
+                              </w:rPr>
+                            </m:ctrlPr>
+                          </m:dPr>
+                          <m:e>
+                            <m:r>
+                              <w:rPr>
+                                <w:rFonts w:ascii="Cambria Math" w:eastAsia="Calibri" w:hAnsi="Cambria Math" w:cs="Times New Roman"/>
+                              </w:rPr>
+                              <m:t>s,mark</m:t>
+                            </m:r>
+                          </m:e>
+                        </m:d>
+                      </m:sub>
+                    </m:sSub>
+                  </m:e>
+                </m:nary>
+              </m:oMath>
+            </m:oMathPara>
+          </w:p>
+        </w:tc>
+      </w:tr>
+      <w:tr>
+        <w:tc>
+          <w:tcPr>
+            <w:tcW w:w="1952" w:type="dxa"/>
+          </w:tcPr>
+          <w:p>
+            <w:pPr>
+              <w:pStyle w:val="Paragraphedeliste"/>
+              <w:numPr>
+                <w:ilvl w:val="0"/>
+                <w:numId w:val="3"/>
+              </w:numPr>
+            </w:pPr>
+          </w:p>
+        </w:tc>
+        <w:tc>
+          <w:tcPr>
+            <w:tcW w:w="3855" w:type="dxa"/>
+          </w:tcPr>
+          <w:p>
+            <w:pPr>
+              <w:pStyle w:val="Paragraphedeliste"/>
+              <w:numPr>
+                <w:ilvl w:val="0"/>
+                <w:numId w:val="2"/>
+              </w:numPr>
+              <w:rPr>
+                <w:rFonts w:ascii="Calibri" w:eastAsia="Calibri" w:hAnsi="Calibri" w:cs="Times New Roman"/>
+              </w:rPr>
+            </w:pPr>
+          </w:p>
+        </w:tc>
+        <w:tc>
+          <w:tcPr>
+            <w:tcW w:w="4536" w:type="dxa"/>
+          </w:tcPr>
+          <w:p>
+            <w:pPr>
+              <w:pStyle w:val="Paragraphedeliste"/>
+              <w:numPr>
+                <w:ilvl w:val="0"/>
+                <w:numId w:val="2"/>
+              </w:numPr>
+            </w:pPr>
+          </w:p>
+        </w:tc>
+        <w:tc>
+          <w:tcPr>
+            <w:tcW w:w="4536" w:type="dxa"/>
+          </w:tcPr>
+          <w:p>
+            <w:pPr>
+              <w:rPr>
+                <w:rFonts w:ascii="Calibri" w:eastAsia="Calibri" w:hAnsi="Calibri" w:cs="Times New Roman"/>
+              </w:rPr>
+            </w:pPr>
           </w:p>
         </w:tc>
       </w:tr>
     </w:tbl>
-    <w:p/>
+    <w:p>
+      <w:pPr>
+        <w:rPr>
+          <w:lang w:val="en-GB"/>
+        </w:rPr>
+      </w:pPr>
+    </w:p>
     <w:p>
       <w:r>
         <w:t>Cas d’étude :</w:t>
